--- a/Project_End_to_End_WorkFlow/DEEKSHITH_CICD FLOW.docx
+++ b/Project_End_to_End_WorkFlow/DEEKSHITH_CICD FLOW.docx
@@ -1,34 +1,31 @@
 
 <file path=word/document.xml><?xml version="1.0" encoding="utf-8"?>
-<w:document xmlns:mc="http://schemas.openxmlformats.org/markup-compatibility/2006" xmlns:o="urn:schemas-microsoft-com:office:office" xmlns:r="http://schemas.openxmlformats.org/officeDocument/2006/relationships" xmlns:m="http://schemas.openxmlformats.org/officeDocument/2006/math" xmlns:v="urn:schemas-microsoft-com:vml" xmlns:wp="http://schemas.openxmlformats.org/drawingml/2006/wordprocessingDrawing" xmlns:w10="urn:schemas-microsoft-com:office:word" xmlns:w="http://schemas.openxmlformats.org/wordprocessingml/2006/main" xmlns:wne="http://schemas.microsoft.com/office/word/2006/wordml" xmlns:sl="http://schemas.openxmlformats.org/schemaLibrary/2006/main" xmlns:a="http://schemas.openxmlformats.org/drawingml/2006/main" xmlns:pic="http://schemas.openxmlformats.org/drawingml/2006/picture" xmlns:c="http://schemas.openxmlformats.org/drawingml/2006/chart" xmlns:lc="http://schemas.openxmlformats.org/drawingml/2006/lockedCanvas" xmlns:dgm="http://schemas.openxmlformats.org/drawingml/2006/diagram" xmlns:wps="http://schemas.microsoft.com/office/word/2010/wordprocessingShape" xmlns:wpg="http://schemas.microsoft.com/office/word/2010/wordprocessingGroup" xmlns:w14="http://schemas.microsoft.com/office/word/2010/wordml" xmlns:w15="http://schemas.microsoft.com/office/word/2012/wordml" xmlns:w16="http://schemas.microsoft.com/office/word/2018/wordml" xmlns:w16cex="http://schemas.microsoft.com/office/word/2018/wordml/cex" xmlns:w16cid="http://schemas.microsoft.com/office/word/2016/wordml/cid" xmlns="http://schemas.microsoft.com/office/tasks/2019/documenttasks" xmlns:cr="http://schemas.microsoft.com/office/comments/2020/reactions">
+<w:document xmlns:wpc="http://schemas.microsoft.com/office/word/2010/wordprocessingCanvas" xmlns:cx="http://schemas.microsoft.com/office/drawing/2014/chartex" xmlns:cx1="http://schemas.microsoft.com/office/drawing/2015/9/8/chartex" xmlns:cx2="http://schemas.microsoft.com/office/drawing/2015/10/21/chartex" xmlns:cx3="http://schemas.microsoft.com/office/drawing/2016/5/9/chartex" xmlns:cx4="http://schemas.microsoft.com/office/drawing/2016/5/10/chartex" xmlns:cx5="http://schemas.microsoft.com/office/drawing/2016/5/11/chartex" xmlns:cx6="http://schemas.microsoft.com/office/drawing/2016/5/12/chartex" xmlns:cx7="http://schemas.microsoft.com/office/drawing/2016/5/13/chartex" xmlns:cx8="http://schemas.microsoft.com/office/drawing/2016/5/14/chartex" xmlns:mc="http://schemas.openxmlformats.org/markup-compatibility/2006" xmlns:aink="http://schemas.microsoft.com/office/drawing/2016/ink" xmlns:am3d="http://schemas.microsoft.com/office/drawing/2017/model3d" xmlns:o="urn:schemas-microsoft-com:office:office" xmlns:oel="http://schemas.microsoft.com/office/2019/extlst" xmlns:r="http://schemas.openxmlformats.org/officeDocument/2006/relationships" xmlns:m="http://schemas.openxmlformats.org/officeDocument/2006/math" xmlns:v="urn:schemas-microsoft-com:vml" xmlns:wp14="http://schemas.microsoft.com/office/word/2010/wordprocessingDrawing" xmlns:wp="http://schemas.openxmlformats.org/drawingml/2006/wordprocessingDrawing" xmlns:w10="urn:schemas-microsoft-com:office:word" xmlns:w="http://schemas.openxmlformats.org/wordprocessingml/2006/main" xmlns:w14="http://schemas.microsoft.com/office/word/2010/wordml" xmlns:w15="http://schemas.microsoft.com/office/word/2012/wordml" xmlns:w16cex="http://schemas.microsoft.com/office/word/2018/wordml/cex" xmlns:w16cid="http://schemas.microsoft.com/office/word/2016/wordml/cid" xmlns:w16="http://schemas.microsoft.com/office/word/2018/wordml" xmlns:w16du="http://schemas.microsoft.com/office/word/2023/wordml/word16du" xmlns:w16sdtdh="http://schemas.microsoft.com/office/word/2020/wordml/sdtdatahash" xmlns:w16sdtfl="http://schemas.microsoft.com/office/word/2024/wordml/sdtformatlock" xmlns:w16se="http://schemas.microsoft.com/office/word/2015/wordml/symex" xmlns:wpg="http://schemas.microsoft.com/office/word/2010/wordprocessingGroup" xmlns:wpi="http://schemas.microsoft.com/office/word/2010/wordprocessingInk" xmlns:wne="http://schemas.microsoft.com/office/word/2006/wordml" xmlns:wps="http://schemas.microsoft.com/office/word/2010/wordprocessingShape" mc:Ignorable="w14 w15 w16se w16cid w16 w16cex w16sdtdh w16sdtfl w16du wp14">
   <w:body>
     <w:p>
-      <w:pPr>
-        <w:rPr/>
-      </w:pPr>
-      <w:r>
-        <w:rPr>
-          <w:rtl w:val="0"/>
-        </w:rPr>
+      <w:r>
         <w:t xml:space="preserve">             </w:t>
       </w:r>
       <w:r>
-        <w:rPr/>
+        <w:rPr>
+          <w:noProof/>
+        </w:rPr>
         <w:drawing>
-          <wp:inline distB="114300" distT="114300" distL="114300" distR="114300">
+          <wp:inline distT="114300" distB="114300" distL="114300" distR="114300" wp14:anchorId="2C12B331" wp14:editId="2C12B332">
             <wp:extent cx="5943600" cy="3797300"/>
-            <wp:effectExtent b="0" l="0" r="0" t="0"/>
+            <wp:effectExtent l="0" t="0" r="0" b="0"/>
             <wp:docPr id="1" name="image1.png"/>
-            <a:graphic>
+            <wp:cNvGraphicFramePr/>
+            <a:graphic xmlns:a="http://schemas.openxmlformats.org/drawingml/2006/main">
               <a:graphicData uri="http://schemas.openxmlformats.org/drawingml/2006/picture">
-                <pic:pic>
+                <pic:pic xmlns:pic="http://schemas.openxmlformats.org/drawingml/2006/picture">
                   <pic:nvPicPr>
                     <pic:cNvPr id="0" name="image1.png"/>
                     <pic:cNvPicPr preferRelativeResize="0"/>
                   </pic:nvPicPr>
                   <pic:blipFill>
-                    <a:blip r:embed="rId6"/>
-                    <a:srcRect b="0" l="0" r="0" t="0"/>
+                    <a:blip r:embed="rId5"/>
+                    <a:srcRect/>
                     <a:stretch>
                       <a:fillRect/>
                     </a:stretch>
@@ -38,7 +35,9 @@
                       <a:off x="0" y="0"/>
                       <a:ext cx="5943600" cy="3797300"/>
                     </a:xfrm>
-                    <a:prstGeom prst="rect"/>
+                    <a:prstGeom prst="rect">
+                      <a:avLst/>
+                    </a:prstGeom>
                     <a:ln/>
                   </pic:spPr>
                 </pic:pic>
@@ -47,216 +46,180 @@
           </wp:inline>
         </w:drawing>
       </w:r>
-      <w:r>
-        <w:rPr>
-          <w:rtl w:val="0"/>
-        </w:rPr>
-      </w:r>
-    </w:p>
-    <w:p>
-      <w:pPr>
-        <w:rPr/>
-      </w:pPr>
-      <w:r>
-        <w:rPr>
-          <w:rtl w:val="0"/>
-        </w:rPr>
-      </w:r>
-    </w:p>
-    <w:p>
-      <w:pPr>
-        <w:rPr/>
-      </w:pPr>
-      <w:r>
-        <w:rPr>
-          <w:rtl w:val="0"/>
-        </w:rPr>
-      </w:r>
-    </w:p>
-    <w:p>
-      <w:pPr>
-        <w:rPr/>
-      </w:pPr>
-      <w:r>
-        <w:rPr>
-          <w:rtl w:val="0"/>
-        </w:rPr>
-        <w:t xml:space="preserve">The CI/CD pipeline starts when a developer pushes code to a Git repository, which triggers a webhook to initiate the Jenkins pipeline. Jenkins orchestrates the continuous integration process by running parallel stages including build, test, and code quality analysis (such as unit tests and static analysis). If any of these stages fail, the pipeline stops and provides immediate feedback to the developer for fixes. Once all stages pass successfully, Jenkins proceeds to build a Docker image of the application and pushes it to a container registry like Amazon ECR. From there, the continuous deployment flow begins, where the application is automatically deployed to the Dev environment for initial validation. If successful, it is promoted to the Test environment for further testing. After passing test validations, the deployment moves to Pre-Production, which requires approval before proceeding. Finally, with manual approval, the application is deployed to Production. At any stage, if issues or bugs are detected in Dev or Test environments, feedback loops send the process back to Jenkins, ensuring continuous improvement and reliable delivery.</w:t>
-      </w:r>
-    </w:p>
-    <w:p>
-      <w:pPr>
-        <w:rPr/>
-      </w:pPr>
-      <w:r>
-        <w:rPr>
-          <w:rtl w:val="0"/>
-        </w:rPr>
-      </w:r>
-    </w:p>
-    <w:p>
-      <w:pPr>
-        <w:rPr/>
-      </w:pPr>
-      <w:r>
-        <w:rPr>
-          <w:rtl w:val="0"/>
-        </w:rPr>
-        <w:t xml:space="preserve">The Continuous Deployment (CD) phase begins after a successful build and Docker image is pushed to the registry (such as Amazon ECR). The pipeline then automatically pulls the latest image and deploys it to the Dev environment, where basic smoke testing and initial validation are performed. If the application behaves as expected, it is promoted to the Test environment, where more comprehensive testing such as integration and regression testing takes place. Once validated, the deployment moves to the Pre-Production environment, which closely mirrors production and typically requires stakeholder or QA approval before proceeding. After approval, the application is finally deployed to the Production environment through a controlled release process, often involving manual approval to ensure stability and risk mitigation. Throughout the CD pipeline, deployment strategies like rolling updates or blue-green deployments can be used to minimize downtime. If any issues are detected in Dev or Test stages, feedback loops trigger a rollback or redeployment process, sending control back to the pipeline to fix and redeploy, ensuring a reliable and continuous delivery cycle.</w:t>
-      </w:r>
-    </w:p>
-    <w:p>
-      <w:pPr>
-        <w:rPr/>
-      </w:pPr>
-      <w:r>
-        <w:rPr>
-          <w:rtl w:val="0"/>
-        </w:rPr>
-      </w:r>
-    </w:p>
-    <w:p>
-      <w:pPr>
-        <w:rPr/>
-      </w:pPr>
-      <w:r>
-        <w:rPr>
-          <w:rtl w:val="0"/>
-        </w:rPr>
-      </w:r>
-    </w:p>
+    </w:p>
+    <w:p/>
+    <w:p/>
+    <w:p>
+      <w:r>
+        <w:t xml:space="preserve">The CI/CD pipeline starts when a developer pushes code to a Git repository, which triggers a webhook to initiate the Jenkins pipeline. Jenkins orchestrates the continuous integration process by running parallel stages including build, test, and code quality analysis (such as unit tests and static analysis). If any of these stages fail, the pipeline stops and provides immediate feedback to the developer for fixes. Once all stages pass successfully, Jenkins proceeds to build a Docker image of the application and pushes it to a container registry like Amazon ECR. From there, the continuous deployment flow begins, where the application is automatically deployed to the Dev environment for initial validation. If successful, it is promoted to the Test environment for further testing. After passing test validations, the deployment moves to </w:t>
+      </w:r>
+      <w:proofErr w:type="gramStart"/>
+      <w:r>
+        <w:t>Pre-Production</w:t>
+      </w:r>
+      <w:proofErr w:type="gramEnd"/>
+      <w:r>
+        <w:t>, which requires approval before proceeding. Finally, with manual approval, the application is deployed to Production. At any stage, if issues or bugs are detected in Dev or Test environments, feedback loops send the process back to Jenkins, ensuring continuous improvement and reliable delivery.</w:t>
+      </w:r>
+    </w:p>
+    <w:p/>
+    <w:p>
+      <w:r>
+        <w:t xml:space="preserve">The Continuous Deployment (CD) phase begins after a successful build and Docker image is pushed to the registry (such as Amazon ECR). The pipeline then automatically pulls the latest image and deploys it to the Dev environment, where basic smoke testing and initial validation are performed. If the application behaves as expected, it is promoted to the Test environment, where more comprehensive testing such as integration and regression testing takes place. Once validated, the deployment moves to the </w:t>
+      </w:r>
+      <w:proofErr w:type="gramStart"/>
+      <w:r>
+        <w:t>Pre-Production</w:t>
+      </w:r>
+      <w:proofErr w:type="gramEnd"/>
+      <w:r>
+        <w:t xml:space="preserve"> environment, which closely </w:t>
+      </w:r>
+      <w:r>
+        <w:lastRenderedPageBreak/>
+        <w:t>mirrors production and typically requires stakeholder or QA approval before proceeding. After approval, the application is finally deployed to the Production environment through a controlled release process, often involving manual approval to ensure stability and risk mitigation. Throughout the CD pipeline, deployment strategies like rolling updates or blue-green deployments can be used to minimize downtime. If any issues are detected in Dev or Test stages, feedback loops trigger a rollback or redeployment process, sending control back to the pipeline to fix and redeploy, ensuring a reliable and continuous delivery cycle.</w:t>
+      </w:r>
+    </w:p>
+    <w:p/>
+    <w:p/>
     <w:p>
       <w:pPr>
         <w:pStyle w:val="Heading3"/>
         <w:keepNext w:val="0"/>
         <w:keepLines w:val="0"/>
-        <w:spacing w:before="280" w:lineRule="auto"/>
-        <w:rPr>
-          <w:b w:val="1"/>
-          <w:bCs w:val="1"/>
+        <w:spacing w:before="280"/>
+        <w:rPr>
+          <w:b/>
+          <w:bCs/>
           <w:color w:val="000000"/>
           <w:sz w:val="26"/>
           <w:szCs w:val="26"/>
         </w:rPr>
       </w:pPr>
-      <w:bookmarkStart w:colFirst="0" w:colLast="0" w:name="_4unzl6ihyc77" w:id="0"/>
+      <w:bookmarkStart w:id="0" w:name="_4unzl6ihyc77" w:colFirst="0" w:colLast="0"/>
       <w:bookmarkEnd w:id="0"/>
       <w:r>
         <w:rPr>
-          <w:b w:val="1"/>
-          <w:bCs w:val="1"/>
+          <w:b/>
+          <w:bCs/>
           <w:color w:val="000000"/>
           <w:sz w:val="26"/>
           <w:szCs w:val="26"/>
-          <w:rtl w:val="0"/>
-        </w:rPr>
-        <w:t xml:space="preserve">Complete CI/CD flow in steps</w:t>
-      </w:r>
-    </w:p>
-    <w:p>
-      <w:pPr>
-        <w:spacing w:after="240" w:before="240" w:lineRule="auto"/>
-        <w:rPr/>
-      </w:pPr>
-      <w:r>
-        <w:rPr>
-          <w:b w:val="1"/>
-          <w:bCs w:val="1"/>
-          <w:rtl w:val="0"/>
-        </w:rPr>
-        <w:t xml:space="preserve">1. Developer writes code</w:t>
-        <w:br w:type="textWrapping"/>
-      </w:r>
-      <w:r>
-        <w:rPr>
-          <w:rtl w:val="0"/>
-        </w:rPr>
+        </w:rPr>
+        <w:t>Complete CI/CD flow in steps</w:t>
+      </w:r>
+    </w:p>
+    <w:p>
+      <w:pPr>
+        <w:spacing w:before="240" w:after="240"/>
+      </w:pPr>
+      <w:r>
+        <w:rPr>
+          <w:b/>
+          <w:bCs/>
+        </w:rPr>
+        <w:t>1. Developer writes code</w:t>
+      </w:r>
+      <w:r>
+        <w:rPr>
+          <w:b/>
+          <w:bCs/>
+        </w:rPr>
+        <w:br/>
+      </w:r>
+      <w:r>
         <w:t xml:space="preserve"> The developer implements a feature, bug fix, or enhancement in the application code.</w:t>
       </w:r>
     </w:p>
     <w:p>
       <w:pPr>
-        <w:spacing w:after="240" w:before="240" w:lineRule="auto"/>
-        <w:rPr/>
-      </w:pPr>
-      <w:r>
-        <w:rPr>
-          <w:b w:val="1"/>
-          <w:bCs w:val="1"/>
-          <w:rtl w:val="0"/>
-        </w:rPr>
-        <w:t xml:space="preserve">2. Code is pushed to Git repository</w:t>
-        <w:br w:type="textWrapping"/>
-      </w:r>
-      <w:r>
-        <w:rPr>
-          <w:rtl w:val="0"/>
-        </w:rPr>
+        <w:spacing w:before="240" w:after="240"/>
+      </w:pPr>
+      <w:r>
+        <w:rPr>
+          <w:b/>
+          <w:bCs/>
+        </w:rPr>
+        <w:t>2. Code is pushed to Git repository</w:t>
+      </w:r>
+      <w:r>
+        <w:rPr>
+          <w:b/>
+          <w:bCs/>
+        </w:rPr>
+        <w:br/>
+      </w:r>
+      <w:r>
         <w:t xml:space="preserve"> The developer pushes the code to a branch in GitHub, GitLab, or Bitbucket.</w:t>
       </w:r>
     </w:p>
     <w:p>
       <w:pPr>
-        <w:spacing w:after="240" w:before="240" w:lineRule="auto"/>
-        <w:rPr/>
-      </w:pPr>
-      <w:r>
-        <w:rPr>
-          <w:b w:val="1"/>
-          <w:bCs w:val="1"/>
-          <w:rtl w:val="0"/>
-        </w:rPr>
-        <w:t xml:space="preserve">3. Webhook triggers Jenkins pipeline</w:t>
-        <w:br w:type="textWrapping"/>
-      </w:r>
-      <w:r>
-        <w:rPr>
-          <w:rtl w:val="0"/>
-        </w:rPr>
+        <w:spacing w:before="240" w:after="240"/>
+      </w:pPr>
+      <w:r>
+        <w:rPr>
+          <w:b/>
+          <w:bCs/>
+        </w:rPr>
+        <w:t>3. Webhook triggers Jenkins pipeline</w:t>
+      </w:r>
+      <w:r>
+        <w:rPr>
+          <w:b/>
+          <w:bCs/>
+        </w:rPr>
+        <w:br/>
+      </w:r>
+      <w:r>
         <w:t xml:space="preserve"> As soon as code is pushed, a webhook automatically triggers the Jenkins pipeline.</w:t>
       </w:r>
     </w:p>
     <w:p>
       <w:pPr>
-        <w:spacing w:after="240" w:before="240" w:lineRule="auto"/>
-        <w:rPr/>
-      </w:pPr>
-      <w:r>
-        <w:rPr>
-          <w:b w:val="1"/>
-          <w:bCs w:val="1"/>
-          <w:rtl w:val="0"/>
-        </w:rPr>
-        <w:t xml:space="preserve">4. Jenkins starts CI process</w:t>
-        <w:br w:type="textWrapping"/>
-      </w:r>
-      <w:r>
-        <w:rPr>
-          <w:rtl w:val="0"/>
-        </w:rPr>
+        <w:spacing w:before="240" w:after="240"/>
+      </w:pPr>
+      <w:r>
+        <w:rPr>
+          <w:b/>
+          <w:bCs/>
+        </w:rPr>
+        <w:t>4. Jenkins starts CI process</w:t>
+      </w:r>
+      <w:r>
+        <w:rPr>
+          <w:b/>
+          <w:bCs/>
+        </w:rPr>
+        <w:br/>
+      </w:r>
+      <w:r>
         <w:t xml:space="preserve"> Jenkins checks out the latest code from the repository and starts the CI stages.</w:t>
       </w:r>
     </w:p>
     <w:p>
       <w:pPr>
-        <w:spacing w:after="240" w:before="240" w:lineRule="auto"/>
-        <w:rPr/>
-      </w:pPr>
-      <w:r>
-        <w:rPr>
-          <w:b w:val="1"/>
-          <w:bCs w:val="1"/>
-          <w:rtl w:val="0"/>
-        </w:rPr>
-        <w:t xml:space="preserve">5. Build stage runs</w:t>
-        <w:br w:type="textWrapping"/>
-      </w:r>
-      <w:r>
-        <w:rPr>
-          <w:rtl w:val="0"/>
-        </w:rPr>
+        <w:spacing w:before="240" w:after="240"/>
+      </w:pPr>
+      <w:r>
+        <w:rPr>
+          <w:b/>
+          <w:bCs/>
+        </w:rPr>
+        <w:t>5. Build stage runs</w:t>
+      </w:r>
+      <w:r>
+        <w:rPr>
+          <w:b/>
+          <w:bCs/>
+        </w:rPr>
+        <w:br/>
+      </w:r>
+      <w:r>
         <w:t xml:space="preserve"> The application is compiled or packaged.</w:t>
-        <w:br w:type="textWrapping"/>
+      </w:r>
+      <w:r>
+        <w:br/>
         <w:t xml:space="preserve"> Examples:</w:t>
       </w:r>
     </w:p>
@@ -266,15 +229,13 @@
           <w:ilvl w:val="0"/>
           <w:numId w:val="11"/>
         </w:numPr>
-        <w:spacing w:after="0" w:afterAutospacing="0" w:before="240" w:lineRule="auto"/>
-        <w:ind w:left="720" w:hanging="360"/>
-      </w:pPr>
-      <w:r>
-        <w:rPr>
-          <w:rFonts w:ascii="Arial Unicode MS" w:cs="Arial Unicode MS" w:eastAsia="Arial Unicode MS" w:hAnsi="Arial Unicode MS"/>
-          <w:rtl w:val="0"/>
-        </w:rPr>
-        <w:t xml:space="preserve">Java → Maven / Gradle build</w:t>
+        <w:spacing w:before="240"/>
+      </w:pPr>
+      <w:r>
+        <w:rPr>
+          <w:rFonts w:ascii="Arial Unicode MS" w:eastAsia="Arial Unicode MS" w:hAnsi="Arial Unicode MS" w:cs="Arial Unicode MS"/>
+        </w:rPr>
+        <w:t>Java → Maven / Gradle build</w:t>
       </w:r>
     </w:p>
     <w:p>
@@ -283,15 +244,26 @@
           <w:ilvl w:val="0"/>
           <w:numId w:val="11"/>
         </w:numPr>
-        <w:spacing w:after="0" w:afterAutospacing="0" w:before="0" w:beforeAutospacing="0" w:lineRule="auto"/>
-        <w:ind w:left="720" w:hanging="360"/>
-      </w:pPr>
-      <w:r>
-        <w:rPr>
-          <w:rFonts w:ascii="Arial Unicode MS" w:cs="Arial Unicode MS" w:eastAsia="Arial Unicode MS" w:hAnsi="Arial Unicode MS"/>
-          <w:rtl w:val="0"/>
-        </w:rPr>
-        <w:t xml:space="preserve">Node.js → npm build</w:t>
+      </w:pPr>
+      <w:r>
+        <w:rPr>
+          <w:rFonts w:ascii="Arial Unicode MS" w:eastAsia="Arial Unicode MS" w:hAnsi="Arial Unicode MS" w:cs="Arial Unicode MS"/>
+        </w:rPr>
+        <w:t xml:space="preserve">Node.js → </w:t>
+      </w:r>
+      <w:proofErr w:type="spellStart"/>
+      <w:r>
+        <w:rPr>
+          <w:rFonts w:ascii="Arial Unicode MS" w:eastAsia="Arial Unicode MS" w:hAnsi="Arial Unicode MS" w:cs="Arial Unicode MS"/>
+        </w:rPr>
+        <w:t>npm</w:t>
+      </w:r>
+      <w:proofErr w:type="spellEnd"/>
+      <w:r>
+        <w:rPr>
+          <w:rFonts w:ascii="Arial Unicode MS" w:eastAsia="Arial Unicode MS" w:hAnsi="Arial Unicode MS" w:cs="Arial Unicode MS"/>
+        </w:rPr>
+        <w:t xml:space="preserve"> build</w:t>
       </w:r>
     </w:p>
     <w:p>
@@ -300,35 +272,42 @@
           <w:ilvl w:val="0"/>
           <w:numId w:val="11"/>
         </w:numPr>
-        <w:spacing w:after="240" w:before="0" w:beforeAutospacing="0" w:lineRule="auto"/>
-        <w:ind w:left="720" w:hanging="360"/>
-      </w:pPr>
-      <w:r>
-        <w:rPr>
-          <w:rFonts w:ascii="Arial Unicode MS" w:cs="Arial Unicode MS" w:eastAsia="Arial Unicode MS" w:hAnsi="Arial Unicode MS"/>
-          <w:rtl w:val="0"/>
-        </w:rPr>
-        <w:t xml:space="preserve">Python → package validation / dependency install</w:t>
-      </w:r>
-    </w:p>
-    <w:p>
-      <w:pPr>
-        <w:spacing w:after="240" w:before="240" w:lineRule="auto"/>
-        <w:rPr/>
-      </w:pPr>
-      <w:r>
-        <w:rPr>
-          <w:b w:val="1"/>
-          <w:bCs w:val="1"/>
-          <w:rtl w:val="0"/>
-        </w:rPr>
-        <w:t xml:space="preserve">6. Test stage runs</w:t>
-        <w:br w:type="textWrapping"/>
-      </w:r>
-      <w:r>
-        <w:rPr>
-          <w:rtl w:val="0"/>
-        </w:rPr>
+        <w:spacing w:after="240"/>
+      </w:pPr>
+      <w:r>
+        <w:rPr>
+          <w:rFonts w:ascii="Arial Unicode MS" w:eastAsia="Arial Unicode MS" w:hAnsi="Arial Unicode MS" w:cs="Arial Unicode MS"/>
+        </w:rPr>
+        <w:t xml:space="preserve">Python → package validation / dependency </w:t>
+      </w:r>
+      <w:proofErr w:type="gramStart"/>
+      <w:r>
+        <w:rPr>
+          <w:rFonts w:ascii="Arial Unicode MS" w:eastAsia="Arial Unicode MS" w:hAnsi="Arial Unicode MS" w:cs="Arial Unicode MS"/>
+        </w:rPr>
+        <w:t>install</w:t>
+      </w:r>
+      <w:proofErr w:type="gramEnd"/>
+    </w:p>
+    <w:p>
+      <w:pPr>
+        <w:spacing w:before="240" w:after="240"/>
+      </w:pPr>
+      <w:r>
+        <w:rPr>
+          <w:b/>
+          <w:bCs/>
+        </w:rPr>
+        <w:t>6. Test stage runs</w:t>
+      </w:r>
+      <w:r>
+        <w:rPr>
+          <w:b/>
+          <w:bCs/>
+        </w:rPr>
+        <w:br/>
+      </w:r>
+      <w:r>
         <w:t xml:space="preserve"> Jenkins executes test cases such as:</w:t>
       </w:r>
     </w:p>
@@ -338,14 +317,10 @@
           <w:ilvl w:val="0"/>
           <w:numId w:val="4"/>
         </w:numPr>
-        <w:spacing w:after="0" w:afterAutospacing="0" w:before="240" w:lineRule="auto"/>
-        <w:ind w:left="720" w:hanging="360"/>
-      </w:pPr>
-      <w:r>
-        <w:rPr>
-          <w:rtl w:val="0"/>
-        </w:rPr>
-        <w:t xml:space="preserve">unit tests</w:t>
+        <w:spacing w:before="240"/>
+      </w:pPr>
+      <w:r>
+        <w:t>unit tests</w:t>
       </w:r>
     </w:p>
     <w:p>
@@ -354,14 +329,9 @@
           <w:ilvl w:val="0"/>
           <w:numId w:val="4"/>
         </w:numPr>
-        <w:spacing w:after="0" w:afterAutospacing="0" w:before="0" w:beforeAutospacing="0" w:lineRule="auto"/>
-        <w:ind w:left="720" w:hanging="360"/>
-      </w:pPr>
-      <w:r>
-        <w:rPr>
-          <w:rtl w:val="0"/>
-        </w:rPr>
-        <w:t xml:space="preserve">integration tests</w:t>
+      </w:pPr>
+      <w:r>
+        <w:t>integration tests</w:t>
       </w:r>
     </w:p>
     <w:p>
@@ -370,46 +340,39 @@
           <w:ilvl w:val="0"/>
           <w:numId w:val="4"/>
         </w:numPr>
-        <w:spacing w:after="240" w:before="0" w:beforeAutospacing="0" w:lineRule="auto"/>
-        <w:ind w:left="720" w:hanging="360"/>
-      </w:pPr>
-      <w:r>
-        <w:rPr>
-          <w:rtl w:val="0"/>
-        </w:rPr>
-        <w:t xml:space="preserve">API tests</w:t>
-      </w:r>
-    </w:p>
-    <w:p>
-      <w:pPr>
-        <w:spacing w:after="240" w:before="240" w:lineRule="auto"/>
-        <w:rPr/>
-      </w:pPr>
-      <w:r>
-        <w:rPr>
-          <w:rtl w:val="0"/>
-        </w:rPr>
-        <w:t xml:space="preserve">If tests fail, pipeline stops and feedback goes back to developer.</w:t>
-      </w:r>
-    </w:p>
-    <w:p>
-      <w:pPr>
-        <w:spacing w:after="240" w:before="240" w:lineRule="auto"/>
-        <w:rPr/>
-      </w:pPr>
-      <w:r>
-        <w:rPr>
-          <w:b w:val="1"/>
-          <w:bCs w:val="1"/>
-          <w:rtl w:val="0"/>
-        </w:rPr>
-        <w:t xml:space="preserve">7. Code quality check runs</w:t>
-        <w:br w:type="textWrapping"/>
-      </w:r>
-      <w:r>
-        <w:rPr>
-          <w:rtl w:val="0"/>
-        </w:rPr>
+        <w:spacing w:after="240"/>
+      </w:pPr>
+      <w:r>
+        <w:t>API tests</w:t>
+      </w:r>
+    </w:p>
+    <w:p>
+      <w:pPr>
+        <w:spacing w:before="240" w:after="240"/>
+      </w:pPr>
+      <w:r>
+        <w:t>If tests fail, pipeline stops and feedback goes back to developer.</w:t>
+      </w:r>
+    </w:p>
+    <w:p>
+      <w:pPr>
+        <w:spacing w:before="240" w:after="240"/>
+      </w:pPr>
+      <w:r>
+        <w:rPr>
+          <w:b/>
+          <w:bCs/>
+        </w:rPr>
+        <w:t>7. Code quality check runs</w:t>
+      </w:r>
+      <w:r>
+        <w:rPr>
+          <w:b/>
+          <w:bCs/>
+        </w:rPr>
+        <w:br/>
+      </w:r>
+      <w:r>
         <w:t xml:space="preserve"> Static code analysis tools like SonarQube check:</w:t>
       </w:r>
     </w:p>
@@ -419,14 +382,10 @@
           <w:ilvl w:val="0"/>
           <w:numId w:val="9"/>
         </w:numPr>
-        <w:spacing w:after="0" w:afterAutospacing="0" w:before="240" w:lineRule="auto"/>
-        <w:ind w:left="720" w:hanging="360"/>
-      </w:pPr>
-      <w:r>
-        <w:rPr>
-          <w:rtl w:val="0"/>
-        </w:rPr>
-        <w:t xml:space="preserve">code smell</w:t>
+        <w:spacing w:before="240"/>
+      </w:pPr>
+      <w:r>
+        <w:t>code smell</w:t>
       </w:r>
     </w:p>
     <w:p>
@@ -435,14 +394,9 @@
           <w:ilvl w:val="0"/>
           <w:numId w:val="9"/>
         </w:numPr>
-        <w:spacing w:after="0" w:afterAutospacing="0" w:before="0" w:beforeAutospacing="0" w:lineRule="auto"/>
-        <w:ind w:left="720" w:hanging="360"/>
-      </w:pPr>
-      <w:r>
-        <w:rPr>
-          <w:rtl w:val="0"/>
-        </w:rPr>
-        <w:t xml:space="preserve">bugs</w:t>
+      </w:pPr>
+      <w:r>
+        <w:t>bugs</w:t>
       </w:r>
     </w:p>
     <w:p>
@@ -451,14 +405,10 @@
           <w:ilvl w:val="0"/>
           <w:numId w:val="9"/>
         </w:numPr>
-        <w:spacing w:after="0" w:afterAutospacing="0" w:before="0" w:beforeAutospacing="0" w:lineRule="auto"/>
-        <w:ind w:left="720" w:hanging="360"/>
-      </w:pPr>
-      <w:r>
-        <w:rPr>
-          <w:rtl w:val="0"/>
-        </w:rPr>
-        <w:t xml:space="preserve">vulnerabilities</w:t>
+      </w:pPr>
+      <w:r>
+        <w:lastRenderedPageBreak/>
+        <w:t>vulnerabilities</w:t>
       </w:r>
     </w:p>
     <w:p>
@@ -467,14 +417,9 @@
           <w:ilvl w:val="0"/>
           <w:numId w:val="9"/>
         </w:numPr>
-        <w:spacing w:after="0" w:afterAutospacing="0" w:before="0" w:beforeAutospacing="0" w:lineRule="auto"/>
-        <w:ind w:left="720" w:hanging="360"/>
-      </w:pPr>
-      <w:r>
-        <w:rPr>
-          <w:rtl w:val="0"/>
-        </w:rPr>
-        <w:t xml:space="preserve">coverage</w:t>
+      </w:pPr>
+      <w:r>
+        <w:t>coverage</w:t>
       </w:r>
     </w:p>
     <w:p>
@@ -483,102 +428,101 @@
           <w:ilvl w:val="0"/>
           <w:numId w:val="9"/>
         </w:numPr>
-        <w:spacing w:after="240" w:before="0" w:beforeAutospacing="0" w:lineRule="auto"/>
-        <w:ind w:left="720" w:hanging="360"/>
-      </w:pPr>
-      <w:r>
-        <w:rPr>
-          <w:rtl w:val="0"/>
-        </w:rPr>
-        <w:t xml:space="preserve">maintainability</w:t>
-      </w:r>
-    </w:p>
-    <w:p>
-      <w:pPr>
-        <w:spacing w:after="240" w:before="240" w:lineRule="auto"/>
-        <w:rPr/>
-      </w:pPr>
-      <w:r>
-        <w:rPr>
-          <w:rtl w:val="0"/>
-        </w:rPr>
-        <w:t xml:space="preserve">If quality gate fails, pipeline stops.</w:t>
-      </w:r>
-    </w:p>
-    <w:p>
-      <w:pPr>
-        <w:spacing w:after="240" w:before="240" w:lineRule="auto"/>
-        <w:rPr/>
-      </w:pPr>
-      <w:r>
-        <w:rPr>
-          <w:b w:val="1"/>
-          <w:bCs w:val="1"/>
-          <w:rtl w:val="0"/>
-        </w:rPr>
-        <w:t xml:space="preserve">8. Docker image is built</w:t>
-        <w:br w:type="textWrapping"/>
-      </w:r>
-      <w:r>
-        <w:rPr>
-          <w:rtl w:val="0"/>
-        </w:rPr>
+        <w:spacing w:after="240"/>
+      </w:pPr>
+      <w:r>
+        <w:t>maintainability</w:t>
+      </w:r>
+    </w:p>
+    <w:p>
+      <w:pPr>
+        <w:spacing w:before="240" w:after="240"/>
+      </w:pPr>
+      <w:r>
+        <w:t>If quality gate fails, pipeline stops.</w:t>
+      </w:r>
+    </w:p>
+    <w:p>
+      <w:pPr>
+        <w:spacing w:before="240" w:after="240"/>
+      </w:pPr>
+      <w:r>
+        <w:rPr>
+          <w:b/>
+          <w:bCs/>
+        </w:rPr>
+        <w:t>8. Docker image is built</w:t>
+      </w:r>
+      <w:r>
+        <w:rPr>
+          <w:b/>
+          <w:bCs/>
+        </w:rPr>
+        <w:br/>
+      </w:r>
+      <w:r>
         <w:t xml:space="preserve"> If build, test, and quality stages pass, Jenkins creates a Docker image for the application.</w:t>
       </w:r>
     </w:p>
     <w:p>
       <w:pPr>
-        <w:spacing w:after="240" w:before="240" w:lineRule="auto"/>
-        <w:rPr/>
-      </w:pPr>
-      <w:r>
-        <w:rPr>
-          <w:b w:val="1"/>
-          <w:bCs w:val="1"/>
-          <w:rtl w:val="0"/>
-        </w:rPr>
-        <w:t xml:space="preserve">9. Docker image is tagged</w:t>
-        <w:br w:type="textWrapping"/>
-      </w:r>
-      <w:r>
-        <w:rPr>
-          <w:rtl w:val="0"/>
-        </w:rPr>
+        <w:spacing w:before="240" w:after="240"/>
+      </w:pPr>
+      <w:r>
+        <w:rPr>
+          <w:b/>
+          <w:bCs/>
+        </w:rPr>
+        <w:t>9. Docker image is tagged</w:t>
+      </w:r>
+      <w:r>
+        <w:rPr>
+          <w:b/>
+          <w:bCs/>
+        </w:rPr>
+        <w:br/>
+      </w:r>
+      <w:r>
         <w:t xml:space="preserve"> The image is tagged with build number, version, or commit ID.</w:t>
-        <w:br w:type="textWrapping"/>
+      </w:r>
+      <w:r>
+        <w:br/>
         <w:t xml:space="preserve"> Example:</w:t>
       </w:r>
     </w:p>
     <w:p>
-      <w:pPr>
-        <w:rPr/>
-      </w:pPr>
-      <w:r>
-        <w:rPr>
-          <w:rtl w:val="0"/>
-        </w:rPr>
-        <w:t xml:space="preserve">myapp:25</w:t>
-      </w:r>
-    </w:p>
-    <w:p>
-      <w:pPr>
-        <w:spacing w:after="240" w:before="240" w:lineRule="auto"/>
-        <w:rPr/>
-      </w:pPr>
-      <w:r>
-        <w:rPr>
-          <w:b w:val="1"/>
-          <w:bCs w:val="1"/>
-          <w:rtl w:val="0"/>
-        </w:rPr>
-        <w:t xml:space="preserve">10. Docker image is pushed to registry</w:t>
-        <w:br w:type="textWrapping"/>
-      </w:r>
-      <w:r>
-        <w:rPr>
-          <w:rtl w:val="0"/>
-        </w:rPr>
-        <w:t xml:space="preserve"> The image is pushed to a container registry like:</w:t>
+      <w:r>
+        <w:t>myapp:25</w:t>
+      </w:r>
+    </w:p>
+    <w:p>
+      <w:pPr>
+        <w:spacing w:before="240" w:after="240"/>
+      </w:pPr>
+      <w:r>
+        <w:rPr>
+          <w:b/>
+          <w:bCs/>
+        </w:rPr>
+        <w:t>10. Docker image is pushed to registry</w:t>
+      </w:r>
+      <w:r>
+        <w:rPr>
+          <w:b/>
+          <w:bCs/>
+        </w:rPr>
+        <w:br/>
+      </w:r>
+      <w:r>
+        <w:t xml:space="preserve"> The image is pushed to </w:t>
+      </w:r>
+      <w:proofErr w:type="gramStart"/>
+      <w:r>
+        <w:t>a container</w:t>
+      </w:r>
+      <w:proofErr w:type="gramEnd"/>
+      <w:r>
+        <w:t xml:space="preserve"> registry like:</w:t>
       </w:r>
     </w:p>
     <w:p>
@@ -587,14 +531,10 @@
           <w:ilvl w:val="0"/>
           <w:numId w:val="12"/>
         </w:numPr>
-        <w:spacing w:after="0" w:afterAutospacing="0" w:before="240" w:lineRule="auto"/>
-        <w:ind w:left="720" w:hanging="360"/>
-      </w:pPr>
-      <w:r>
-        <w:rPr>
-          <w:rtl w:val="0"/>
-        </w:rPr>
-        <w:t xml:space="preserve">AWS ECR</w:t>
+        <w:spacing w:before="240"/>
+      </w:pPr>
+      <w:r>
+        <w:t>AWS ECR</w:t>
       </w:r>
     </w:p>
     <w:p>
@@ -603,14 +543,9 @@
           <w:ilvl w:val="0"/>
           <w:numId w:val="12"/>
         </w:numPr>
-        <w:spacing w:after="0" w:afterAutospacing="0" w:before="0" w:beforeAutospacing="0" w:lineRule="auto"/>
-        <w:ind w:left="720" w:hanging="360"/>
-      </w:pPr>
-      <w:r>
-        <w:rPr>
-          <w:rtl w:val="0"/>
-        </w:rPr>
-        <w:t xml:space="preserve">Docker Hub</w:t>
+      </w:pPr>
+      <w:r>
+        <w:t>Docker Hub</w:t>
       </w:r>
     </w:p>
     <w:p>
@@ -619,14 +554,9 @@
           <w:ilvl w:val="0"/>
           <w:numId w:val="12"/>
         </w:numPr>
-        <w:spacing w:after="0" w:afterAutospacing="0" w:before="0" w:beforeAutospacing="0" w:lineRule="auto"/>
-        <w:ind w:left="720" w:hanging="360"/>
-      </w:pPr>
-      <w:r>
-        <w:rPr>
-          <w:rtl w:val="0"/>
-        </w:rPr>
-        <w:t xml:space="preserve">Nexus</w:t>
+      </w:pPr>
+      <w:r>
+        <w:t>Nexus</w:t>
       </w:r>
     </w:p>
     <w:p>
@@ -635,55 +565,35 @@
           <w:ilvl w:val="0"/>
           <w:numId w:val="12"/>
         </w:numPr>
-        <w:spacing w:after="240" w:before="0" w:beforeAutospacing="0" w:lineRule="auto"/>
-        <w:ind w:left="720" w:hanging="360"/>
-      </w:pPr>
-      <w:r>
-        <w:rPr>
-          <w:rtl w:val="0"/>
-        </w:rPr>
-        <w:t xml:space="preserve">Artifactory</w:t>
-      </w:r>
-    </w:p>
-    <w:p>
-      <w:pPr>
-        <w:spacing w:after="240" w:before="240" w:lineRule="auto"/>
-        <w:rPr/>
-      </w:pPr>
-      <w:r>
-        <w:rPr>
-          <w:rtl w:val="0"/>
-        </w:rPr>
+        <w:spacing w:after="240"/>
+      </w:pPr>
+      <w:r>
+        <w:t>Artifactory</w:t>
+      </w:r>
+    </w:p>
+    <w:p>
+      <w:pPr>
+        <w:spacing w:before="240" w:after="240"/>
+      </w:pPr>
+      <w:r>
         <w:t xml:space="preserve">This completes the </w:t>
       </w:r>
       <w:r>
         <w:rPr>
-          <w:b w:val="1"/>
-          <w:bCs w:val="1"/>
-          <w:rtl w:val="0"/>
-        </w:rPr>
-        <w:t xml:space="preserve">CI part</w:t>
-      </w:r>
-      <w:r>
-        <w:rPr>
-          <w:rtl w:val="0"/>
-        </w:rPr>
-        <w:t xml:space="preserve">.</w:t>
-      </w:r>
-    </w:p>
-    <w:p>
-      <w:pPr>
-        <w:rPr/>
-      </w:pPr>
-      <w:r>
-        <w:pict>
-          <v:rect style="width:0.0pt;height:1.5pt" o:hr="t" o:hrstd="t" o:hralign="center" fillcolor="#A0A0A0" stroked="f"/>
+          <w:b/>
+          <w:bCs/>
+        </w:rPr>
+        <w:t>CI part</w:t>
+      </w:r>
+      <w:r>
+        <w:t>.</w:t>
+      </w:r>
+    </w:p>
+    <w:p>
+      <w:r>
+        <w:pict w14:anchorId="2C12B333">
+          <v:rect id="_x0000_i1025" style="width:0;height:1.5pt" o:hralign="center" o:hrstd="t" o:hr="t" fillcolor="#a0a0a0" stroked="f"/>
         </w:pict>
-      </w:r>
-      <w:r>
-        <w:rPr>
-          <w:rtl w:val="0"/>
-        </w:rPr>
       </w:r>
     </w:p>
     <w:p>
@@ -691,80 +601,81 @@
         <w:pStyle w:val="Heading2"/>
         <w:keepNext w:val="0"/>
         <w:keepLines w:val="0"/>
-        <w:spacing w:after="80" w:lineRule="auto"/>
-        <w:rPr>
-          <w:b w:val="1"/>
-          <w:bCs w:val="1"/>
+        <w:spacing w:after="80"/>
+        <w:rPr>
+          <w:b/>
+          <w:bCs/>
           <w:sz w:val="34"/>
           <w:szCs w:val="34"/>
         </w:rPr>
       </w:pPr>
-      <w:bookmarkStart w:colFirst="0" w:colLast="0" w:name="_jko66yznwm7" w:id="1"/>
+      <w:bookmarkStart w:id="1" w:name="_jko66yznwm7" w:colFirst="0" w:colLast="0"/>
       <w:bookmarkEnd w:id="1"/>
       <w:r>
         <w:rPr>
-          <w:b w:val="1"/>
-          <w:bCs w:val="1"/>
+          <w:b/>
+          <w:bCs/>
           <w:sz w:val="34"/>
           <w:szCs w:val="34"/>
-          <w:rtl w:val="0"/>
-        </w:rPr>
-        <w:t xml:space="preserve">CD part starts here</w:t>
-      </w:r>
-    </w:p>
-    <w:p>
-      <w:pPr>
-        <w:spacing w:after="240" w:before="240" w:lineRule="auto"/>
-        <w:rPr/>
-      </w:pPr>
-      <w:r>
-        <w:rPr>
-          <w:b w:val="1"/>
-          <w:bCs w:val="1"/>
-          <w:rtl w:val="0"/>
-        </w:rPr>
-        <w:t xml:space="preserve">11. Jenkins connects to Kubernetes cluster</w:t>
-        <w:br w:type="textWrapping"/>
-      </w:r>
-      <w:r>
-        <w:rPr>
-          <w:rtl w:val="0"/>
-        </w:rPr>
+        </w:rPr>
+        <w:t>CD part starts here</w:t>
+      </w:r>
+    </w:p>
+    <w:p>
+      <w:pPr>
+        <w:spacing w:before="240" w:after="240"/>
+      </w:pPr>
+      <w:r>
+        <w:rPr>
+          <w:b/>
+          <w:bCs/>
+        </w:rPr>
+        <w:t>11. Jenkins connects to Kubernetes cluster</w:t>
+      </w:r>
+      <w:r>
+        <w:rPr>
+          <w:b/>
+          <w:bCs/>
+        </w:rPr>
+        <w:br/>
+      </w:r>
+      <w:r>
         <w:t xml:space="preserve"> After the image is available in the registry, Jenkins connects to the target Kubernetes cluster.</w:t>
       </w:r>
     </w:p>
     <w:p>
       <w:pPr>
-        <w:spacing w:after="240" w:before="240" w:lineRule="auto"/>
-        <w:rPr/>
-      </w:pPr>
-      <w:r>
-        <w:rPr>
-          <w:b w:val="1"/>
-          <w:bCs w:val="1"/>
-          <w:rtl w:val="0"/>
-        </w:rPr>
-        <w:t xml:space="preserve">12. Namespace is created or verified</w:t>
-        <w:br w:type="textWrapping"/>
-      </w:r>
-      <w:r>
-        <w:rPr>
-          <w:rtl w:val="0"/>
-        </w:rPr>
+        <w:spacing w:before="240" w:after="240"/>
+      </w:pPr>
+      <w:r>
+        <w:rPr>
+          <w:b/>
+          <w:bCs/>
+        </w:rPr>
+        <w:t>12. Namespace is created or verified</w:t>
+      </w:r>
+      <w:r>
+        <w:rPr>
+          <w:b/>
+          <w:bCs/>
+        </w:rPr>
+        <w:br/>
+      </w:r>
+      <w:r>
         <w:t xml:space="preserve"> Jenkins applies </w:t>
       </w:r>
-      <w:r>
-        <w:rPr>
-          <w:rFonts w:ascii="Roboto Mono" w:cs="Roboto Mono" w:eastAsia="Roboto Mono" w:hAnsi="Roboto Mono"/>
+      <w:proofErr w:type="spellStart"/>
+      <w:proofErr w:type="gramStart"/>
+      <w:r>
+        <w:rPr>
+          <w:rFonts w:ascii="Roboto Mono" w:eastAsia="Roboto Mono" w:hAnsi="Roboto Mono" w:cs="Roboto Mono"/>
           <w:color w:val="188038"/>
-          <w:rtl w:val="0"/>
-        </w:rPr>
-        <w:t xml:space="preserve">namespace.yaml</w:t>
-      </w:r>
-      <w:r>
-        <w:rPr>
-          <w:rtl w:val="0"/>
-        </w:rPr>
+        </w:rPr>
+        <w:t>namespace.yaml</w:t>
+      </w:r>
+      <w:proofErr w:type="spellEnd"/>
+      <w:proofErr w:type="gramEnd"/>
+      <w:r>
         <w:t xml:space="preserve"> to create the environment namespace such as:</w:t>
       </w:r>
     </w:p>
@@ -774,14 +685,10 @@
           <w:ilvl w:val="0"/>
           <w:numId w:val="2"/>
         </w:numPr>
-        <w:spacing w:after="0" w:afterAutospacing="0" w:before="240" w:lineRule="auto"/>
-        <w:ind w:left="720" w:hanging="360"/>
-      </w:pPr>
-      <w:r>
-        <w:rPr>
-          <w:rtl w:val="0"/>
-        </w:rPr>
-        <w:t xml:space="preserve">dev</w:t>
+        <w:spacing w:before="240"/>
+      </w:pPr>
+      <w:r>
+        <w:t>dev</w:t>
       </w:r>
     </w:p>
     <w:p>
@@ -790,15 +697,12 @@
           <w:ilvl w:val="0"/>
           <w:numId w:val="2"/>
         </w:numPr>
-        <w:spacing w:after="0" w:afterAutospacing="0" w:before="0" w:beforeAutospacing="0" w:lineRule="auto"/>
-        <w:ind w:left="720" w:hanging="360"/>
-      </w:pPr>
-      <w:r>
-        <w:rPr>
-          <w:rtl w:val="0"/>
-        </w:rPr>
-        <w:t xml:space="preserve">qa</w:t>
-      </w:r>
+      </w:pPr>
+      <w:proofErr w:type="spellStart"/>
+      <w:r>
+        <w:t>qa</w:t>
+      </w:r>
+      <w:proofErr w:type="spellEnd"/>
     </w:p>
     <w:p>
       <w:pPr>
@@ -806,14 +710,9 @@
           <w:ilvl w:val="0"/>
           <w:numId w:val="2"/>
         </w:numPr>
-        <w:spacing w:after="0" w:afterAutospacing="0" w:before="0" w:beforeAutospacing="0" w:lineRule="auto"/>
-        <w:ind w:left="720" w:hanging="360"/>
-      </w:pPr>
-      <w:r>
-        <w:rPr>
-          <w:rtl w:val="0"/>
-        </w:rPr>
-        <w:t xml:space="preserve">preprod</w:t>
+      </w:pPr>
+      <w:r>
+        <w:t>preprod</w:t>
       </w:r>
     </w:p>
     <w:p>
@@ -822,84 +721,82 @@
           <w:ilvl w:val="0"/>
           <w:numId w:val="2"/>
         </w:numPr>
-        <w:spacing w:after="240" w:before="0" w:beforeAutospacing="0" w:lineRule="auto"/>
-        <w:ind w:left="720" w:hanging="360"/>
-      </w:pPr>
-      <w:r>
-        <w:rPr>
-          <w:rtl w:val="0"/>
-        </w:rPr>
-        <w:t xml:space="preserve">prod</w:t>
-      </w:r>
-    </w:p>
-    <w:p>
-      <w:pPr>
-        <w:spacing w:after="240" w:before="240" w:lineRule="auto"/>
-        <w:rPr/>
-      </w:pPr>
-      <w:r>
-        <w:rPr>
-          <w:rtl w:val="0"/>
-        </w:rPr>
-        <w:t xml:space="preserve">Example:</w:t>
-      </w:r>
-    </w:p>
-    <w:p>
-      <w:pPr>
-        <w:rPr/>
-      </w:pPr>
-      <w:r>
-        <w:rPr>
-          <w:rtl w:val="0"/>
-        </w:rPr>
-        <w:t xml:space="preserve">kubectl apply -f namespace.yaml</w:t>
-      </w:r>
-    </w:p>
-    <w:p>
-      <w:pPr>
-        <w:spacing w:after="240" w:before="240" w:lineRule="auto"/>
-        <w:rPr/>
-      </w:pPr>
-      <w:r>
-        <w:rPr>
-          <w:b w:val="1"/>
-          <w:bCs w:val="1"/>
-          <w:rtl w:val="0"/>
-        </w:rPr>
-        <w:t xml:space="preserve">13. Deployment YAML is applied</w:t>
-        <w:br w:type="textWrapping"/>
-      </w:r>
-      <w:r>
-        <w:rPr>
-          <w:rtl w:val="0"/>
-        </w:rPr>
+        <w:spacing w:after="240"/>
+      </w:pPr>
+      <w:proofErr w:type="gramStart"/>
+      <w:r>
+        <w:t>prod</w:t>
+      </w:r>
+      <w:proofErr w:type="gramEnd"/>
+    </w:p>
+    <w:p>
+      <w:pPr>
+        <w:spacing w:before="240" w:after="240"/>
+      </w:pPr>
+      <w:r>
+        <w:t>Example:</w:t>
+      </w:r>
+    </w:p>
+    <w:p>
+      <w:proofErr w:type="spellStart"/>
+      <w:r>
+        <w:t>kubectl</w:t>
+      </w:r>
+      <w:proofErr w:type="spellEnd"/>
+      <w:r>
+        <w:t xml:space="preserve"> apply -f </w:t>
+      </w:r>
+      <w:proofErr w:type="spellStart"/>
+      <w:proofErr w:type="gramStart"/>
+      <w:r>
+        <w:t>namespace.yaml</w:t>
+      </w:r>
+      <w:proofErr w:type="spellEnd"/>
+      <w:proofErr w:type="gramEnd"/>
+    </w:p>
+    <w:p>
+      <w:pPr>
+        <w:spacing w:before="240" w:after="240"/>
+      </w:pPr>
+      <w:r>
+        <w:rPr>
+          <w:b/>
+          <w:bCs/>
+        </w:rPr>
+        <w:lastRenderedPageBreak/>
+        <w:t>13. Deployment YAML is applied</w:t>
+      </w:r>
+      <w:r>
+        <w:rPr>
+          <w:b/>
+          <w:bCs/>
+        </w:rPr>
+        <w:br/>
+      </w:r>
+      <w:r>
         <w:t xml:space="preserve"> Jenkins applies </w:t>
       </w:r>
-      <w:r>
-        <w:rPr>
-          <w:rFonts w:ascii="Roboto Mono" w:cs="Roboto Mono" w:eastAsia="Roboto Mono" w:hAnsi="Roboto Mono"/>
+      <w:proofErr w:type="spellStart"/>
+      <w:proofErr w:type="gramStart"/>
+      <w:r>
+        <w:rPr>
+          <w:rFonts w:ascii="Roboto Mono" w:eastAsia="Roboto Mono" w:hAnsi="Roboto Mono" w:cs="Roboto Mono"/>
           <w:color w:val="188038"/>
-          <w:rtl w:val="0"/>
-        </w:rPr>
-        <w:t xml:space="preserve">deployment.yaml</w:t>
-      </w:r>
-      <w:r>
-        <w:rPr>
-          <w:rtl w:val="0"/>
-        </w:rPr>
-        <w:t xml:space="preserve">, which creates pods using the latest Docker image from ECR.</w:t>
-      </w:r>
-    </w:p>
-    <w:p>
-      <w:pPr>
-        <w:spacing w:after="240" w:before="240" w:lineRule="auto"/>
-        <w:rPr/>
-      </w:pPr>
-      <w:r>
-        <w:rPr>
-          <w:rtl w:val="0"/>
-        </w:rPr>
-        <w:t xml:space="preserve">This file defines:</w:t>
+        </w:rPr>
+        <w:t>deployment.yaml</w:t>
+      </w:r>
+      <w:proofErr w:type="spellEnd"/>
+      <w:proofErr w:type="gramEnd"/>
+      <w:r>
+        <w:t>, which creates pods using the latest Docker image from ECR.</w:t>
+      </w:r>
+    </w:p>
+    <w:p>
+      <w:pPr>
+        <w:spacing w:before="240" w:after="240"/>
+      </w:pPr>
+      <w:r>
+        <w:t>This file defines:</w:t>
       </w:r>
     </w:p>
     <w:p>
@@ -908,14 +805,10 @@
           <w:ilvl w:val="0"/>
           <w:numId w:val="6"/>
         </w:numPr>
-        <w:spacing w:after="0" w:afterAutospacing="0" w:before="240" w:lineRule="auto"/>
-        <w:ind w:left="720" w:hanging="360"/>
-      </w:pPr>
-      <w:r>
-        <w:rPr>
-          <w:rtl w:val="0"/>
-        </w:rPr>
-        <w:t xml:space="preserve">image name</w:t>
+        <w:spacing w:before="240"/>
+      </w:pPr>
+      <w:r>
+        <w:t>image name</w:t>
       </w:r>
     </w:p>
     <w:p>
@@ -924,14 +817,9 @@
           <w:ilvl w:val="0"/>
           <w:numId w:val="6"/>
         </w:numPr>
-        <w:spacing w:after="0" w:afterAutospacing="0" w:before="0" w:beforeAutospacing="0" w:lineRule="auto"/>
-        <w:ind w:left="720" w:hanging="360"/>
-      </w:pPr>
-      <w:r>
-        <w:rPr>
-          <w:rtl w:val="0"/>
-        </w:rPr>
-        <w:t xml:space="preserve">replica count</w:t>
+      </w:pPr>
+      <w:r>
+        <w:t>replica count</w:t>
       </w:r>
     </w:p>
     <w:p>
@@ -940,14 +828,9 @@
           <w:ilvl w:val="0"/>
           <w:numId w:val="6"/>
         </w:numPr>
-        <w:spacing w:after="0" w:afterAutospacing="0" w:before="0" w:beforeAutospacing="0" w:lineRule="auto"/>
-        <w:ind w:left="720" w:hanging="360"/>
-      </w:pPr>
-      <w:r>
-        <w:rPr>
-          <w:rtl w:val="0"/>
-        </w:rPr>
-        <w:t xml:space="preserve">container port</w:t>
+      </w:pPr>
+      <w:r>
+        <w:t>container port</w:t>
       </w:r>
     </w:p>
     <w:p>
@@ -956,14 +839,9 @@
           <w:ilvl w:val="0"/>
           <w:numId w:val="6"/>
         </w:numPr>
-        <w:spacing w:after="0" w:afterAutospacing="0" w:before="0" w:beforeAutospacing="0" w:lineRule="auto"/>
-        <w:ind w:left="720" w:hanging="360"/>
-      </w:pPr>
-      <w:r>
-        <w:rPr>
-          <w:rtl w:val="0"/>
-        </w:rPr>
-        <w:t xml:space="preserve">labels</w:t>
+      </w:pPr>
+      <w:r>
+        <w:t>labels</w:t>
       </w:r>
     </w:p>
     <w:p>
@@ -972,399 +850,444 @@
           <w:ilvl w:val="0"/>
           <w:numId w:val="6"/>
         </w:numPr>
-        <w:spacing w:after="240" w:before="0" w:beforeAutospacing="0" w:lineRule="auto"/>
-        <w:ind w:left="720" w:hanging="360"/>
-      </w:pPr>
-      <w:r>
-        <w:rPr>
-          <w:rtl w:val="0"/>
-        </w:rPr>
-        <w:t xml:space="preserve">rollout strategy</w:t>
-      </w:r>
-    </w:p>
-    <w:p>
-      <w:pPr>
-        <w:spacing w:after="240" w:before="240" w:lineRule="auto"/>
-        <w:rPr/>
-      </w:pPr>
-      <w:r>
-        <w:rPr>
-          <w:rtl w:val="0"/>
-        </w:rPr>
-        <w:t xml:space="preserve">Example:</w:t>
-      </w:r>
-    </w:p>
-    <w:p>
-      <w:pPr>
-        <w:rPr/>
-      </w:pPr>
-      <w:r>
-        <w:rPr>
-          <w:rtl w:val="0"/>
-        </w:rPr>
-        <w:t xml:space="preserve">kubectl apply -f deployment.yaml</w:t>
-      </w:r>
-    </w:p>
-    <w:p>
-      <w:pPr>
-        <w:spacing w:after="240" w:before="240" w:lineRule="auto"/>
-        <w:rPr/>
-      </w:pPr>
-      <w:r>
-        <w:rPr>
-          <w:b w:val="1"/>
-          <w:bCs w:val="1"/>
-          <w:rtl w:val="0"/>
-        </w:rPr>
-        <w:t xml:space="preserve">14. Service YAML is applied</w:t>
-        <w:br w:type="textWrapping"/>
-      </w:r>
-      <w:r>
-        <w:rPr>
-          <w:rtl w:val="0"/>
-        </w:rPr>
+        <w:spacing w:after="240"/>
+      </w:pPr>
+      <w:r>
+        <w:t>rollout strategy</w:t>
+      </w:r>
+    </w:p>
+    <w:p>
+      <w:pPr>
+        <w:spacing w:before="240" w:after="240"/>
+      </w:pPr>
+      <w:r>
+        <w:t>Example:</w:t>
+      </w:r>
+    </w:p>
+    <w:p>
+      <w:proofErr w:type="spellStart"/>
+      <w:r>
+        <w:t>kubectl</w:t>
+      </w:r>
+      <w:proofErr w:type="spellEnd"/>
+      <w:r>
+        <w:t xml:space="preserve"> apply -f </w:t>
+      </w:r>
+      <w:proofErr w:type="spellStart"/>
+      <w:proofErr w:type="gramStart"/>
+      <w:r>
+        <w:t>deployment.yaml</w:t>
+      </w:r>
+      <w:proofErr w:type="spellEnd"/>
+      <w:proofErr w:type="gramEnd"/>
+    </w:p>
+    <w:p>
+      <w:pPr>
+        <w:spacing w:before="240" w:after="240"/>
+      </w:pPr>
+      <w:r>
+        <w:rPr>
+          <w:b/>
+          <w:bCs/>
+        </w:rPr>
+        <w:t>14. Service YAML is applied</w:t>
+      </w:r>
+      <w:r>
+        <w:rPr>
+          <w:b/>
+          <w:bCs/>
+        </w:rPr>
+        <w:br/>
+      </w:r>
+      <w:r>
         <w:t xml:space="preserve"> Jenkins applies </w:t>
       </w:r>
-      <w:r>
-        <w:rPr>
-          <w:rFonts w:ascii="Roboto Mono" w:cs="Roboto Mono" w:eastAsia="Roboto Mono" w:hAnsi="Roboto Mono"/>
+      <w:proofErr w:type="spellStart"/>
+      <w:proofErr w:type="gramStart"/>
+      <w:r>
+        <w:rPr>
+          <w:rFonts w:ascii="Roboto Mono" w:eastAsia="Roboto Mono" w:hAnsi="Roboto Mono" w:cs="Roboto Mono"/>
           <w:color w:val="188038"/>
-          <w:rtl w:val="0"/>
-        </w:rPr>
-        <w:t xml:space="preserve">service.yaml</w:t>
-      </w:r>
-      <w:r>
-        <w:rPr>
-          <w:rtl w:val="0"/>
-        </w:rPr>
+        </w:rPr>
+        <w:t>service.yaml</w:t>
+      </w:r>
+      <w:proofErr w:type="spellEnd"/>
+      <w:proofErr w:type="gramEnd"/>
+      <w:r>
         <w:t xml:space="preserve"> to expose the deployment internally inside the cluster.</w:t>
       </w:r>
     </w:p>
     <w:p>
       <w:pPr>
-        <w:spacing w:after="240" w:before="240" w:lineRule="auto"/>
-        <w:rPr/>
-      </w:pPr>
-      <w:r>
-        <w:rPr>
-          <w:rtl w:val="0"/>
-        </w:rPr>
-        <w:t xml:space="preserve">The Service provides a stable internal endpoint for the pods.</w:t>
-      </w:r>
-    </w:p>
-    <w:p>
-      <w:pPr>
-        <w:spacing w:after="240" w:before="240" w:lineRule="auto"/>
-        <w:rPr/>
-      </w:pPr>
-      <w:r>
-        <w:rPr>
-          <w:rtl w:val="0"/>
-        </w:rPr>
-        <w:t xml:space="preserve">Example:</w:t>
-      </w:r>
-    </w:p>
-    <w:p>
-      <w:pPr>
-        <w:rPr/>
-      </w:pPr>
-      <w:r>
-        <w:rPr>
-          <w:rtl w:val="0"/>
-        </w:rPr>
-        <w:t xml:space="preserve">kubectl apply -f service.yaml</w:t>
-      </w:r>
-    </w:p>
-    <w:p>
-      <w:pPr>
-        <w:spacing w:after="240" w:before="240" w:lineRule="auto"/>
-        <w:rPr/>
-      </w:pPr>
-      <w:r>
-        <w:rPr>
-          <w:b w:val="1"/>
-          <w:bCs w:val="1"/>
-          <w:rtl w:val="0"/>
-        </w:rPr>
-        <w:t xml:space="preserve">15. Ingress YAML is applied</w:t>
-        <w:br w:type="textWrapping"/>
-      </w:r>
-      <w:r>
-        <w:rPr>
-          <w:rtl w:val="0"/>
-        </w:rPr>
+        <w:spacing w:before="240" w:after="240"/>
+      </w:pPr>
+      <w:r>
+        <w:t>The Service provides a stable internal endpoint for the pods.</w:t>
+      </w:r>
+    </w:p>
+    <w:p>
+      <w:pPr>
+        <w:spacing w:before="240" w:after="240"/>
+      </w:pPr>
+      <w:r>
+        <w:t>Example:</w:t>
+      </w:r>
+    </w:p>
+    <w:p>
+      <w:proofErr w:type="spellStart"/>
+      <w:r>
+        <w:t>kubectl</w:t>
+      </w:r>
+      <w:proofErr w:type="spellEnd"/>
+      <w:r>
+        <w:t xml:space="preserve"> apply -f </w:t>
+      </w:r>
+      <w:proofErr w:type="spellStart"/>
+      <w:proofErr w:type="gramStart"/>
+      <w:r>
+        <w:t>service.yaml</w:t>
+      </w:r>
+      <w:proofErr w:type="spellEnd"/>
+      <w:proofErr w:type="gramEnd"/>
+    </w:p>
+    <w:p>
+      <w:pPr>
+        <w:spacing w:before="240" w:after="240"/>
+      </w:pPr>
+      <w:r>
+        <w:rPr>
+          <w:b/>
+          <w:bCs/>
+        </w:rPr>
+        <w:t>15. Ingress YAML is applied</w:t>
+      </w:r>
+      <w:r>
+        <w:rPr>
+          <w:b/>
+          <w:bCs/>
+        </w:rPr>
+        <w:br/>
+      </w:r>
+      <w:r>
         <w:t xml:space="preserve"> Jenkins applies </w:t>
       </w:r>
-      <w:r>
-        <w:rPr>
-          <w:rFonts w:ascii="Roboto Mono" w:cs="Roboto Mono" w:eastAsia="Roboto Mono" w:hAnsi="Roboto Mono"/>
+      <w:proofErr w:type="spellStart"/>
+      <w:proofErr w:type="gramStart"/>
+      <w:r>
+        <w:rPr>
+          <w:rFonts w:ascii="Roboto Mono" w:eastAsia="Roboto Mono" w:hAnsi="Roboto Mono" w:cs="Roboto Mono"/>
           <w:color w:val="188038"/>
-          <w:rtl w:val="0"/>
-        </w:rPr>
-        <w:t xml:space="preserve">ingress.yaml</w:t>
-      </w:r>
-      <w:r>
-        <w:rPr>
-          <w:rtl w:val="0"/>
-        </w:rPr>
+        </w:rPr>
+        <w:t>ingress.yaml</w:t>
+      </w:r>
+      <w:proofErr w:type="spellEnd"/>
+      <w:proofErr w:type="gramEnd"/>
+      <w:r>
         <w:t xml:space="preserve"> to expose the application externally using host/path-based routing.</w:t>
       </w:r>
     </w:p>
     <w:p>
       <w:pPr>
-        <w:spacing w:after="240" w:before="240" w:lineRule="auto"/>
-        <w:rPr/>
-      </w:pPr>
-      <w:r>
-        <w:rPr>
-          <w:rtl w:val="0"/>
-        </w:rPr>
-        <w:t xml:space="preserve">Traffic flow becomes:</w:t>
-      </w:r>
-    </w:p>
-    <w:p>
-      <w:pPr>
-        <w:spacing w:after="240" w:before="240" w:lineRule="auto"/>
-        <w:rPr>
-          <w:b w:val="1"/>
-          <w:bCs w:val="1"/>
-        </w:rPr>
-      </w:pPr>
-      <w:r>
-        <w:rPr>
-          <w:rFonts w:ascii="Arial Unicode MS" w:cs="Arial Unicode MS" w:eastAsia="Arial Unicode MS" w:hAnsi="Arial Unicode MS"/>
-          <w:b w:val="1"/>
-          <w:bCs w:val="1"/>
-          <w:rtl w:val="0"/>
-        </w:rPr>
-        <w:t xml:space="preserve">User → Ingress → Service → Pods</w:t>
-      </w:r>
-    </w:p>
-    <w:p>
-      <w:pPr>
-        <w:spacing w:after="240" w:before="240" w:lineRule="auto"/>
-        <w:rPr/>
-      </w:pPr>
-      <w:r>
-        <w:rPr>
-          <w:rtl w:val="0"/>
-        </w:rPr>
-        <w:t xml:space="preserve">Example:</w:t>
-      </w:r>
-    </w:p>
-    <w:p>
-      <w:pPr>
-        <w:rPr/>
-      </w:pPr>
-      <w:r>
-        <w:rPr>
-          <w:rtl w:val="0"/>
-        </w:rPr>
-        <w:t xml:space="preserve">kubectl apply -f ingress.yaml</w:t>
-      </w:r>
-    </w:p>
-    <w:p>
-      <w:pPr>
-        <w:spacing w:after="240" w:before="240" w:lineRule="auto"/>
-        <w:rPr/>
-      </w:pPr>
-      <w:r>
-        <w:rPr>
-          <w:b w:val="1"/>
-          <w:bCs w:val="1"/>
-          <w:rtl w:val="0"/>
-        </w:rPr>
-        <w:t xml:space="preserve">16. Rollout verification happens</w:t>
-        <w:br w:type="textWrapping"/>
-      </w:r>
-      <w:r>
-        <w:rPr>
-          <w:rtl w:val="0"/>
-        </w:rPr>
+        <w:spacing w:before="240" w:after="240"/>
+      </w:pPr>
+      <w:r>
+        <w:t>Traffic flow becomes:</w:t>
+      </w:r>
+    </w:p>
+    <w:p>
+      <w:pPr>
+        <w:spacing w:before="240" w:after="240"/>
+        <w:rPr>
+          <w:b/>
+          <w:bCs/>
+        </w:rPr>
+      </w:pPr>
+      <w:r>
+        <w:rPr>
+          <w:rFonts w:ascii="Arial Unicode MS" w:eastAsia="Arial Unicode MS" w:hAnsi="Arial Unicode MS" w:cs="Arial Unicode MS"/>
+          <w:b/>
+          <w:bCs/>
+        </w:rPr>
+        <w:t>User → Ingress → Service → Pods</w:t>
+      </w:r>
+    </w:p>
+    <w:p>
+      <w:pPr>
+        <w:spacing w:before="240" w:after="240"/>
+      </w:pPr>
+      <w:r>
+        <w:t>Example:</w:t>
+      </w:r>
+    </w:p>
+    <w:p>
+      <w:proofErr w:type="spellStart"/>
+      <w:r>
+        <w:t>kubectl</w:t>
+      </w:r>
+      <w:proofErr w:type="spellEnd"/>
+      <w:r>
+        <w:t xml:space="preserve"> apply -f </w:t>
+      </w:r>
+      <w:proofErr w:type="spellStart"/>
+      <w:proofErr w:type="gramStart"/>
+      <w:r>
+        <w:t>ingress.yaml</w:t>
+      </w:r>
+      <w:proofErr w:type="spellEnd"/>
+      <w:proofErr w:type="gramEnd"/>
+    </w:p>
+    <w:p>
+      <w:pPr>
+        <w:spacing w:before="240" w:after="240"/>
+      </w:pPr>
+      <w:r>
+        <w:rPr>
+          <w:b/>
+          <w:bCs/>
+        </w:rPr>
+        <w:t>16. Rollout verification happens</w:t>
+      </w:r>
+      <w:r>
+        <w:rPr>
+          <w:b/>
+          <w:bCs/>
+        </w:rPr>
+        <w:br/>
+      </w:r>
+      <w:r>
         <w:t xml:space="preserve"> Jenkins verifies whether deployment is successful.</w:t>
       </w:r>
     </w:p>
     <w:p>
       <w:pPr>
-        <w:spacing w:after="240" w:before="240" w:lineRule="auto"/>
-        <w:rPr/>
-      </w:pPr>
-      <w:r>
-        <w:rPr>
-          <w:rtl w:val="0"/>
-        </w:rPr>
-        <w:t xml:space="preserve">Example:</w:t>
-      </w:r>
-    </w:p>
-    <w:p>
-      <w:pPr>
-        <w:rPr/>
-      </w:pPr>
-      <w:r>
-        <w:rPr>
-          <w:rtl w:val="0"/>
-        </w:rPr>
-        <w:t xml:space="preserve">kubectl rollout status deployment/myapp -n dev</w:t>
-      </w:r>
-    </w:p>
-    <w:p>
-      <w:pPr>
-        <w:rPr/>
-      </w:pPr>
-      <w:r>
-        <w:rPr>
-          <w:rtl w:val="0"/>
-        </w:rPr>
-        <w:t xml:space="preserve">kubectl get pods -n dev</w:t>
-      </w:r>
-    </w:p>
-    <w:p>
-      <w:pPr>
-        <w:rPr/>
-      </w:pPr>
-      <w:r>
-        <w:rPr>
-          <w:rtl w:val="0"/>
-        </w:rPr>
-        <w:t xml:space="preserve">kubectl get svc -n dev</w:t>
-      </w:r>
-    </w:p>
-    <w:p>
-      <w:pPr>
-        <w:rPr/>
-      </w:pPr>
-      <w:r>
-        <w:rPr>
-          <w:rtl w:val="0"/>
-        </w:rPr>
-        <w:t xml:space="preserve">kubectl get ingress -n dev</w:t>
-      </w:r>
-    </w:p>
-    <w:p>
-      <w:pPr>
-        <w:spacing w:after="240" w:before="240" w:lineRule="auto"/>
-        <w:rPr/>
-      </w:pPr>
-      <w:r>
-        <w:rPr>
-          <w:b w:val="1"/>
-          <w:bCs w:val="1"/>
-          <w:rtl w:val="0"/>
-        </w:rPr>
-        <w:t xml:space="preserve">17. Application is deployed to Dev environment automatically</w:t>
-        <w:br w:type="textWrapping"/>
-      </w:r>
-      <w:r>
-        <w:rPr>
-          <w:rtl w:val="0"/>
-        </w:rPr>
+        <w:spacing w:before="240" w:after="240"/>
+      </w:pPr>
+      <w:r>
+        <w:t>Example:</w:t>
+      </w:r>
+    </w:p>
+    <w:p>
+      <w:proofErr w:type="spellStart"/>
+      <w:r>
+        <w:t>kubectl</w:t>
+      </w:r>
+      <w:proofErr w:type="spellEnd"/>
+      <w:r>
+        <w:t xml:space="preserve"> rollout status deployment/</w:t>
+      </w:r>
+      <w:proofErr w:type="spellStart"/>
+      <w:r>
+        <w:t>myapp</w:t>
+      </w:r>
+      <w:proofErr w:type="spellEnd"/>
+      <w:r>
+        <w:t xml:space="preserve"> -n dev</w:t>
+      </w:r>
+    </w:p>
+    <w:p>
+      <w:proofErr w:type="spellStart"/>
+      <w:r>
+        <w:t>kubectl</w:t>
+      </w:r>
+      <w:proofErr w:type="spellEnd"/>
+      <w:r>
+        <w:t xml:space="preserve"> get pods -n dev</w:t>
+      </w:r>
+    </w:p>
+    <w:p>
+      <w:proofErr w:type="spellStart"/>
+      <w:r>
+        <w:t>kubectl</w:t>
+      </w:r>
+      <w:proofErr w:type="spellEnd"/>
+      <w:r>
+        <w:t xml:space="preserve"> get svc -n dev</w:t>
+      </w:r>
+    </w:p>
+    <w:p>
+      <w:proofErr w:type="spellStart"/>
+      <w:r>
+        <w:t>kubectl</w:t>
+      </w:r>
+      <w:proofErr w:type="spellEnd"/>
+      <w:r>
+        <w:t xml:space="preserve"> get ingress -n dev</w:t>
+      </w:r>
+    </w:p>
+    <w:p>
+      <w:pPr>
+        <w:spacing w:before="240" w:after="240"/>
+      </w:pPr>
+      <w:r>
+        <w:rPr>
+          <w:b/>
+          <w:bCs/>
+        </w:rPr>
+        <w:lastRenderedPageBreak/>
+        <w:t>17. Application is deployed to Dev environment automatically</w:t>
+      </w:r>
+      <w:r>
+        <w:rPr>
+          <w:b/>
+          <w:bCs/>
+        </w:rPr>
+        <w:br/>
+      </w:r>
+      <w:r>
         <w:t xml:space="preserve"> The latest version is first deployed to Dev for smoke testing and initial validation.</w:t>
       </w:r>
     </w:p>
     <w:p>
       <w:pPr>
-        <w:spacing w:after="240" w:before="240" w:lineRule="auto"/>
-        <w:rPr/>
-      </w:pPr>
-      <w:r>
-        <w:rPr>
-          <w:b w:val="1"/>
-          <w:bCs w:val="1"/>
-          <w:rtl w:val="0"/>
-        </w:rPr>
-        <w:t xml:space="preserve">18. Promote to Test environment</w:t>
-        <w:br w:type="textWrapping"/>
-      </w:r>
-      <w:r>
-        <w:rPr>
-          <w:rtl w:val="0"/>
-        </w:rPr>
+        <w:spacing w:before="240" w:after="240"/>
+      </w:pPr>
+      <w:r>
+        <w:rPr>
+          <w:b/>
+          <w:bCs/>
+        </w:rPr>
+        <w:t>18. Promote to Test environment</w:t>
+      </w:r>
+      <w:r>
+        <w:rPr>
+          <w:b/>
+          <w:bCs/>
+        </w:rPr>
+        <w:br/>
+      </w:r>
+      <w:r>
         <w:t xml:space="preserve"> If Dev is stable, the same process is repeated for Test/QA environment.</w:t>
       </w:r>
     </w:p>
     <w:p>
       <w:pPr>
-        <w:spacing w:after="240" w:before="240" w:lineRule="auto"/>
-        <w:rPr/>
-      </w:pPr>
-      <w:r>
-        <w:rPr>
-          <w:b w:val="1"/>
-          <w:bCs w:val="1"/>
-          <w:rtl w:val="0"/>
-        </w:rPr>
-        <w:t xml:space="preserve">19. Move to PreProd with approval</w:t>
-        <w:br w:type="textWrapping"/>
-      </w:r>
-      <w:r>
-        <w:rPr>
-          <w:rtl w:val="0"/>
-        </w:rPr>
-        <w:t xml:space="preserve"> After successful testing, deployment is promoted to PreProd.</w:t>
-        <w:br w:type="textWrapping"/>
+        <w:spacing w:before="240" w:after="240"/>
+      </w:pPr>
+      <w:r>
+        <w:rPr>
+          <w:b/>
+          <w:bCs/>
+        </w:rPr>
+        <w:t xml:space="preserve">19. Move to </w:t>
+      </w:r>
+      <w:proofErr w:type="spellStart"/>
+      <w:r>
+        <w:rPr>
+          <w:b/>
+          <w:bCs/>
+        </w:rPr>
+        <w:t>PreProd</w:t>
+      </w:r>
+      <w:proofErr w:type="spellEnd"/>
+      <w:r>
+        <w:rPr>
+          <w:b/>
+          <w:bCs/>
+        </w:rPr>
+        <w:t xml:space="preserve"> with approval</w:t>
+      </w:r>
+      <w:r>
+        <w:rPr>
+          <w:b/>
+          <w:bCs/>
+        </w:rPr>
+        <w:br/>
+      </w:r>
+      <w:r>
+        <w:t xml:space="preserve"> After successful testing, deployment is promoted to </w:t>
+      </w:r>
+      <w:proofErr w:type="spellStart"/>
+      <w:r>
+        <w:t>PreProd</w:t>
+      </w:r>
+      <w:proofErr w:type="spellEnd"/>
+      <w:r>
+        <w:t>.</w:t>
+      </w:r>
+      <w:r>
+        <w:br/>
         <w:t xml:space="preserve"> Usually QA or release approval is required here.</w:t>
       </w:r>
     </w:p>
     <w:p>
       <w:pPr>
-        <w:spacing w:after="240" w:before="240" w:lineRule="auto"/>
-        <w:rPr/>
-      </w:pPr>
-      <w:r>
-        <w:rPr>
-          <w:b w:val="1"/>
-          <w:bCs w:val="1"/>
-          <w:rtl w:val="0"/>
-        </w:rPr>
-        <w:t xml:space="preserve">20. Deploy to Production with manual approval</w:t>
-        <w:br w:type="textWrapping"/>
-      </w:r>
-      <w:r>
-        <w:rPr>
-          <w:rtl w:val="0"/>
-        </w:rPr>
-        <w:t xml:space="preserve"> Once PreProd validation is complete, a manual approval is given and Jenkins deploys to Production.</w:t>
-      </w:r>
-    </w:p>
-    <w:p>
-      <w:pPr>
-        <w:spacing w:after="240" w:before="240" w:lineRule="auto"/>
-        <w:rPr/>
-      </w:pPr>
-      <w:r>
-        <w:rPr>
-          <w:b w:val="1"/>
-          <w:bCs w:val="1"/>
-          <w:rtl w:val="0"/>
-        </w:rPr>
-        <w:t xml:space="preserve">21. Production is exposed to end users</w:t>
-        <w:br w:type="textWrapping"/>
-      </w:r>
-      <w:r>
-        <w:rPr>
-          <w:rtl w:val="0"/>
-        </w:rPr>
+        <w:spacing w:before="240" w:after="240"/>
+      </w:pPr>
+      <w:r>
+        <w:rPr>
+          <w:b/>
+          <w:bCs/>
+        </w:rPr>
+        <w:t>20. Deploy to Production with manual approval</w:t>
+      </w:r>
+      <w:r>
+        <w:rPr>
+          <w:b/>
+          <w:bCs/>
+        </w:rPr>
+        <w:br/>
+      </w:r>
+      <w:r>
+        <w:t xml:space="preserve"> Once </w:t>
+      </w:r>
+      <w:proofErr w:type="spellStart"/>
+      <w:r>
+        <w:t>PreProd</w:t>
+      </w:r>
+      <w:proofErr w:type="spellEnd"/>
+      <w:r>
+        <w:t xml:space="preserve"> validation is complete, </w:t>
+      </w:r>
+      <w:proofErr w:type="gramStart"/>
+      <w:r>
+        <w:t>a manual</w:t>
+      </w:r>
+      <w:proofErr w:type="gramEnd"/>
+      <w:r>
+        <w:t xml:space="preserve"> approval is given and Jenkins deploys to Production.</w:t>
+      </w:r>
+    </w:p>
+    <w:p>
+      <w:pPr>
+        <w:spacing w:before="240" w:after="240"/>
+      </w:pPr>
+      <w:r>
+        <w:rPr>
+          <w:b/>
+          <w:bCs/>
+        </w:rPr>
+        <w:t>21. Production is exposed to end users</w:t>
+      </w:r>
+      <w:r>
+        <w:rPr>
+          <w:b/>
+          <w:bCs/>
+        </w:rPr>
+        <w:br/>
+      </w:r>
+      <w:r>
         <w:t xml:space="preserve"> Ingress routes external traffic to the production service, and the app becomes live.</w:t>
       </w:r>
     </w:p>
     <w:p>
       <w:pPr>
-        <w:spacing w:after="240" w:before="240" w:lineRule="auto"/>
-        <w:rPr/>
-      </w:pPr>
-      <w:r>
-        <w:rPr>
-          <w:b w:val="1"/>
-          <w:bCs w:val="1"/>
-          <w:rtl w:val="0"/>
-        </w:rPr>
-        <w:t xml:space="preserve">22. Failure handling and feedback loop</w:t>
-        <w:br w:type="textWrapping"/>
-      </w:r>
-      <w:r>
-        <w:rPr>
-          <w:rtl w:val="0"/>
-        </w:rPr>
+        <w:spacing w:before="240" w:after="240"/>
+      </w:pPr>
+      <w:r>
+        <w:rPr>
+          <w:b/>
+          <w:bCs/>
+        </w:rPr>
+        <w:t>22. Failure handling and feedback loop</w:t>
+      </w:r>
+      <w:r>
+        <w:rPr>
+          <w:b/>
+          <w:bCs/>
+        </w:rPr>
+        <w:br/>
+      </w:r>
+      <w:r>
         <w:t xml:space="preserve"> If any issue happens in:</w:t>
       </w:r>
     </w:p>
@@ -1374,14 +1297,10 @@
           <w:ilvl w:val="0"/>
           <w:numId w:val="7"/>
         </w:numPr>
-        <w:spacing w:after="0" w:afterAutospacing="0" w:before="240" w:lineRule="auto"/>
-        <w:ind w:left="720" w:hanging="360"/>
-      </w:pPr>
-      <w:r>
-        <w:rPr>
-          <w:rtl w:val="0"/>
-        </w:rPr>
-        <w:t xml:space="preserve">build</w:t>
+        <w:spacing w:before="240"/>
+      </w:pPr>
+      <w:r>
+        <w:t>build</w:t>
       </w:r>
     </w:p>
     <w:p>
@@ -1390,14 +1309,9 @@
           <w:ilvl w:val="0"/>
           <w:numId w:val="7"/>
         </w:numPr>
-        <w:spacing w:after="0" w:afterAutospacing="0" w:before="0" w:beforeAutospacing="0" w:lineRule="auto"/>
-        <w:ind w:left="720" w:hanging="360"/>
-      </w:pPr>
-      <w:r>
-        <w:rPr>
-          <w:rtl w:val="0"/>
-        </w:rPr>
-        <w:t xml:space="preserve">test</w:t>
+      </w:pPr>
+      <w:r>
+        <w:t>test</w:t>
       </w:r>
     </w:p>
     <w:p>
@@ -1406,14 +1320,9 @@
           <w:ilvl w:val="0"/>
           <w:numId w:val="7"/>
         </w:numPr>
-        <w:spacing w:after="0" w:afterAutospacing="0" w:before="0" w:beforeAutospacing="0" w:lineRule="auto"/>
-        <w:ind w:left="720" w:hanging="360"/>
-      </w:pPr>
-      <w:r>
-        <w:rPr>
-          <w:rtl w:val="0"/>
-        </w:rPr>
-        <w:t xml:space="preserve">code quality</w:t>
+      </w:pPr>
+      <w:r>
+        <w:t>code quality</w:t>
       </w:r>
     </w:p>
     <w:p>
@@ -1422,14 +1331,9 @@
           <w:ilvl w:val="0"/>
           <w:numId w:val="7"/>
         </w:numPr>
-        <w:spacing w:after="0" w:afterAutospacing="0" w:before="0" w:beforeAutospacing="0" w:lineRule="auto"/>
-        <w:ind w:left="720" w:hanging="360"/>
-      </w:pPr>
-      <w:r>
-        <w:rPr>
-          <w:rtl w:val="0"/>
-        </w:rPr>
-        <w:t xml:space="preserve">dev deployment</w:t>
+      </w:pPr>
+      <w:r>
+        <w:t>dev deployment</w:t>
       </w:r>
     </w:p>
     <w:p>
@@ -1438,101 +1342,87 @@
           <w:ilvl w:val="0"/>
           <w:numId w:val="7"/>
         </w:numPr>
-        <w:spacing w:after="240" w:before="0" w:beforeAutospacing="0" w:lineRule="auto"/>
-        <w:ind w:left="720" w:hanging="360"/>
-      </w:pPr>
-      <w:r>
-        <w:rPr>
-          <w:rtl w:val="0"/>
-        </w:rPr>
-        <w:t xml:space="preserve">qa deployment</w:t>
-      </w:r>
-    </w:p>
-    <w:p>
-      <w:pPr>
-        <w:spacing w:after="240" w:before="240" w:lineRule="auto"/>
-        <w:rPr/>
-      </w:pPr>
-      <w:r>
-        <w:rPr>
-          <w:rtl w:val="0"/>
-        </w:rPr>
-        <w:t xml:space="preserve">the pipeline stops or rolls back, and feedback is sent back for fixing.</w:t>
-      </w:r>
-    </w:p>
-    <w:p>
-      <w:pPr>
-        <w:spacing w:after="240" w:before="240" w:lineRule="auto"/>
-        <w:rPr/>
-      </w:pPr>
-      <w:r>
-        <w:rPr>
-          <w:rtl w:val="0"/>
-        </w:rPr>
-      </w:r>
-    </w:p>
-    <w:p>
-      <w:pPr>
-        <w:spacing w:after="240" w:before="240" w:lineRule="auto"/>
-        <w:rPr/>
-      </w:pPr>
-      <w:r>
-        <w:rPr>
-          <w:rtl w:val="0"/>
-        </w:rPr>
-      </w:r>
-    </w:p>
-    <w:p>
-      <w:pPr>
-        <w:spacing w:after="240" w:before="240" w:lineRule="auto"/>
-        <w:rPr/>
-      </w:pPr>
-      <w:r>
-        <w:rPr>
-          <w:rtl w:val="0"/>
-        </w:rPr>
-      </w:r>
+        <w:spacing w:after="240"/>
+      </w:pPr>
+      <w:proofErr w:type="spellStart"/>
+      <w:r>
+        <w:t>qa</w:t>
+      </w:r>
+      <w:proofErr w:type="spellEnd"/>
+      <w:r>
+        <w:t xml:space="preserve"> deployment</w:t>
+      </w:r>
+    </w:p>
+    <w:p>
+      <w:pPr>
+        <w:spacing w:before="240" w:after="240"/>
+      </w:pPr>
+      <w:r>
+        <w:t>the pipeline stops or rolls back, and feedback is sent back for fixing.</w:t>
+      </w:r>
+    </w:p>
+    <w:p>
+      <w:pPr>
+        <w:spacing w:before="240" w:after="240"/>
+      </w:pPr>
+    </w:p>
+    <w:p>
+      <w:pPr>
+        <w:spacing w:before="240" w:after="240"/>
+      </w:pPr>
+    </w:p>
+    <w:p>
+      <w:pPr>
+        <w:spacing w:before="240" w:after="240"/>
+      </w:pPr>
     </w:p>
     <w:p>
       <w:pPr>
         <w:pStyle w:val="Heading1"/>
         <w:keepNext w:val="0"/>
         <w:keepLines w:val="0"/>
-        <w:spacing w:before="480" w:lineRule="auto"/>
-        <w:rPr/>
-      </w:pPr>
-      <w:bookmarkStart w:colFirst="0" w:colLast="0" w:name="_fdgewasctdm9" w:id="2"/>
+        <w:spacing w:before="480"/>
+      </w:pPr>
+      <w:bookmarkStart w:id="2" w:name="_fdgewasctdm9" w:colFirst="0" w:colLast="0"/>
       <w:bookmarkEnd w:id="2"/>
       <w:r>
         <w:rPr>
-          <w:b w:val="1"/>
-          <w:bCs w:val="1"/>
+          <w:b/>
+          <w:bCs/>
           <w:sz w:val="46"/>
           <w:szCs w:val="46"/>
-          <w:rtl w:val="0"/>
-        </w:rPr>
-        <w:t xml:space="preserve">🔁 How code moves from Dev → Test → PreProd → Prod</w:t>
-      </w:r>
-      <w:r>
-        <w:rPr>
-          <w:rtl w:val="0"/>
-        </w:rPr>
-      </w:r>
-    </w:p>
-    <w:p>
-      <w:pPr>
-        <w:spacing w:after="240" w:before="240" w:lineRule="auto"/>
-        <w:rPr/>
-      </w:pPr>
-      <w:r>
-        <w:pict>
-          <v:rect style="width:0.0pt;height:1.5pt" o:hr="t" o:hrstd="t" o:hralign="center" fillcolor="#A0A0A0" stroked="f"/>
+        </w:rPr>
+        <w:t xml:space="preserve">🔁 How code moves from Dev → Test → </w:t>
+      </w:r>
+      <w:proofErr w:type="spellStart"/>
+      <w:r>
+        <w:rPr>
+          <w:b/>
+          <w:bCs/>
+          <w:sz w:val="46"/>
+          <w:szCs w:val="46"/>
+        </w:rPr>
+        <w:t>PreProd</w:t>
+      </w:r>
+      <w:proofErr w:type="spellEnd"/>
+      <w:r>
+        <w:rPr>
+          <w:b/>
+          <w:bCs/>
+          <w:sz w:val="46"/>
+          <w:szCs w:val="46"/>
+        </w:rPr>
+        <w:t xml:space="preserve"> → Prod</w:t>
+      </w:r>
+    </w:p>
+    <w:p>
+      <w:pPr>
+        <w:spacing w:before="240" w:after="240"/>
+      </w:pPr>
+      <w:r>
+        <w:pict w14:anchorId="2C12B334">
+          <v:rect id="_x0000_i1026" style="width:0;height:1.5pt" o:hralign="center" o:hrstd="t" o:hr="t" fillcolor="#a0a0a0" stroked="f"/>
         </w:pict>
-      </w:r>
-      <w:r>
-        <w:rPr>
-          <w:rtl w:val="0"/>
-        </w:rPr>
       </w:r>
     </w:p>
     <w:p>
@@ -1540,71 +1430,65 @@
         <w:pStyle w:val="Heading1"/>
         <w:keepNext w:val="0"/>
         <w:keepLines w:val="0"/>
-        <w:spacing w:before="480" w:lineRule="auto"/>
-        <w:rPr>
-          <w:b w:val="1"/>
-          <w:bCs w:val="1"/>
+        <w:spacing w:before="480"/>
+        <w:rPr>
+          <w:b/>
+          <w:bCs/>
           <w:sz w:val="46"/>
           <w:szCs w:val="46"/>
         </w:rPr>
       </w:pPr>
-      <w:bookmarkStart w:colFirst="0" w:colLast="0" w:name="_kn6ldejgfjce" w:id="3"/>
+      <w:bookmarkStart w:id="3" w:name="_kn6ldejgfjce" w:colFirst="0" w:colLast="0"/>
       <w:bookmarkEnd w:id="3"/>
       <w:r>
         <w:rPr>
-          <w:rFonts w:ascii="Arial Unicode MS" w:cs="Arial Unicode MS" w:eastAsia="Arial Unicode MS" w:hAnsi="Arial Unicode MS"/>
-          <w:b w:val="1"/>
-          <w:bCs w:val="1"/>
+          <w:rFonts w:ascii="Arial Unicode MS" w:eastAsia="Arial Unicode MS" w:hAnsi="Arial Unicode MS" w:cs="Arial Unicode MS"/>
+          <w:b/>
+          <w:bCs/>
           <w:sz w:val="46"/>
           <w:szCs w:val="46"/>
-          <w:rtl w:val="0"/>
-        </w:rPr>
-        <w:t xml:space="preserve">✅ APPROACH 1 (Most Common): Same Image Promotion (Best Practice)</w:t>
-      </w:r>
-    </w:p>
-    <w:p>
-      <w:pPr>
-        <w:spacing w:after="240" w:before="240" w:lineRule="auto"/>
-        <w:rPr/>
-      </w:pPr>
-      <w:r>
-        <w:rPr>
-          <w:rtl w:val="0"/>
-        </w:rPr>
+        </w:rPr>
+        <w:lastRenderedPageBreak/>
+        <w:t>✅ APPROACH 1 (Most Common): Same Image Promotion (Best Practice)</w:t>
+      </w:r>
+    </w:p>
+    <w:p>
+      <w:pPr>
+        <w:spacing w:before="240" w:after="240"/>
+      </w:pPr>
+      <w:r>
         <w:t xml:space="preserve">👉 </w:t>
       </w:r>
       <w:r>
         <w:rPr>
-          <w:b w:val="1"/>
-          <w:bCs w:val="1"/>
-          <w:rtl w:val="0"/>
-        </w:rPr>
-        <w:t xml:space="preserve">Important concept:</w:t>
-        <w:br w:type="textWrapping"/>
-      </w:r>
-      <w:r>
-        <w:rPr>
-          <w:rtl w:val="0"/>
-        </w:rPr>
+          <w:b/>
+          <w:bCs/>
+        </w:rPr>
+        <w:t>Important concept:</w:t>
+      </w:r>
+      <w:r>
+        <w:rPr>
+          <w:b/>
+          <w:bCs/>
+        </w:rPr>
+        <w:br/>
+      </w:r>
+      <w:r>
         <w:t xml:space="preserve"> We do NOT rebuild code again.</w:t>
-        <w:br w:type="textWrapping"/>
+      </w:r>
+      <w:r>
+        <w:br/>
         <w:t xml:space="preserve"> We promote the SAME Docker image across environments.</w:t>
       </w:r>
     </w:p>
     <w:p>
       <w:pPr>
-        <w:spacing w:after="240" w:before="240" w:lineRule="auto"/>
-        <w:rPr/>
-      </w:pPr>
-      <w:r>
-        <w:pict>
-          <v:rect style="width:0.0pt;height:1.5pt" o:hr="t" o:hrstd="t" o:hralign="center" fillcolor="#A0A0A0" stroked="f"/>
+        <w:spacing w:before="240" w:after="240"/>
+      </w:pPr>
+      <w:r>
+        <w:pict w14:anchorId="2C12B335">
+          <v:rect id="_x0000_i1027" style="width:0;height:1.5pt" o:hralign="center" o:hrstd="t" o:hr="t" fillcolor="#a0a0a0" stroked="f"/>
         </w:pict>
-      </w:r>
-      <w:r>
-        <w:rPr>
-          <w:rtl w:val="0"/>
-        </w:rPr>
       </w:r>
     </w:p>
     <w:p>
@@ -1612,25 +1496,24 @@
         <w:pStyle w:val="Heading2"/>
         <w:keepNext w:val="0"/>
         <w:keepLines w:val="0"/>
-        <w:spacing w:after="80" w:lineRule="auto"/>
-        <w:rPr>
-          <w:b w:val="1"/>
-          <w:bCs w:val="1"/>
+        <w:spacing w:after="80"/>
+        <w:rPr>
+          <w:b/>
+          <w:bCs/>
           <w:sz w:val="34"/>
           <w:szCs w:val="34"/>
         </w:rPr>
       </w:pPr>
-      <w:bookmarkStart w:colFirst="0" w:colLast="0" w:name="_ip41jtegv1wi" w:id="4"/>
+      <w:bookmarkStart w:id="4" w:name="_ip41jtegv1wi" w:colFirst="0" w:colLast="0"/>
       <w:bookmarkEnd w:id="4"/>
       <w:r>
         <w:rPr>
-          <w:b w:val="1"/>
-          <w:bCs w:val="1"/>
+          <w:b/>
+          <w:bCs/>
           <w:sz w:val="34"/>
           <w:szCs w:val="34"/>
-          <w:rtl w:val="0"/>
-        </w:rPr>
-        <w:t xml:space="preserve">4. Promote to Test (QA)</w:t>
+        </w:rPr>
+        <w:t>4. Promote to Test (QA)</w:t>
       </w:r>
     </w:p>
     <w:p>
@@ -1639,19 +1522,46 @@
           <w:ilvl w:val="0"/>
           <w:numId w:val="3"/>
         </w:numPr>
-        <w:spacing w:after="0" w:afterAutospacing="0" w:before="240" w:lineRule="auto"/>
-        <w:ind w:left="720" w:hanging="360"/>
-      </w:pPr>
-      <w:r>
-        <w:rPr>
-          <w:rFonts w:ascii="Arial Unicode MS" w:cs="Arial Unicode MS" w:eastAsia="Arial Unicode MS" w:hAnsi="Arial Unicode MS"/>
-          <w:rtl w:val="0"/>
-        </w:rPr>
-        <w:t xml:space="preserve">Pipeline promotes image:</w:t>
-        <w:br w:type="textWrapping"/>
-        <w:br w:type="textWrapping"/>
-        <w:t xml:space="preserve"> myapp:25  → Test</w:t>
-        <w:br w:type="textWrapping"/>
+        <w:spacing w:before="240"/>
+      </w:pPr>
+      <w:r>
+        <w:rPr>
+          <w:rFonts w:ascii="Arial Unicode MS" w:eastAsia="Arial Unicode MS" w:hAnsi="Arial Unicode MS" w:cs="Arial Unicode MS"/>
+        </w:rPr>
+        <w:t>Pipeline promotes image:</w:t>
+      </w:r>
+      <w:r>
+        <w:rPr>
+          <w:rFonts w:ascii="Arial Unicode MS" w:eastAsia="Arial Unicode MS" w:hAnsi="Arial Unicode MS" w:cs="Arial Unicode MS"/>
+        </w:rPr>
+        <w:br/>
+      </w:r>
+      <w:r>
+        <w:rPr>
+          <w:rFonts w:ascii="Arial Unicode MS" w:eastAsia="Arial Unicode MS" w:hAnsi="Arial Unicode MS" w:cs="Arial Unicode MS"/>
+        </w:rPr>
+        <w:br/>
+        <w:t xml:space="preserve"> myapp:</w:t>
+      </w:r>
+      <w:proofErr w:type="gramStart"/>
+      <w:r>
+        <w:rPr>
+          <w:rFonts w:ascii="Arial Unicode MS" w:eastAsia="Arial Unicode MS" w:hAnsi="Arial Unicode MS" w:cs="Arial Unicode MS"/>
+        </w:rPr>
+        <w:t>25  →</w:t>
+      </w:r>
+      <w:proofErr w:type="gramEnd"/>
+      <w:r>
+        <w:rPr>
+          <w:rFonts w:ascii="Arial Unicode MS" w:eastAsia="Arial Unicode MS" w:hAnsi="Arial Unicode MS" w:cs="Arial Unicode MS"/>
+        </w:rPr>
+        <w:t xml:space="preserve"> Test</w:t>
+      </w:r>
+      <w:r>
+        <w:rPr>
+          <w:rFonts w:ascii="Arial Unicode MS" w:eastAsia="Arial Unicode MS" w:hAnsi="Arial Unicode MS" w:cs="Arial Unicode MS"/>
+        </w:rPr>
+        <w:br/>
       </w:r>
     </w:p>
     <w:p>
@@ -1660,14 +1570,9 @@
           <w:ilvl w:val="0"/>
           <w:numId w:val="3"/>
         </w:numPr>
-        <w:spacing w:after="0" w:afterAutospacing="0" w:before="0" w:beforeAutospacing="0" w:lineRule="auto"/>
-        <w:ind w:left="720" w:hanging="360"/>
-      </w:pPr>
-      <w:r>
-        <w:rPr>
-          <w:rtl w:val="0"/>
-        </w:rPr>
-        <w:t xml:space="preserve">Either:</w:t>
+      </w:pPr>
+      <w:r>
+        <w:t>Either:</w:t>
       </w:r>
     </w:p>
     <w:p>
@@ -1676,14 +1581,9 @@
           <w:ilvl w:val="1"/>
           <w:numId w:val="3"/>
         </w:numPr>
-        <w:spacing w:after="0" w:afterAutospacing="0" w:before="0" w:beforeAutospacing="0" w:lineRule="auto"/>
-        <w:ind w:left="1440" w:hanging="360"/>
-      </w:pPr>
-      <w:r>
-        <w:rPr>
-          <w:rtl w:val="0"/>
-        </w:rPr>
-        <w:t xml:space="preserve">automatic promotion</w:t>
+      </w:pPr>
+      <w:r>
+        <w:t>automatic promotion</w:t>
       </w:r>
     </w:p>
     <w:p>
@@ -1692,39 +1592,29 @@
           <w:ilvl w:val="1"/>
           <w:numId w:val="3"/>
         </w:numPr>
-        <w:spacing w:after="240" w:before="0" w:beforeAutospacing="0" w:lineRule="auto"/>
-        <w:ind w:left="1440" w:hanging="360"/>
-      </w:pPr>
-      <w:r>
-        <w:rPr>
-          <w:rtl w:val="0"/>
-        </w:rPr>
-        <w:t xml:space="preserve">or approval-based trigger</w:t>
-      </w:r>
-    </w:p>
-    <w:p>
-      <w:pPr>
-        <w:spacing w:after="240" w:before="240" w:lineRule="auto"/>
-        <w:rPr/>
-      </w:pPr>
-      <w:r>
-        <w:rPr>
-          <w:rtl w:val="0"/>
-        </w:rPr>
-        <w:t xml:space="preserve">👉 Deployment happens using same YAML/Helm with different config</w:t>
-      </w:r>
-    </w:p>
-    <w:p>
-      <w:pPr>
-        <w:spacing w:after="240" w:before="240" w:lineRule="auto"/>
-        <w:rPr/>
-      </w:pPr>
-      <w:r>
-        <w:rPr>
-          <w:rFonts w:ascii="Arial Unicode MS" w:cs="Arial Unicode MS" w:eastAsia="Arial Unicode MS" w:hAnsi="Arial Unicode MS"/>
-          <w:rtl w:val="0"/>
-        </w:rPr>
-        <w:t xml:space="preserve">✅ Test environment:</w:t>
+        <w:spacing w:after="240"/>
+      </w:pPr>
+      <w:r>
+        <w:t>or approval-based trigger</w:t>
+      </w:r>
+    </w:p>
+    <w:p>
+      <w:pPr>
+        <w:spacing w:before="240" w:after="240"/>
+      </w:pPr>
+      <w:r>
+        <w:t>👉 Deployment happens using same YAML/Helm with different config</w:t>
+      </w:r>
+    </w:p>
+    <w:p>
+      <w:pPr>
+        <w:spacing w:before="240" w:after="240"/>
+      </w:pPr>
+      <w:r>
+        <w:rPr>
+          <w:rFonts w:ascii="Arial Unicode MS" w:eastAsia="Arial Unicode MS" w:hAnsi="Arial Unicode MS" w:cs="Arial Unicode MS"/>
+        </w:rPr>
+        <w:t>✅ Test environment:</w:t>
       </w:r>
     </w:p>
     <w:p>
@@ -1733,14 +1623,10 @@
           <w:ilvl w:val="0"/>
           <w:numId w:val="8"/>
         </w:numPr>
-        <w:spacing w:after="0" w:afterAutospacing="0" w:before="240" w:lineRule="auto"/>
-        <w:ind w:left="720" w:hanging="360"/>
-      </w:pPr>
-      <w:r>
-        <w:rPr>
-          <w:rtl w:val="0"/>
-        </w:rPr>
-        <w:t xml:space="preserve">Integration testing</w:t>
+        <w:spacing w:before="240"/>
+      </w:pPr>
+      <w:r>
+        <w:t>Integration testing</w:t>
       </w:r>
     </w:p>
     <w:p>
@@ -1749,14 +1635,9 @@
           <w:ilvl w:val="0"/>
           <w:numId w:val="8"/>
         </w:numPr>
-        <w:spacing w:after="0" w:afterAutospacing="0" w:before="0" w:beforeAutospacing="0" w:lineRule="auto"/>
-        <w:ind w:left="720" w:hanging="360"/>
-      </w:pPr>
-      <w:r>
-        <w:rPr>
-          <w:rtl w:val="0"/>
-        </w:rPr>
-        <w:t xml:space="preserve">Regression testing</w:t>
+      </w:pPr>
+      <w:r>
+        <w:t>Regression testing</w:t>
       </w:r>
     </w:p>
     <w:p>
@@ -1765,30 +1646,20 @@
           <w:ilvl w:val="0"/>
           <w:numId w:val="8"/>
         </w:numPr>
-        <w:spacing w:after="240" w:before="0" w:beforeAutospacing="0" w:lineRule="auto"/>
-        <w:ind w:left="720" w:hanging="360"/>
-      </w:pPr>
-      <w:r>
-        <w:rPr>
-          <w:rtl w:val="0"/>
-        </w:rPr>
-        <w:t xml:space="preserve">End-to-end testing</w:t>
-      </w:r>
-    </w:p>
-    <w:p>
-      <w:pPr>
-        <w:spacing w:after="240" w:before="240" w:lineRule="auto"/>
-        <w:rPr/>
-      </w:pPr>
-      <w:r>
-        <w:pict>
-          <v:rect style="width:0.0pt;height:1.5pt" o:hr="t" o:hrstd="t" o:hralign="center" fillcolor="#A0A0A0" stroked="f"/>
+        <w:spacing w:after="240"/>
+      </w:pPr>
+      <w:r>
+        <w:t>End-to-end testing</w:t>
+      </w:r>
+    </w:p>
+    <w:p>
+      <w:pPr>
+        <w:spacing w:before="240" w:after="240"/>
+      </w:pPr>
+      <w:r>
+        <w:pict w14:anchorId="2C12B336">
+          <v:rect id="_x0000_i1028" style="width:0;height:1.5pt" o:hralign="center" o:hrstd="t" o:hr="t" fillcolor="#a0a0a0" stroked="f"/>
         </w:pict>
-      </w:r>
-      <w:r>
-        <w:rPr>
-          <w:rtl w:val="0"/>
-        </w:rPr>
       </w:r>
     </w:p>
     <w:p>
@@ -1796,61 +1667,48 @@
         <w:pStyle w:val="Heading2"/>
         <w:keepNext w:val="0"/>
         <w:keepLines w:val="0"/>
-        <w:spacing w:after="80" w:lineRule="auto"/>
-        <w:rPr>
-          <w:b w:val="1"/>
-          <w:bCs w:val="1"/>
+        <w:spacing w:after="80"/>
+        <w:rPr>
+          <w:b/>
+          <w:bCs/>
           <w:sz w:val="34"/>
           <w:szCs w:val="34"/>
         </w:rPr>
       </w:pPr>
-      <w:bookmarkStart w:colFirst="0" w:colLast="0" w:name="_oqbeg4wpwx1r" w:id="5"/>
+      <w:bookmarkStart w:id="5" w:name="_oqbeg4wpwx1r" w:colFirst="0" w:colLast="0"/>
       <w:bookmarkEnd w:id="5"/>
       <w:r>
         <w:rPr>
-          <w:b w:val="1"/>
-          <w:bCs w:val="1"/>
+          <w:b/>
+          <w:bCs/>
           <w:sz w:val="34"/>
           <w:szCs w:val="34"/>
-          <w:rtl w:val="0"/>
-        </w:rPr>
-        <w:t xml:space="preserve">5. Create Release Branch (Optional but common)</w:t>
-      </w:r>
-    </w:p>
-    <w:p>
-      <w:pPr>
-        <w:spacing w:after="240" w:before="240" w:lineRule="auto"/>
-        <w:rPr/>
-      </w:pPr>
-      <w:r>
-        <w:rPr>
-          <w:rtl w:val="0"/>
-        </w:rPr>
-        <w:t xml:space="preserve">Once QA is stable:</w:t>
-      </w:r>
-    </w:p>
-    <w:p>
-      <w:pPr>
-        <w:spacing w:after="240" w:before="240" w:lineRule="auto"/>
-        <w:rPr/>
-      </w:pPr>
-      <w:r>
-        <w:rPr>
-          <w:rtl w:val="0"/>
-        </w:rPr>
-        <w:t xml:space="preserve">release/v1.0</w:t>
-      </w:r>
-    </w:p>
-    <w:p>
-      <w:pPr>
-        <w:spacing w:after="240" w:before="240" w:lineRule="auto"/>
-        <w:rPr/>
-      </w:pPr>
-      <w:r>
-        <w:rPr>
-          <w:rtl w:val="0"/>
-        </w:rPr>
-        <w:t xml:space="preserve">👉 Used for:</w:t>
+        </w:rPr>
+        <w:t>5. Create Release Branch (Optional but common)</w:t>
+      </w:r>
+    </w:p>
+    <w:p>
+      <w:pPr>
+        <w:spacing w:before="240" w:after="240"/>
+      </w:pPr>
+      <w:r>
+        <w:t>Once QA is stable:</w:t>
+      </w:r>
+    </w:p>
+    <w:p>
+      <w:pPr>
+        <w:spacing w:before="240" w:after="240"/>
+      </w:pPr>
+      <w:r>
+        <w:t>release/v1.0</w:t>
+      </w:r>
+    </w:p>
+    <w:p>
+      <w:pPr>
+        <w:spacing w:before="240" w:after="240"/>
+      </w:pPr>
+      <w:r>
+        <w:t>👉 Used for:</w:t>
       </w:r>
     </w:p>
     <w:p>
@@ -1859,14 +1717,10 @@
           <w:ilvl w:val="0"/>
           <w:numId w:val="5"/>
         </w:numPr>
-        <w:spacing w:after="0" w:afterAutospacing="0" w:before="240" w:lineRule="auto"/>
-        <w:ind w:left="720" w:hanging="360"/>
-      </w:pPr>
-      <w:r>
-        <w:rPr>
-          <w:rtl w:val="0"/>
-        </w:rPr>
-        <w:t xml:space="preserve">stabilization</w:t>
+        <w:spacing w:before="240"/>
+      </w:pPr>
+      <w:r>
+        <w:t>stabilization</w:t>
       </w:r>
     </w:p>
     <w:p>
@@ -1875,30 +1729,20 @@
           <w:ilvl w:val="0"/>
           <w:numId w:val="5"/>
         </w:numPr>
-        <w:spacing w:after="240" w:before="0" w:beforeAutospacing="0" w:lineRule="auto"/>
-        <w:ind w:left="720" w:hanging="360"/>
-      </w:pPr>
-      <w:r>
-        <w:rPr>
-          <w:rtl w:val="0"/>
-        </w:rPr>
-        <w:t xml:space="preserve">bug fixes only (no new features)</w:t>
-      </w:r>
-    </w:p>
-    <w:p>
-      <w:pPr>
-        <w:spacing w:after="240" w:before="240" w:lineRule="auto"/>
-        <w:rPr/>
-      </w:pPr>
-      <w:r>
-        <w:pict>
-          <v:rect style="width:0.0pt;height:1.5pt" o:hr="t" o:hrstd="t" o:hralign="center" fillcolor="#A0A0A0" stroked="f"/>
+        <w:spacing w:after="240"/>
+      </w:pPr>
+      <w:r>
+        <w:t>bug fixes only (no new features)</w:t>
+      </w:r>
+    </w:p>
+    <w:p>
+      <w:pPr>
+        <w:spacing w:before="240" w:after="240"/>
+      </w:pPr>
+      <w:r>
+        <w:pict w14:anchorId="2C12B337">
+          <v:rect id="_x0000_i1029" style="width:0;height:1.5pt" o:hralign="center" o:hrstd="t" o:hr="t" fillcolor="#a0a0a0" stroked="f"/>
         </w:pict>
-      </w:r>
-      <w:r>
-        <w:rPr>
-          <w:rtl w:val="0"/>
-        </w:rPr>
       </w:r>
     </w:p>
     <w:p>
@@ -1906,25 +1750,45 @@
         <w:pStyle w:val="Heading2"/>
         <w:keepNext w:val="0"/>
         <w:keepLines w:val="0"/>
-        <w:spacing w:after="80" w:lineRule="auto"/>
-        <w:rPr>
-          <w:b w:val="1"/>
-          <w:bCs w:val="1"/>
+        <w:spacing w:after="80"/>
+        <w:rPr>
+          <w:b/>
+          <w:bCs/>
           <w:sz w:val="34"/>
           <w:szCs w:val="34"/>
         </w:rPr>
       </w:pPr>
-      <w:bookmarkStart w:colFirst="0" w:colLast="0" w:name="_nr5i08ovgr7b" w:id="6"/>
+      <w:bookmarkStart w:id="6" w:name="_nr5i08ovgr7b" w:colFirst="0" w:colLast="0"/>
       <w:bookmarkEnd w:id="6"/>
       <w:r>
         <w:rPr>
-          <w:b w:val="1"/>
-          <w:bCs w:val="1"/>
+          <w:b/>
+          <w:bCs/>
           <w:sz w:val="34"/>
           <w:szCs w:val="34"/>
-          <w:rtl w:val="0"/>
-        </w:rPr>
-        <w:t xml:space="preserve">6. Deploy to PreProd (Staging)</w:t>
+        </w:rPr>
+        <w:lastRenderedPageBreak/>
+        <w:t xml:space="preserve">6. Deploy to </w:t>
+      </w:r>
+      <w:proofErr w:type="spellStart"/>
+      <w:r>
+        <w:rPr>
+          <w:b/>
+          <w:bCs/>
+          <w:sz w:val="34"/>
+          <w:szCs w:val="34"/>
+        </w:rPr>
+        <w:t>PreProd</w:t>
+      </w:r>
+      <w:proofErr w:type="spellEnd"/>
+      <w:r>
+        <w:rPr>
+          <w:b/>
+          <w:bCs/>
+          <w:sz w:val="34"/>
+          <w:szCs w:val="34"/>
+        </w:rPr>
+        <w:t xml:space="preserve"> (Staging)</w:t>
       </w:r>
     </w:p>
     <w:p>
@@ -1933,22 +1797,17 @@
           <w:ilvl w:val="0"/>
           <w:numId w:val="15"/>
         </w:numPr>
-        <w:spacing w:after="0" w:afterAutospacing="0" w:before="240" w:lineRule="auto"/>
-        <w:ind w:left="720" w:hanging="360"/>
-      </w:pPr>
-      <w:r>
-        <w:rPr>
-          <w:rtl w:val="0"/>
-        </w:rPr>
+        <w:spacing w:before="240"/>
+      </w:pPr>
+      <w:r>
         <w:t xml:space="preserve">Requires </w:t>
       </w:r>
       <w:r>
         <w:rPr>
-          <w:b w:val="1"/>
-          <w:bCs w:val="1"/>
-          <w:rtl w:val="0"/>
-        </w:rPr>
-        <w:t xml:space="preserve">approval (QA/Product/Manager)</w:t>
+          <w:b/>
+          <w:bCs/>
+        </w:rPr>
+        <w:t>approval (QA/Product/Manager)</w:t>
       </w:r>
     </w:p>
     <w:p>
@@ -1957,32 +1816,65 @@
           <w:ilvl w:val="0"/>
           <w:numId w:val="15"/>
         </w:numPr>
-        <w:spacing w:after="240" w:before="0" w:beforeAutospacing="0" w:lineRule="auto"/>
-        <w:ind w:left="720" w:hanging="360"/>
-      </w:pPr>
-      <w:r>
-        <w:rPr>
-          <w:rFonts w:ascii="Arial Unicode MS" w:cs="Arial Unicode MS" w:eastAsia="Arial Unicode MS" w:hAnsi="Arial Unicode MS"/>
-          <w:rtl w:val="0"/>
-        </w:rPr>
-        <w:t xml:space="preserve">Same image promoted:</w:t>
-        <w:br w:type="textWrapping"/>
-        <w:br w:type="textWrapping"/>
-        <w:t xml:space="preserve"> myapp:25 → PreProd</w:t>
-        <w:br w:type="textWrapping"/>
-      </w:r>
-    </w:p>
-    <w:p>
-      <w:pPr>
-        <w:spacing w:after="240" w:before="240" w:lineRule="auto"/>
-        <w:rPr/>
-      </w:pPr>
-      <w:r>
-        <w:rPr>
-          <w:rFonts w:ascii="Arial Unicode MS" w:cs="Arial Unicode MS" w:eastAsia="Arial Unicode MS" w:hAnsi="Arial Unicode MS"/>
-          <w:rtl w:val="0"/>
-        </w:rPr>
-        <w:t xml:space="preserve">✅ PreProd:</w:t>
+        <w:spacing w:after="240"/>
+      </w:pPr>
+      <w:r>
+        <w:rPr>
+          <w:rFonts w:ascii="Arial Unicode MS" w:eastAsia="Arial Unicode MS" w:hAnsi="Arial Unicode MS" w:cs="Arial Unicode MS"/>
+        </w:rPr>
+        <w:t>Same image promoted:</w:t>
+      </w:r>
+      <w:r>
+        <w:rPr>
+          <w:rFonts w:ascii="Arial Unicode MS" w:eastAsia="Arial Unicode MS" w:hAnsi="Arial Unicode MS" w:cs="Arial Unicode MS"/>
+        </w:rPr>
+        <w:br/>
+      </w:r>
+      <w:r>
+        <w:rPr>
+          <w:rFonts w:ascii="Arial Unicode MS" w:eastAsia="Arial Unicode MS" w:hAnsi="Arial Unicode MS" w:cs="Arial Unicode MS"/>
+        </w:rPr>
+        <w:br/>
+        <w:t xml:space="preserve"> myapp:25 → </w:t>
+      </w:r>
+      <w:proofErr w:type="spellStart"/>
+      <w:r>
+        <w:rPr>
+          <w:rFonts w:ascii="Arial Unicode MS" w:eastAsia="Arial Unicode MS" w:hAnsi="Arial Unicode MS" w:cs="Arial Unicode MS"/>
+        </w:rPr>
+        <w:t>PreProd</w:t>
+      </w:r>
+      <w:proofErr w:type="spellEnd"/>
+      <w:r>
+        <w:rPr>
+          <w:rFonts w:ascii="Arial Unicode MS" w:eastAsia="Arial Unicode MS" w:hAnsi="Arial Unicode MS" w:cs="Arial Unicode MS"/>
+        </w:rPr>
+        <w:br/>
+      </w:r>
+    </w:p>
+    <w:p>
+      <w:pPr>
+        <w:spacing w:before="240" w:after="240"/>
+      </w:pPr>
+      <w:r>
+        <w:rPr>
+          <w:rFonts w:ascii="Arial Unicode MS" w:eastAsia="Arial Unicode MS" w:hAnsi="Arial Unicode MS" w:cs="Arial Unicode MS"/>
+        </w:rPr>
+        <w:t xml:space="preserve">✅ </w:t>
+      </w:r>
+      <w:proofErr w:type="spellStart"/>
+      <w:r>
+        <w:rPr>
+          <w:rFonts w:ascii="Arial Unicode MS" w:eastAsia="Arial Unicode MS" w:hAnsi="Arial Unicode MS" w:cs="Arial Unicode MS"/>
+        </w:rPr>
+        <w:t>PreProd</w:t>
+      </w:r>
+      <w:proofErr w:type="spellEnd"/>
+      <w:r>
+        <w:rPr>
+          <w:rFonts w:ascii="Arial Unicode MS" w:eastAsia="Arial Unicode MS" w:hAnsi="Arial Unicode MS" w:cs="Arial Unicode MS"/>
+        </w:rPr>
+        <w:t>:</w:t>
       </w:r>
     </w:p>
     <w:p>
@@ -1991,14 +1883,10 @@
           <w:ilvl w:val="0"/>
           <w:numId w:val="13"/>
         </w:numPr>
-        <w:spacing w:after="0" w:afterAutospacing="0" w:before="240" w:lineRule="auto"/>
-        <w:ind w:left="720" w:hanging="360"/>
-      </w:pPr>
-      <w:r>
-        <w:rPr>
-          <w:rtl w:val="0"/>
-        </w:rPr>
-        <w:t xml:space="preserve">Production-like environment</w:t>
+        <w:spacing w:before="240"/>
+      </w:pPr>
+      <w:r>
+        <w:t>Production-like environment</w:t>
       </w:r>
     </w:p>
     <w:p>
@@ -2007,14 +1895,9 @@
           <w:ilvl w:val="0"/>
           <w:numId w:val="13"/>
         </w:numPr>
-        <w:spacing w:after="0" w:afterAutospacing="0" w:before="0" w:beforeAutospacing="0" w:lineRule="auto"/>
-        <w:ind w:left="720" w:hanging="360"/>
-      </w:pPr>
-      <w:r>
-        <w:rPr>
-          <w:rtl w:val="0"/>
-        </w:rPr>
-        <w:t xml:space="preserve">Performance testing</w:t>
+      </w:pPr>
+      <w:r>
+        <w:t>Performance testing</w:t>
       </w:r>
     </w:p>
     <w:p>
@@ -2023,30 +1906,20 @@
           <w:ilvl w:val="0"/>
           <w:numId w:val="13"/>
         </w:numPr>
-        <w:spacing w:after="240" w:before="0" w:beforeAutospacing="0" w:lineRule="auto"/>
-        <w:ind w:left="720" w:hanging="360"/>
-      </w:pPr>
-      <w:r>
-        <w:rPr>
-          <w:rtl w:val="0"/>
-        </w:rPr>
-        <w:t xml:space="preserve">UAT (User Acceptance Testing)</w:t>
-      </w:r>
-    </w:p>
-    <w:p>
-      <w:pPr>
-        <w:spacing w:after="240" w:before="240" w:lineRule="auto"/>
-        <w:rPr/>
-      </w:pPr>
-      <w:r>
-        <w:pict>
-          <v:rect style="width:0.0pt;height:1.5pt" o:hr="t" o:hrstd="t" o:hralign="center" fillcolor="#A0A0A0" stroked="f"/>
+        <w:spacing w:after="240"/>
+      </w:pPr>
+      <w:r>
+        <w:t>UAT (User Acceptance Testing)</w:t>
+      </w:r>
+    </w:p>
+    <w:p>
+      <w:pPr>
+        <w:spacing w:before="240" w:after="240"/>
+      </w:pPr>
+      <w:r>
+        <w:pict w14:anchorId="2C12B338">
+          <v:rect id="_x0000_i1030" style="width:0;height:1.5pt" o:hralign="center" o:hrstd="t" o:hr="t" fillcolor="#a0a0a0" stroked="f"/>
         </w:pict>
-      </w:r>
-      <w:r>
-        <w:rPr>
-          <w:rtl w:val="0"/>
-        </w:rPr>
       </w:r>
     </w:p>
     <w:p>
@@ -2054,98 +1927,98 @@
         <w:pStyle w:val="Heading2"/>
         <w:keepNext w:val="0"/>
         <w:keepLines w:val="0"/>
-        <w:spacing w:after="80" w:lineRule="auto"/>
-        <w:rPr>
-          <w:b w:val="1"/>
-          <w:bCs w:val="1"/>
+        <w:spacing w:after="80"/>
+        <w:rPr>
+          <w:b/>
+          <w:bCs/>
           <w:sz w:val="34"/>
           <w:szCs w:val="34"/>
         </w:rPr>
       </w:pPr>
-      <w:bookmarkStart w:colFirst="0" w:colLast="0" w:name="_jt8625keisnf" w:id="7"/>
+      <w:bookmarkStart w:id="7" w:name="_jt8625keisnf" w:colFirst="0" w:colLast="0"/>
       <w:bookmarkEnd w:id="7"/>
       <w:r>
         <w:rPr>
-          <w:b w:val="1"/>
-          <w:bCs w:val="1"/>
+          <w:b/>
+          <w:bCs/>
           <w:sz w:val="34"/>
           <w:szCs w:val="34"/>
-          <w:rtl w:val="0"/>
         </w:rPr>
         <w:t xml:space="preserve">7. Merge to </w:t>
       </w:r>
       <w:r>
         <w:rPr>
-          <w:rFonts w:ascii="Roboto Mono" w:cs="Roboto Mono" w:eastAsia="Roboto Mono" w:hAnsi="Roboto Mono"/>
-          <w:b w:val="1"/>
-          <w:bCs w:val="1"/>
+          <w:rFonts w:ascii="Roboto Mono" w:eastAsia="Roboto Mono" w:hAnsi="Roboto Mono" w:cs="Roboto Mono"/>
+          <w:b/>
+          <w:bCs/>
           <w:color w:val="188038"/>
           <w:sz w:val="34"/>
           <w:szCs w:val="34"/>
-          <w:rtl w:val="0"/>
-        </w:rPr>
-        <w:t xml:space="preserve">main</w:t>
-      </w:r>
-      <w:r>
-        <w:rPr>
-          <w:b w:val="1"/>
-          <w:bCs w:val="1"/>
+        </w:rPr>
+        <w:t>main</w:t>
+      </w:r>
+      <w:r>
+        <w:rPr>
+          <w:b/>
+          <w:bCs/>
           <w:sz w:val="34"/>
           <w:szCs w:val="34"/>
-          <w:rtl w:val="0"/>
         </w:rPr>
         <w:t xml:space="preserve"> (Production readiness)</w:t>
       </w:r>
     </w:p>
     <w:p>
       <w:pPr>
-        <w:spacing w:after="240" w:before="240" w:lineRule="auto"/>
-        <w:rPr/>
-      </w:pPr>
-      <w:r>
-        <w:rPr>
-          <w:rtl w:val="0"/>
-        </w:rPr>
-        <w:t xml:space="preserve">👉 ONLY after PreProd success:</w:t>
-      </w:r>
-    </w:p>
-    <w:p>
-      <w:pPr>
-        <w:spacing w:after="240" w:before="240" w:lineRule="auto"/>
-        <w:rPr/>
-      </w:pPr>
-      <w:r>
-        <w:rPr>
-          <w:rFonts w:ascii="Arial Unicode MS" w:cs="Arial Unicode MS" w:eastAsia="Arial Unicode MS" w:hAnsi="Arial Unicode MS"/>
-          <w:rtl w:val="0"/>
-        </w:rPr>
-        <w:t xml:space="preserve">release/v1.0 → main</w:t>
-      </w:r>
-    </w:p>
-    <w:p>
-      <w:pPr>
-        <w:spacing w:after="240" w:before="240" w:lineRule="auto"/>
-        <w:rPr/>
-      </w:pPr>
-      <w:r>
-        <w:rPr>
-          <w:rtl w:val="0"/>
-        </w:rPr>
+        <w:spacing w:before="240" w:after="240"/>
+      </w:pPr>
+      <w:r>
+        <w:t xml:space="preserve">👉 ONLY after </w:t>
+      </w:r>
+      <w:proofErr w:type="spellStart"/>
+      <w:r>
+        <w:t>PreProd</w:t>
+      </w:r>
+      <w:proofErr w:type="spellEnd"/>
+      <w:r>
+        <w:t xml:space="preserve"> success:</w:t>
+      </w:r>
+    </w:p>
+    <w:p>
+      <w:pPr>
+        <w:spacing w:before="240" w:after="240"/>
+      </w:pPr>
+      <w:r>
+        <w:rPr>
+          <w:rFonts w:ascii="Arial Unicode MS" w:eastAsia="Arial Unicode MS" w:hAnsi="Arial Unicode MS" w:cs="Arial Unicode MS"/>
+        </w:rPr>
+        <w:t>release/v1.0 → main</w:t>
+      </w:r>
+    </w:p>
+    <w:p>
+      <w:pPr>
+        <w:spacing w:before="240" w:after="240"/>
+      </w:pPr>
+      <w:r>
         <w:t xml:space="preserve">This is a </w:t>
       </w:r>
       <w:r>
         <w:rPr>
-          <w:b w:val="1"/>
-          <w:bCs w:val="1"/>
-          <w:rtl w:val="0"/>
-        </w:rPr>
-        <w:t xml:space="preserve">controlled merge</w:t>
-      </w:r>
-      <w:r>
-        <w:rPr>
-          <w:rtl w:val="0"/>
-        </w:rPr>
-        <w:t xml:space="preserve">:</w:t>
+          <w:b/>
+          <w:bCs/>
+        </w:rPr>
+        <w:t xml:space="preserve">controlled </w:t>
+      </w:r>
+      <w:proofErr w:type="gramStart"/>
+      <w:r>
+        <w:rPr>
+          <w:b/>
+          <w:bCs/>
+        </w:rPr>
+        <w:t>merge</w:t>
+      </w:r>
+      <w:proofErr w:type="gramEnd"/>
+      <w:r>
+        <w:t>:</w:t>
       </w:r>
     </w:p>
     <w:p>
@@ -2154,14 +2027,10 @@
           <w:ilvl w:val="0"/>
           <w:numId w:val="10"/>
         </w:numPr>
-        <w:spacing w:after="0" w:afterAutospacing="0" w:before="240" w:lineRule="auto"/>
-        <w:ind w:left="720" w:hanging="360"/>
-      </w:pPr>
-      <w:r>
-        <w:rPr>
-          <w:rtl w:val="0"/>
-        </w:rPr>
-        <w:t xml:space="preserve">Code is frozen</w:t>
+        <w:spacing w:before="240"/>
+      </w:pPr>
+      <w:r>
+        <w:t>Code is frozen</w:t>
       </w:r>
     </w:p>
     <w:p>
@@ -2170,14 +2039,9 @@
           <w:ilvl w:val="0"/>
           <w:numId w:val="10"/>
         </w:numPr>
-        <w:spacing w:after="0" w:afterAutospacing="0" w:before="0" w:beforeAutospacing="0" w:lineRule="auto"/>
-        <w:ind w:left="720" w:hanging="360"/>
-      </w:pPr>
-      <w:r>
-        <w:rPr>
-          <w:rtl w:val="0"/>
-        </w:rPr>
-        <w:t xml:space="preserve">Fully tested</w:t>
+      </w:pPr>
+      <w:r>
+        <w:t>Fully tested</w:t>
       </w:r>
     </w:p>
     <w:p>
@@ -2186,30 +2050,20 @@
           <w:ilvl w:val="0"/>
           <w:numId w:val="10"/>
         </w:numPr>
-        <w:spacing w:after="240" w:before="0" w:beforeAutospacing="0" w:lineRule="auto"/>
-        <w:ind w:left="720" w:hanging="360"/>
-      </w:pPr>
-      <w:r>
-        <w:rPr>
-          <w:rtl w:val="0"/>
-        </w:rPr>
-        <w:t xml:space="preserve">Approved</w:t>
-      </w:r>
-    </w:p>
-    <w:p>
-      <w:pPr>
-        <w:spacing w:after="240" w:before="240" w:lineRule="auto"/>
-        <w:rPr/>
-      </w:pPr>
-      <w:r>
-        <w:pict>
-          <v:rect style="width:0.0pt;height:1.5pt" o:hr="t" o:hrstd="t" o:hralign="center" fillcolor="#A0A0A0" stroked="f"/>
+        <w:spacing w:after="240"/>
+      </w:pPr>
+      <w:r>
+        <w:t>Approved</w:t>
+      </w:r>
+    </w:p>
+    <w:p>
+      <w:pPr>
+        <w:spacing w:before="240" w:after="240"/>
+      </w:pPr>
+      <w:r>
+        <w:pict w14:anchorId="2C12B339">
+          <v:rect id="_x0000_i1031" style="width:0;height:1.5pt" o:hralign="center" o:hrstd="t" o:hr="t" fillcolor="#a0a0a0" stroked="f"/>
         </w:pict>
-      </w:r>
-      <w:r>
-        <w:rPr>
-          <w:rtl w:val="0"/>
-        </w:rPr>
       </w:r>
     </w:p>
     <w:p>
@@ -2217,25 +2071,24 @@
         <w:pStyle w:val="Heading2"/>
         <w:keepNext w:val="0"/>
         <w:keepLines w:val="0"/>
-        <w:spacing w:after="80" w:lineRule="auto"/>
-        <w:rPr>
-          <w:b w:val="1"/>
-          <w:bCs w:val="1"/>
+        <w:spacing w:after="80"/>
+        <w:rPr>
+          <w:b/>
+          <w:bCs/>
           <w:sz w:val="34"/>
           <w:szCs w:val="34"/>
         </w:rPr>
       </w:pPr>
-      <w:bookmarkStart w:colFirst="0" w:colLast="0" w:name="_d0hcjafglfus" w:id="8"/>
+      <w:bookmarkStart w:id="8" w:name="_d0hcjafglfus" w:colFirst="0" w:colLast="0"/>
       <w:bookmarkEnd w:id="8"/>
       <w:r>
         <w:rPr>
-          <w:b w:val="1"/>
-          <w:bCs w:val="1"/>
+          <w:b/>
+          <w:bCs/>
           <w:sz w:val="34"/>
           <w:szCs w:val="34"/>
-          <w:rtl w:val="0"/>
-        </w:rPr>
-        <w:t xml:space="preserve">8. Deploy to Production</w:t>
+        </w:rPr>
+        <w:t>8. Deploy to Production</w:t>
       </w:r>
     </w:p>
     <w:p>
@@ -2244,14 +2097,10 @@
           <w:ilvl w:val="0"/>
           <w:numId w:val="1"/>
         </w:numPr>
-        <w:spacing w:after="0" w:afterAutospacing="0" w:before="240" w:lineRule="auto"/>
-        <w:ind w:left="720" w:hanging="360"/>
-      </w:pPr>
-      <w:r>
-        <w:rPr>
-          <w:rtl w:val="0"/>
-        </w:rPr>
-        <w:t xml:space="preserve">Manual approval (very important)</w:t>
+        <w:spacing w:before="240"/>
+      </w:pPr>
+      <w:r>
+        <w:t>Manual approval (very important)</w:t>
       </w:r>
     </w:p>
     <w:p>
@@ -2260,39 +2109,29 @@
           <w:ilvl w:val="0"/>
           <w:numId w:val="1"/>
         </w:numPr>
-        <w:spacing w:after="240" w:before="0" w:beforeAutospacing="0" w:lineRule="auto"/>
-        <w:ind w:left="720" w:hanging="360"/>
-      </w:pPr>
-      <w:r>
-        <w:rPr>
-          <w:rtl w:val="0"/>
-        </w:rPr>
-        <w:t xml:space="preserve">Pipeline deploys same image:</w:t>
-      </w:r>
-    </w:p>
-    <w:p>
-      <w:pPr>
-        <w:spacing w:after="240" w:before="240" w:lineRule="auto"/>
-        <w:rPr/>
-      </w:pPr>
-      <w:r>
-        <w:rPr>
-          <w:rFonts w:ascii="Arial Unicode MS" w:cs="Arial Unicode MS" w:eastAsia="Arial Unicode MS" w:hAnsi="Arial Unicode MS"/>
-          <w:rtl w:val="0"/>
-        </w:rPr>
-        <w:t xml:space="preserve">myapp:25 → Production</w:t>
-      </w:r>
-    </w:p>
-    <w:p>
-      <w:pPr>
-        <w:spacing w:after="240" w:before="240" w:lineRule="auto"/>
-        <w:rPr/>
-      </w:pPr>
-      <w:r>
-        <w:rPr>
-          <w:rtl w:val="0"/>
-        </w:rPr>
-        <w:t xml:space="preserve">Using:</w:t>
+        <w:spacing w:after="240"/>
+      </w:pPr>
+      <w:r>
+        <w:t>Pipeline deploys same image:</w:t>
+      </w:r>
+    </w:p>
+    <w:p>
+      <w:pPr>
+        <w:spacing w:before="240" w:after="240"/>
+      </w:pPr>
+      <w:r>
+        <w:rPr>
+          <w:rFonts w:ascii="Arial Unicode MS" w:eastAsia="Arial Unicode MS" w:hAnsi="Arial Unicode MS" w:cs="Arial Unicode MS"/>
+        </w:rPr>
+        <w:t>myapp:25 → Production</w:t>
+      </w:r>
+    </w:p>
+    <w:p>
+      <w:pPr>
+        <w:spacing w:before="240" w:after="240"/>
+      </w:pPr>
+      <w:r>
+        <w:t>Using:</w:t>
       </w:r>
     </w:p>
     <w:p>
@@ -2301,14 +2140,10 @@
           <w:ilvl w:val="0"/>
           <w:numId w:val="14"/>
         </w:numPr>
-        <w:spacing w:after="0" w:afterAutospacing="0" w:before="240" w:lineRule="auto"/>
-        <w:ind w:left="720" w:hanging="360"/>
-      </w:pPr>
-      <w:r>
-        <w:rPr>
-          <w:rtl w:val="0"/>
-        </w:rPr>
-        <w:t xml:space="preserve">Kubernetes YAML / Helm</w:t>
+        <w:spacing w:before="240"/>
+      </w:pPr>
+      <w:r>
+        <w:t>Kubernetes YAML / Helm</w:t>
       </w:r>
     </w:p>
     <w:p>
@@ -2317,49 +2152,42 @@
           <w:ilvl w:val="0"/>
           <w:numId w:val="14"/>
         </w:numPr>
-        <w:spacing w:after="240" w:before="0" w:beforeAutospacing="0" w:lineRule="auto"/>
-        <w:ind w:left="720" w:hanging="360"/>
-      </w:pPr>
-      <w:r>
-        <w:rPr>
-          <w:rtl w:val="0"/>
-        </w:rPr>
-        <w:t xml:space="preserve">Rolling update / Blue-Green / Canary </w:t>
-      </w:r>
-    </w:p>
-    <w:p>
-      <w:pPr>
-        <w:spacing w:after="240" w:before="240" w:lineRule="auto"/>
-        <w:rPr/>
-      </w:pPr>
-      <w:r>
-        <w:rPr>
-          <w:rtl w:val="0"/>
-        </w:rPr>
-      </w:r>
-    </w:p>
-    <w:p>
-      <w:pPr>
-        <w:rPr/>
-      </w:pPr>
-      <w:r>
-        <w:rPr>
-          <w:rtl w:val="0"/>
-        </w:rPr>
-      </w:r>
-    </w:p>
+        <w:spacing w:after="240"/>
+      </w:pPr>
+      <w:r>
+        <w:t xml:space="preserve">Rolling update / </w:t>
+      </w:r>
+      <w:proofErr w:type="gramStart"/>
+      <w:r>
+        <w:t>Blue-Green</w:t>
+      </w:r>
+      <w:proofErr w:type="gramEnd"/>
+      <w:r>
+        <w:t xml:space="preserve"> / Canary </w:t>
+      </w:r>
+    </w:p>
+    <w:p>
+      <w:pPr>
+        <w:spacing w:before="240" w:after="240"/>
+      </w:pPr>
+    </w:p>
+    <w:p/>
     <w:sectPr>
-      <w:pgSz w:h="15840" w:w="12240" w:orient="portrait"/>
-      <w:pgMar w:bottom="1440" w:top="1440" w:left="1440" w:right="1440" w:header="720" w:footer="720"/>
+      <w:pgSz w:w="12240" w:h="15840"/>
+      <w:pgMar w:top="1440" w:right="1440" w:bottom="1440" w:left="1440" w:header="720" w:footer="720" w:gutter="0"/>
       <w:pgNumType w:start="1"/>
+      <w:cols w:space="720"/>
     </w:sectPr>
   </w:body>
 </w:document>
 </file>
 
 <file path=word/numbering.xml><?xml version="1.0" encoding="utf-8"?>
-<w:numbering xmlns:mc="http://schemas.openxmlformats.org/markup-compatibility/2006" xmlns:o="urn:schemas-microsoft-com:office:office" xmlns:r="http://schemas.openxmlformats.org/officeDocument/2006/relationships" xmlns:m="http://schemas.openxmlformats.org/officeDocument/2006/math" xmlns:v="urn:schemas-microsoft-com:vml" xmlns:wp="http://schemas.openxmlformats.org/drawingml/2006/wordprocessingDrawing" xmlns:w10="urn:schemas-microsoft-com:office:word" xmlns:w="http://schemas.openxmlformats.org/wordprocessingml/2006/main" xmlns:wne="http://schemas.microsoft.com/office/word/2006/wordml" xmlns:sl="http://schemas.openxmlformats.org/schemaLibrary/2006/main" xmlns:a="http://schemas.openxmlformats.org/drawingml/2006/main" xmlns:pic="http://schemas.openxmlformats.org/drawingml/2006/picture" xmlns:c="http://schemas.openxmlformats.org/drawingml/2006/chart" xmlns:lc="http://schemas.openxmlformats.org/drawingml/2006/lockedCanvas" xmlns:dgm="http://schemas.openxmlformats.org/drawingml/2006/diagram" xmlns:wps="http://schemas.microsoft.com/office/word/2010/wordprocessingShape" xmlns:wpg="http://schemas.microsoft.com/office/word/2010/wordprocessingGroup" xmlns:w14="http://schemas.microsoft.com/office/word/2010/wordml" xmlns:w15="http://schemas.microsoft.com/office/word/2012/wordml" xmlns:w16="http://schemas.microsoft.com/office/word/2018/wordml" xmlns:w16cex="http://schemas.microsoft.com/office/word/2018/wordml/cex" xmlns:w16cid="http://schemas.microsoft.com/office/word/2016/wordml/cid" xmlns="http://schemas.microsoft.com/office/tasks/2019/documenttasks" xmlns:cr="http://schemas.microsoft.com/office/comments/2020/reactions">
-  <w:abstractNum w:abstractNumId="1">
+<w:numbering xmlns:wpc="http://schemas.microsoft.com/office/word/2010/wordprocessingCanvas" xmlns:cx="http://schemas.microsoft.com/office/drawing/2014/chartex" xmlns:cx1="http://schemas.microsoft.com/office/drawing/2015/9/8/chartex" xmlns:cx2="http://schemas.microsoft.com/office/drawing/2015/10/21/chartex" xmlns:cx3="http://schemas.microsoft.com/office/drawing/2016/5/9/chartex" xmlns:cx4="http://schemas.microsoft.com/office/drawing/2016/5/10/chartex" xmlns:cx5="http://schemas.microsoft.com/office/drawing/2016/5/11/chartex" xmlns:cx6="http://schemas.microsoft.com/office/drawing/2016/5/12/chartex" xmlns:cx7="http://schemas.microsoft.com/office/drawing/2016/5/13/chartex" xmlns:cx8="http://schemas.microsoft.com/office/drawing/2016/5/14/chartex" xmlns:mc="http://schemas.openxmlformats.org/markup-compatibility/2006" xmlns:aink="http://schemas.microsoft.com/office/drawing/2016/ink" xmlns:am3d="http://schemas.microsoft.com/office/drawing/2017/model3d" xmlns:o="urn:schemas-microsoft-com:office:office" xmlns:oel="http://schemas.microsoft.com/office/2019/extlst" xmlns:r="http://schemas.openxmlformats.org/officeDocument/2006/relationships" xmlns:m="http://schemas.openxmlformats.org/officeDocument/2006/math" xmlns:v="urn:schemas-microsoft-com:vml" xmlns:wp14="http://schemas.microsoft.com/office/word/2010/wordprocessingDrawing" xmlns:wp="http://schemas.openxmlformats.org/drawingml/2006/wordprocessingDrawing" xmlns:w10="urn:schemas-microsoft-com:office:word" xmlns:w="http://schemas.openxmlformats.org/wordprocessingml/2006/main" xmlns:w14="http://schemas.microsoft.com/office/word/2010/wordml" xmlns:w15="http://schemas.microsoft.com/office/word/2012/wordml" xmlns:w16cex="http://schemas.microsoft.com/office/word/2018/wordml/cex" xmlns:w16cid="http://schemas.microsoft.com/office/word/2016/wordml/cid" xmlns:w16="http://schemas.microsoft.com/office/word/2018/wordml" xmlns:w16du="http://schemas.microsoft.com/office/word/2023/wordml/word16du" xmlns:w16sdtdh="http://schemas.microsoft.com/office/word/2020/wordml/sdtdatahash" xmlns:w16sdtfl="http://schemas.microsoft.com/office/word/2024/wordml/sdtformatlock" xmlns:w16se="http://schemas.microsoft.com/office/word/2015/wordml/symex" xmlns:wpg="http://schemas.microsoft.com/office/word/2010/wordprocessingGroup" xmlns:wpi="http://schemas.microsoft.com/office/word/2010/wordprocessingInk" xmlns:wne="http://schemas.microsoft.com/office/word/2006/wordml" xmlns:wps="http://schemas.microsoft.com/office/word/2010/wordprocessingShape" mc:Ignorable="w14 w15 w16se w16cid w16 w16cex w16sdtdh w16sdtfl w16du wp14">
+  <w:abstractNum w:abstractNumId="0" w15:restartNumberingAfterBreak="0">
+    <w:nsid w:val="0F100F8C"/>
+    <w:multiLevelType w:val="multilevel"/>
+    <w:tmpl w:val="3F449394"/>
     <w:lvl w:ilvl="0">
       <w:start w:val="1"/>
       <w:numFmt w:val="bullet"/>
@@ -2469,7 +2297,10 @@
       </w:rPr>
     </w:lvl>
   </w:abstractNum>
-  <w:abstractNum w:abstractNumId="2">
+  <w:abstractNum w:abstractNumId="1" w15:restartNumberingAfterBreak="0">
+    <w:nsid w:val="14D30DD9"/>
+    <w:multiLevelType w:val="multilevel"/>
+    <w:tmpl w:val="E422A42E"/>
     <w:lvl w:ilvl="0">
       <w:start w:val="1"/>
       <w:numFmt w:val="bullet"/>
@@ -2579,7 +2410,10 @@
       </w:rPr>
     </w:lvl>
   </w:abstractNum>
-  <w:abstractNum w:abstractNumId="3">
+  <w:abstractNum w:abstractNumId="2" w15:restartNumberingAfterBreak="0">
+    <w:nsid w:val="1EA3797B"/>
+    <w:multiLevelType w:val="multilevel"/>
+    <w:tmpl w:val="75B89C6C"/>
     <w:lvl w:ilvl="0">
       <w:start w:val="1"/>
       <w:numFmt w:val="bullet"/>
@@ -2689,7 +2523,10 @@
       </w:rPr>
     </w:lvl>
   </w:abstractNum>
-  <w:abstractNum w:abstractNumId="4">
+  <w:abstractNum w:abstractNumId="3" w15:restartNumberingAfterBreak="0">
+    <w:nsid w:val="2744162E"/>
+    <w:multiLevelType w:val="multilevel"/>
+    <w:tmpl w:val="0EC2AEF4"/>
     <w:lvl w:ilvl="0">
       <w:start w:val="1"/>
       <w:numFmt w:val="bullet"/>
@@ -2799,7 +2636,10 @@
       </w:rPr>
     </w:lvl>
   </w:abstractNum>
-  <w:abstractNum w:abstractNumId="5">
+  <w:abstractNum w:abstractNumId="4" w15:restartNumberingAfterBreak="0">
+    <w:nsid w:val="2C421393"/>
+    <w:multiLevelType w:val="multilevel"/>
+    <w:tmpl w:val="4E3000A4"/>
     <w:lvl w:ilvl="0">
       <w:start w:val="1"/>
       <w:numFmt w:val="bullet"/>
@@ -2909,7 +2749,10 @@
       </w:rPr>
     </w:lvl>
   </w:abstractNum>
-  <w:abstractNum w:abstractNumId="6">
+  <w:abstractNum w:abstractNumId="5" w15:restartNumberingAfterBreak="0">
+    <w:nsid w:val="2FEE66E9"/>
+    <w:multiLevelType w:val="multilevel"/>
+    <w:tmpl w:val="6916FCB8"/>
     <w:lvl w:ilvl="0">
       <w:start w:val="1"/>
       <w:numFmt w:val="bullet"/>
@@ -3019,7 +2862,10 @@
       </w:rPr>
     </w:lvl>
   </w:abstractNum>
-  <w:abstractNum w:abstractNumId="7">
+  <w:abstractNum w:abstractNumId="6" w15:restartNumberingAfterBreak="0">
+    <w:nsid w:val="397F0D4F"/>
+    <w:multiLevelType w:val="multilevel"/>
+    <w:tmpl w:val="A34C0E46"/>
     <w:lvl w:ilvl="0">
       <w:start w:val="1"/>
       <w:numFmt w:val="bullet"/>
@@ -3129,7 +2975,10 @@
       </w:rPr>
     </w:lvl>
   </w:abstractNum>
-  <w:abstractNum w:abstractNumId="8">
+  <w:abstractNum w:abstractNumId="7" w15:restartNumberingAfterBreak="0">
+    <w:nsid w:val="40CC17D4"/>
+    <w:multiLevelType w:val="multilevel"/>
+    <w:tmpl w:val="937A3E18"/>
     <w:lvl w:ilvl="0">
       <w:start w:val="1"/>
       <w:numFmt w:val="bullet"/>
@@ -3239,7 +3088,10 @@
       </w:rPr>
     </w:lvl>
   </w:abstractNum>
-  <w:abstractNum w:abstractNumId="9">
+  <w:abstractNum w:abstractNumId="8" w15:restartNumberingAfterBreak="0">
+    <w:nsid w:val="472E63AF"/>
+    <w:multiLevelType w:val="multilevel"/>
+    <w:tmpl w:val="D6FC0A6C"/>
     <w:lvl w:ilvl="0">
       <w:start w:val="1"/>
       <w:numFmt w:val="bullet"/>
@@ -3349,7 +3201,10 @@
       </w:rPr>
     </w:lvl>
   </w:abstractNum>
-  <w:abstractNum w:abstractNumId="10">
+  <w:abstractNum w:abstractNumId="9" w15:restartNumberingAfterBreak="0">
+    <w:nsid w:val="57EE7E89"/>
+    <w:multiLevelType w:val="multilevel"/>
+    <w:tmpl w:val="4F84E364"/>
     <w:lvl w:ilvl="0">
       <w:start w:val="1"/>
       <w:numFmt w:val="bullet"/>
@@ -3459,7 +3314,10 @@
       </w:rPr>
     </w:lvl>
   </w:abstractNum>
-  <w:abstractNum w:abstractNumId="11">
+  <w:abstractNum w:abstractNumId="10" w15:restartNumberingAfterBreak="0">
+    <w:nsid w:val="61D31421"/>
+    <w:multiLevelType w:val="multilevel"/>
+    <w:tmpl w:val="C7B62E4A"/>
     <w:lvl w:ilvl="0">
       <w:start w:val="1"/>
       <w:numFmt w:val="bullet"/>
@@ -3569,7 +3427,10 @@
       </w:rPr>
     </w:lvl>
   </w:abstractNum>
-  <w:abstractNum w:abstractNumId="12">
+  <w:abstractNum w:abstractNumId="11" w15:restartNumberingAfterBreak="0">
+    <w:nsid w:val="645C5EA4"/>
+    <w:multiLevelType w:val="multilevel"/>
+    <w:tmpl w:val="E4AEA960"/>
     <w:lvl w:ilvl="0">
       <w:start w:val="1"/>
       <w:numFmt w:val="bullet"/>
@@ -3679,7 +3540,10 @@
       </w:rPr>
     </w:lvl>
   </w:abstractNum>
-  <w:abstractNum w:abstractNumId="13">
+  <w:abstractNum w:abstractNumId="12" w15:restartNumberingAfterBreak="0">
+    <w:nsid w:val="65E13391"/>
+    <w:multiLevelType w:val="multilevel"/>
+    <w:tmpl w:val="17CAE720"/>
     <w:lvl w:ilvl="0">
       <w:start w:val="1"/>
       <w:numFmt w:val="bullet"/>
@@ -3789,7 +3653,10 @@
       </w:rPr>
     </w:lvl>
   </w:abstractNum>
-  <w:abstractNum w:abstractNumId="14">
+  <w:abstractNum w:abstractNumId="13" w15:restartNumberingAfterBreak="0">
+    <w:nsid w:val="69036560"/>
+    <w:multiLevelType w:val="multilevel"/>
+    <w:tmpl w:val="D4F65B42"/>
     <w:lvl w:ilvl="0">
       <w:start w:val="1"/>
       <w:numFmt w:val="bullet"/>
@@ -3899,7 +3766,10 @@
       </w:rPr>
     </w:lvl>
   </w:abstractNum>
-  <w:abstractNum w:abstractNumId="15">
+  <w:abstractNum w:abstractNumId="14" w15:restartNumberingAfterBreak="0">
+    <w:nsid w:val="7EA2709D"/>
+    <w:multiLevelType w:val="multilevel"/>
+    <w:tmpl w:val="F112EEEE"/>
     <w:lvl w:ilvl="0">
       <w:start w:val="1"/>
       <w:numFmt w:val="bullet"/>
@@ -4009,63 +3879,63 @@
       </w:rPr>
     </w:lvl>
   </w:abstractNum>
-  <w:num w:numId="1">
+  <w:num w:numId="1" w16cid:durableId="1262450338">
+    <w:abstractNumId w:val="11"/>
+  </w:num>
+  <w:num w:numId="2" w16cid:durableId="1450508993">
+    <w:abstractNumId w:val="9"/>
+  </w:num>
+  <w:num w:numId="3" w16cid:durableId="616764628">
+    <w:abstractNumId w:val="6"/>
+  </w:num>
+  <w:num w:numId="4" w16cid:durableId="1194003437">
+    <w:abstractNumId w:val="5"/>
+  </w:num>
+  <w:num w:numId="5" w16cid:durableId="1041058454">
+    <w:abstractNumId w:val="7"/>
+  </w:num>
+  <w:num w:numId="6" w16cid:durableId="1522428007">
+    <w:abstractNumId w:val="3"/>
+  </w:num>
+  <w:num w:numId="7" w16cid:durableId="276762184">
+    <w:abstractNumId w:val="4"/>
+  </w:num>
+  <w:num w:numId="8" w16cid:durableId="1638489712">
+    <w:abstractNumId w:val="14"/>
+  </w:num>
+  <w:num w:numId="9" w16cid:durableId="261642985">
+    <w:abstractNumId w:val="2"/>
+  </w:num>
+  <w:num w:numId="10" w16cid:durableId="1710645687">
+    <w:abstractNumId w:val="10"/>
+  </w:num>
+  <w:num w:numId="11" w16cid:durableId="899710045">
+    <w:abstractNumId w:val="8"/>
+  </w:num>
+  <w:num w:numId="12" w16cid:durableId="402218959">
+    <w:abstractNumId w:val="13"/>
+  </w:num>
+  <w:num w:numId="13" w16cid:durableId="1872450708">
+    <w:abstractNumId w:val="0"/>
+  </w:num>
+  <w:num w:numId="14" w16cid:durableId="954023061">
     <w:abstractNumId w:val="1"/>
   </w:num>
-  <w:num w:numId="2">
-    <w:abstractNumId w:val="2"/>
-  </w:num>
-  <w:num w:numId="3">
-    <w:abstractNumId w:val="3"/>
-  </w:num>
-  <w:num w:numId="4">
-    <w:abstractNumId w:val="4"/>
-  </w:num>
-  <w:num w:numId="5">
-    <w:abstractNumId w:val="5"/>
-  </w:num>
-  <w:num w:numId="6">
-    <w:abstractNumId w:val="6"/>
-  </w:num>
-  <w:num w:numId="7">
-    <w:abstractNumId w:val="7"/>
-  </w:num>
-  <w:num w:numId="8">
-    <w:abstractNumId w:val="8"/>
-  </w:num>
-  <w:num w:numId="9">
-    <w:abstractNumId w:val="9"/>
-  </w:num>
-  <w:num w:numId="10">
-    <w:abstractNumId w:val="10"/>
-  </w:num>
-  <w:num w:numId="11">
-    <w:abstractNumId w:val="11"/>
-  </w:num>
-  <w:num w:numId="12">
+  <w:num w:numId="15" w16cid:durableId="902445104">
     <w:abstractNumId w:val="12"/>
-  </w:num>
-  <w:num w:numId="13">
-    <w:abstractNumId w:val="13"/>
-  </w:num>
-  <w:num w:numId="14">
-    <w:abstractNumId w:val="14"/>
-  </w:num>
-  <w:num w:numId="15">
-    <w:abstractNumId w:val="15"/>
   </w:num>
 </w:numbering>
 </file>
 
 <file path=word/styles.xml><?xml version="1.0" encoding="utf-8"?>
-<w:styles xmlns:mc="http://schemas.openxmlformats.org/markup-compatibility/2006" xmlns:o="urn:schemas-microsoft-com:office:office" xmlns:r="http://schemas.openxmlformats.org/officeDocument/2006/relationships" xmlns:m="http://schemas.openxmlformats.org/officeDocument/2006/math" xmlns:v="urn:schemas-microsoft-com:vml" xmlns:wp="http://schemas.openxmlformats.org/drawingml/2006/wordprocessingDrawing" xmlns:w10="urn:schemas-microsoft-com:office:word" xmlns:w="http://schemas.openxmlformats.org/wordprocessingml/2006/main" xmlns:wne="http://schemas.microsoft.com/office/word/2006/wordml" xmlns:sl="http://schemas.openxmlformats.org/schemaLibrary/2006/main" xmlns:a="http://schemas.openxmlformats.org/drawingml/2006/main" xmlns:pic="http://schemas.openxmlformats.org/drawingml/2006/picture" xmlns:c="http://schemas.openxmlformats.org/drawingml/2006/chart" xmlns:lc="http://schemas.openxmlformats.org/drawingml/2006/lockedCanvas" xmlns:dgm="http://schemas.openxmlformats.org/drawingml/2006/diagram" xmlns:wps="http://schemas.microsoft.com/office/word/2010/wordprocessingShape" xmlns:wpg="http://schemas.microsoft.com/office/word/2010/wordprocessingGroup" xmlns:w14="http://schemas.microsoft.com/office/word/2010/wordml" xmlns:w15="http://schemas.microsoft.com/office/word/2012/wordml" xmlns:w16="http://schemas.microsoft.com/office/word/2018/wordml" xmlns:w16cex="http://schemas.microsoft.com/office/word/2018/wordml/cex" xmlns:w16cid="http://schemas.microsoft.com/office/word/2016/wordml/cid" xmlns="http://schemas.microsoft.com/office/tasks/2019/documenttasks" xmlns:cr="http://schemas.microsoft.com/office/comments/2020/reactions">
+<w:styles xmlns:mc="http://schemas.openxmlformats.org/markup-compatibility/2006" xmlns:r="http://schemas.openxmlformats.org/officeDocument/2006/relationships" xmlns:w="http://schemas.openxmlformats.org/wordprocessingml/2006/main" xmlns:w14="http://schemas.microsoft.com/office/word/2010/wordml" xmlns:w15="http://schemas.microsoft.com/office/word/2012/wordml" xmlns:w16cex="http://schemas.microsoft.com/office/word/2018/wordml/cex" xmlns:w16cid="http://schemas.microsoft.com/office/word/2016/wordml/cid" xmlns:w16="http://schemas.microsoft.com/office/word/2018/wordml" xmlns:w16du="http://schemas.microsoft.com/office/word/2023/wordml/word16du" xmlns:w16sdtdh="http://schemas.microsoft.com/office/word/2020/wordml/sdtdatahash" xmlns:w16sdtfl="http://schemas.microsoft.com/office/word/2024/wordml/sdtformatlock" xmlns:w16se="http://schemas.microsoft.com/office/word/2015/wordml/symex" mc:Ignorable="w14 w15 w16se w16cid w16 w16cex w16sdtdh w16sdtfl w16du">
   <w:docDefaults>
     <w:rPrDefault>
       <w:rPr>
-        <w:rFonts w:ascii="Arial" w:cs="Arial" w:eastAsia="Arial" w:hAnsi="Arial"/>
+        <w:rFonts w:ascii="Arial" w:eastAsia="Arial" w:hAnsi="Arial" w:cs="Arial"/>
         <w:sz w:val="22"/>
         <w:szCs w:val="22"/>
-        <w:lang w:val="en"/>
+        <w:lang w:val="en" w:eastAsia="en-US" w:bidi="ar-SA"/>
       </w:rPr>
     </w:rPrDefault>
     <w:pPrDefault>
@@ -4074,29 +3944,399 @@
       </w:pPr>
     </w:pPrDefault>
   </w:docDefaults>
-  <w:style w:type="table" w:styleId="TableNormal" w:default="1">
-    <w:name w:val="TableNormal"/>
-    <w:tblPr>
-      <w:tblCellMar>
-        <w:top w:w="100.0" w:type="dxa"/>
-        <w:left w:w="100.0" w:type="dxa"/>
-        <w:bottom w:w="100.0" w:type="dxa"/>
-        <w:right w:w="100.0" w:type="dxa"/>
-      </w:tblCellMar>
-    </w:tblPr>
-  </w:style>
-  <w:style w:type="paragraph" w:styleId="Normal" w:default="1">
-    <w:name w:val="normal"/>
+  <w:latentStyles w:defLockedState="0" w:defUIPriority="99" w:defSemiHidden="0" w:defUnhideWhenUsed="0" w:defQFormat="0" w:count="376">
+    <w:lsdException w:name="Normal" w:uiPriority="0" w:qFormat="1"/>
+    <w:lsdException w:name="heading 1" w:uiPriority="9" w:qFormat="1"/>
+    <w:lsdException w:name="heading 2" w:semiHidden="1" w:uiPriority="9" w:unhideWhenUsed="1" w:qFormat="1"/>
+    <w:lsdException w:name="heading 3" w:semiHidden="1" w:uiPriority="9" w:unhideWhenUsed="1" w:qFormat="1"/>
+    <w:lsdException w:name="heading 4" w:semiHidden="1" w:uiPriority="9" w:unhideWhenUsed="1" w:qFormat="1"/>
+    <w:lsdException w:name="heading 5" w:semiHidden="1" w:uiPriority="9" w:unhideWhenUsed="1" w:qFormat="1"/>
+    <w:lsdException w:name="heading 6" w:semiHidden="1" w:uiPriority="9" w:unhideWhenUsed="1" w:qFormat="1"/>
+    <w:lsdException w:name="heading 7" w:semiHidden="1" w:uiPriority="9" w:unhideWhenUsed="1" w:qFormat="1"/>
+    <w:lsdException w:name="heading 8" w:semiHidden="1" w:uiPriority="9" w:unhideWhenUsed="1" w:qFormat="1"/>
+    <w:lsdException w:name="heading 9" w:semiHidden="1" w:uiPriority="9" w:unhideWhenUsed="1" w:qFormat="1"/>
+    <w:lsdException w:name="index 1" w:semiHidden="1" w:unhideWhenUsed="1"/>
+    <w:lsdException w:name="index 2" w:semiHidden="1" w:unhideWhenUsed="1"/>
+    <w:lsdException w:name="index 3" w:semiHidden="1" w:unhideWhenUsed="1"/>
+    <w:lsdException w:name="index 4" w:semiHidden="1" w:unhideWhenUsed="1"/>
+    <w:lsdException w:name="index 5" w:semiHidden="1" w:unhideWhenUsed="1"/>
+    <w:lsdException w:name="index 6" w:semiHidden="1" w:unhideWhenUsed="1"/>
+    <w:lsdException w:name="index 7" w:semiHidden="1" w:unhideWhenUsed="1"/>
+    <w:lsdException w:name="index 8" w:semiHidden="1" w:unhideWhenUsed="1"/>
+    <w:lsdException w:name="index 9" w:semiHidden="1" w:unhideWhenUsed="1"/>
+    <w:lsdException w:name="toc 1" w:semiHidden="1" w:uiPriority="39" w:unhideWhenUsed="1"/>
+    <w:lsdException w:name="toc 2" w:semiHidden="1" w:uiPriority="39" w:unhideWhenUsed="1"/>
+    <w:lsdException w:name="toc 3" w:semiHidden="1" w:uiPriority="39" w:unhideWhenUsed="1"/>
+    <w:lsdException w:name="toc 4" w:semiHidden="1" w:uiPriority="39" w:unhideWhenUsed="1"/>
+    <w:lsdException w:name="toc 5" w:semiHidden="1" w:uiPriority="39" w:unhideWhenUsed="1"/>
+    <w:lsdException w:name="toc 6" w:semiHidden="1" w:uiPriority="39" w:unhideWhenUsed="1"/>
+    <w:lsdException w:name="toc 7" w:semiHidden="1" w:uiPriority="39" w:unhideWhenUsed="1"/>
+    <w:lsdException w:name="toc 8" w:semiHidden="1" w:uiPriority="39" w:unhideWhenUsed="1"/>
+    <w:lsdException w:name="toc 9" w:semiHidden="1" w:uiPriority="39" w:unhideWhenUsed="1"/>
+    <w:lsdException w:name="Normal Indent" w:semiHidden="1" w:unhideWhenUsed="1"/>
+    <w:lsdException w:name="footnote text" w:semiHidden="1" w:unhideWhenUsed="1"/>
+    <w:lsdException w:name="annotation text" w:semiHidden="1" w:unhideWhenUsed="1"/>
+    <w:lsdException w:name="header" w:semiHidden="1" w:unhideWhenUsed="1"/>
+    <w:lsdException w:name="footer" w:semiHidden="1" w:unhideWhenUsed="1"/>
+    <w:lsdException w:name="index heading" w:semiHidden="1" w:unhideWhenUsed="1"/>
+    <w:lsdException w:name="caption" w:semiHidden="1" w:uiPriority="35" w:unhideWhenUsed="1" w:qFormat="1"/>
+    <w:lsdException w:name="table of figures" w:semiHidden="1" w:unhideWhenUsed="1"/>
+    <w:lsdException w:name="envelope address" w:semiHidden="1" w:unhideWhenUsed="1"/>
+    <w:lsdException w:name="envelope return" w:semiHidden="1" w:unhideWhenUsed="1"/>
+    <w:lsdException w:name="footnote reference" w:semiHidden="1" w:unhideWhenUsed="1"/>
+    <w:lsdException w:name="annotation reference" w:semiHidden="1" w:unhideWhenUsed="1"/>
+    <w:lsdException w:name="line number" w:semiHidden="1" w:unhideWhenUsed="1"/>
+    <w:lsdException w:name="page number" w:semiHidden="1" w:unhideWhenUsed="1"/>
+    <w:lsdException w:name="endnote reference" w:semiHidden="1" w:unhideWhenUsed="1"/>
+    <w:lsdException w:name="endnote text" w:semiHidden="1" w:unhideWhenUsed="1"/>
+    <w:lsdException w:name="table of authorities" w:semiHidden="1" w:unhideWhenUsed="1"/>
+    <w:lsdException w:name="macro" w:semiHidden="1" w:unhideWhenUsed="1"/>
+    <w:lsdException w:name="toa heading" w:semiHidden="1" w:unhideWhenUsed="1"/>
+    <w:lsdException w:name="List" w:semiHidden="1" w:unhideWhenUsed="1"/>
+    <w:lsdException w:name="List Bullet" w:semiHidden="1" w:unhideWhenUsed="1"/>
+    <w:lsdException w:name="List Number" w:semiHidden="1" w:unhideWhenUsed="1"/>
+    <w:lsdException w:name="List 2" w:semiHidden="1" w:unhideWhenUsed="1"/>
+    <w:lsdException w:name="List 3" w:semiHidden="1" w:unhideWhenUsed="1"/>
+    <w:lsdException w:name="List 4" w:semiHidden="1" w:unhideWhenUsed="1"/>
+    <w:lsdException w:name="List 5" w:semiHidden="1" w:unhideWhenUsed="1"/>
+    <w:lsdException w:name="List Bullet 2" w:semiHidden="1" w:unhideWhenUsed="1"/>
+    <w:lsdException w:name="List Bullet 3" w:semiHidden="1" w:unhideWhenUsed="1"/>
+    <w:lsdException w:name="List Bullet 4" w:semiHidden="1" w:unhideWhenUsed="1"/>
+    <w:lsdException w:name="List Bullet 5" w:semiHidden="1" w:unhideWhenUsed="1"/>
+    <w:lsdException w:name="List Number 2" w:semiHidden="1" w:unhideWhenUsed="1"/>
+    <w:lsdException w:name="List Number 3" w:semiHidden="1" w:unhideWhenUsed="1"/>
+    <w:lsdException w:name="List Number 4" w:semiHidden="1" w:unhideWhenUsed="1"/>
+    <w:lsdException w:name="List Number 5" w:semiHidden="1" w:unhideWhenUsed="1"/>
+    <w:lsdException w:name="Title" w:uiPriority="10" w:qFormat="1"/>
+    <w:lsdException w:name="Closing" w:semiHidden="1" w:unhideWhenUsed="1"/>
+    <w:lsdException w:name="Signature" w:semiHidden="1" w:unhideWhenUsed="1"/>
+    <w:lsdException w:name="Default Paragraph Font" w:semiHidden="1" w:uiPriority="1" w:unhideWhenUsed="1"/>
+    <w:lsdException w:name="Body Text" w:semiHidden="1" w:unhideWhenUsed="1"/>
+    <w:lsdException w:name="Body Text Indent" w:semiHidden="1" w:unhideWhenUsed="1"/>
+    <w:lsdException w:name="List Continue" w:semiHidden="1" w:unhideWhenUsed="1"/>
+    <w:lsdException w:name="List Continue 2" w:semiHidden="1" w:unhideWhenUsed="1"/>
+    <w:lsdException w:name="List Continue 3" w:semiHidden="1" w:unhideWhenUsed="1"/>
+    <w:lsdException w:name="List Continue 4" w:semiHidden="1" w:unhideWhenUsed="1"/>
+    <w:lsdException w:name="List Continue 5" w:semiHidden="1" w:unhideWhenUsed="1"/>
+    <w:lsdException w:name="Message Header" w:semiHidden="1" w:unhideWhenUsed="1"/>
+    <w:lsdException w:name="Subtitle" w:uiPriority="11" w:qFormat="1"/>
+    <w:lsdException w:name="Salutation" w:semiHidden="1" w:unhideWhenUsed="1"/>
+    <w:lsdException w:name="Date" w:semiHidden="1" w:unhideWhenUsed="1"/>
+    <w:lsdException w:name="Body Text First Indent" w:semiHidden="1" w:unhideWhenUsed="1"/>
+    <w:lsdException w:name="Body Text First Indent 2" w:semiHidden="1" w:unhideWhenUsed="1"/>
+    <w:lsdException w:name="Note Heading" w:semiHidden="1" w:unhideWhenUsed="1"/>
+    <w:lsdException w:name="Body Text 2" w:semiHidden="1" w:unhideWhenUsed="1"/>
+    <w:lsdException w:name="Body Text 3" w:semiHidden="1" w:unhideWhenUsed="1"/>
+    <w:lsdException w:name="Body Text Indent 2" w:semiHidden="1" w:unhideWhenUsed="1"/>
+    <w:lsdException w:name="Body Text Indent 3" w:semiHidden="1" w:unhideWhenUsed="1"/>
+    <w:lsdException w:name="Block Text" w:semiHidden="1" w:unhideWhenUsed="1"/>
+    <w:lsdException w:name="Hyperlink" w:semiHidden="1" w:unhideWhenUsed="1"/>
+    <w:lsdException w:name="FollowedHyperlink" w:semiHidden="1" w:unhideWhenUsed="1"/>
+    <w:lsdException w:name="Strong" w:uiPriority="22" w:qFormat="1"/>
+    <w:lsdException w:name="Emphasis" w:uiPriority="20" w:qFormat="1"/>
+    <w:lsdException w:name="Document Map" w:semiHidden="1" w:unhideWhenUsed="1"/>
+    <w:lsdException w:name="Plain Text" w:semiHidden="1" w:unhideWhenUsed="1"/>
+    <w:lsdException w:name="E-mail Signature" w:semiHidden="1" w:unhideWhenUsed="1"/>
+    <w:lsdException w:name="HTML Top of Form" w:semiHidden="1" w:unhideWhenUsed="1"/>
+    <w:lsdException w:name="HTML Bottom of Form" w:semiHidden="1" w:unhideWhenUsed="1"/>
+    <w:lsdException w:name="Normal (Web)" w:semiHidden="1" w:unhideWhenUsed="1"/>
+    <w:lsdException w:name="HTML Acronym" w:semiHidden="1" w:unhideWhenUsed="1"/>
+    <w:lsdException w:name="HTML Address" w:semiHidden="1" w:unhideWhenUsed="1"/>
+    <w:lsdException w:name="HTML Cite" w:semiHidden="1" w:unhideWhenUsed="1"/>
+    <w:lsdException w:name="HTML Code" w:semiHidden="1" w:unhideWhenUsed="1"/>
+    <w:lsdException w:name="HTML Definition" w:semiHidden="1" w:unhideWhenUsed="1"/>
+    <w:lsdException w:name="HTML Keyboard" w:semiHidden="1" w:unhideWhenUsed="1"/>
+    <w:lsdException w:name="HTML Preformatted" w:semiHidden="1" w:unhideWhenUsed="1"/>
+    <w:lsdException w:name="HTML Sample" w:semiHidden="1" w:unhideWhenUsed="1"/>
+    <w:lsdException w:name="HTML Typewriter" w:semiHidden="1" w:unhideWhenUsed="1"/>
+    <w:lsdException w:name="HTML Variable" w:semiHidden="1" w:unhideWhenUsed="1"/>
+    <w:lsdException w:name="Normal Table" w:semiHidden="1" w:unhideWhenUsed="1"/>
+    <w:lsdException w:name="annotation subject" w:semiHidden="1" w:unhideWhenUsed="1"/>
+    <w:lsdException w:name="No List" w:semiHidden="1" w:unhideWhenUsed="1"/>
+    <w:lsdException w:name="Outline List 1" w:semiHidden="1" w:unhideWhenUsed="1"/>
+    <w:lsdException w:name="Outline List 2" w:semiHidden="1" w:unhideWhenUsed="1"/>
+    <w:lsdException w:name="Outline List 3" w:semiHidden="1" w:unhideWhenUsed="1"/>
+    <w:lsdException w:name="Table Simple 1" w:semiHidden="1" w:unhideWhenUsed="1"/>
+    <w:lsdException w:name="Table Simple 2" w:semiHidden="1" w:unhideWhenUsed="1"/>
+    <w:lsdException w:name="Table Simple 3" w:semiHidden="1" w:unhideWhenUsed="1"/>
+    <w:lsdException w:name="Table Classic 1" w:semiHidden="1" w:unhideWhenUsed="1"/>
+    <w:lsdException w:name="Table Classic 2" w:semiHidden="1" w:unhideWhenUsed="1"/>
+    <w:lsdException w:name="Table Classic 3" w:semiHidden="1" w:unhideWhenUsed="1"/>
+    <w:lsdException w:name="Table Classic 4" w:semiHidden="1" w:unhideWhenUsed="1"/>
+    <w:lsdException w:name="Table Colorful 1" w:semiHidden="1" w:unhideWhenUsed="1"/>
+    <w:lsdException w:name="Table Colorful 2" w:semiHidden="1" w:unhideWhenUsed="1"/>
+    <w:lsdException w:name="Table Colorful 3" w:semiHidden="1" w:unhideWhenUsed="1"/>
+    <w:lsdException w:name="Table Columns 1" w:semiHidden="1" w:unhideWhenUsed="1"/>
+    <w:lsdException w:name="Table Columns 2" w:semiHidden="1" w:unhideWhenUsed="1"/>
+    <w:lsdException w:name="Table Columns 3" w:semiHidden="1" w:unhideWhenUsed="1"/>
+    <w:lsdException w:name="Table Columns 4" w:semiHidden="1" w:unhideWhenUsed="1"/>
+    <w:lsdException w:name="Table Columns 5" w:semiHidden="1" w:unhideWhenUsed="1"/>
+    <w:lsdException w:name="Table Grid 1" w:semiHidden="1" w:unhideWhenUsed="1"/>
+    <w:lsdException w:name="Table Grid 2" w:semiHidden="1" w:unhideWhenUsed="1"/>
+    <w:lsdException w:name="Table Grid 3" w:semiHidden="1" w:unhideWhenUsed="1"/>
+    <w:lsdException w:name="Table Grid 4" w:semiHidden="1" w:unhideWhenUsed="1"/>
+    <w:lsdException w:name="Table Grid 5" w:semiHidden="1" w:unhideWhenUsed="1"/>
+    <w:lsdException w:name="Table Grid 6" w:semiHidden="1" w:unhideWhenUsed="1"/>
+    <w:lsdException w:name="Table Grid 7" w:semiHidden="1" w:unhideWhenUsed="1"/>
+    <w:lsdException w:name="Table Grid 8" w:semiHidden="1" w:unhideWhenUsed="1"/>
+    <w:lsdException w:name="Table List 1" w:semiHidden="1" w:unhideWhenUsed="1"/>
+    <w:lsdException w:name="Table List 2" w:semiHidden="1" w:unhideWhenUsed="1"/>
+    <w:lsdException w:name="Table List 3" w:semiHidden="1" w:unhideWhenUsed="1"/>
+    <w:lsdException w:name="Table List 4" w:semiHidden="1" w:unhideWhenUsed="1"/>
+    <w:lsdException w:name="Table List 5" w:semiHidden="1" w:unhideWhenUsed="1"/>
+    <w:lsdException w:name="Table List 6" w:semiHidden="1" w:unhideWhenUsed="1"/>
+    <w:lsdException w:name="Table List 7" w:semiHidden="1" w:unhideWhenUsed="1"/>
+    <w:lsdException w:name="Table List 8" w:semiHidden="1" w:unhideWhenUsed="1"/>
+    <w:lsdException w:name="Table 3D effects 1" w:semiHidden="1" w:unhideWhenUsed="1"/>
+    <w:lsdException w:name="Table 3D effects 2" w:semiHidden="1" w:unhideWhenUsed="1"/>
+    <w:lsdException w:name="Table 3D effects 3" w:semiHidden="1" w:unhideWhenUsed="1"/>
+    <w:lsdException w:name="Table Contemporary" w:semiHidden="1" w:unhideWhenUsed="1"/>
+    <w:lsdException w:name="Table Elegant" w:semiHidden="1" w:unhideWhenUsed="1"/>
+    <w:lsdException w:name="Table Professional" w:semiHidden="1" w:unhideWhenUsed="1"/>
+    <w:lsdException w:name="Table Subtle 1" w:semiHidden="1" w:unhideWhenUsed="1"/>
+    <w:lsdException w:name="Table Subtle 2" w:semiHidden="1" w:unhideWhenUsed="1"/>
+    <w:lsdException w:name="Table Web 1" w:semiHidden="1" w:unhideWhenUsed="1"/>
+    <w:lsdException w:name="Table Web 2" w:semiHidden="1" w:unhideWhenUsed="1"/>
+    <w:lsdException w:name="Table Web 3" w:semiHidden="1" w:unhideWhenUsed="1"/>
+    <w:lsdException w:name="Balloon Text" w:semiHidden="1" w:unhideWhenUsed="1"/>
+    <w:lsdException w:name="Table Grid" w:uiPriority="39"/>
+    <w:lsdException w:name="Table Theme" w:semiHidden="1" w:unhideWhenUsed="1"/>
+    <w:lsdException w:name="Placeholder Text" w:semiHidden="1"/>
+    <w:lsdException w:name="No Spacing" w:uiPriority="1" w:qFormat="1"/>
+    <w:lsdException w:name="Light Shading" w:uiPriority="60"/>
+    <w:lsdException w:name="Light List" w:uiPriority="61"/>
+    <w:lsdException w:name="Light Grid" w:uiPriority="62"/>
+    <w:lsdException w:name="Medium Shading 1" w:uiPriority="63"/>
+    <w:lsdException w:name="Medium Shading 2" w:uiPriority="64"/>
+    <w:lsdException w:name="Medium List 1" w:uiPriority="65"/>
+    <w:lsdException w:name="Medium List 2" w:uiPriority="66"/>
+    <w:lsdException w:name="Medium Grid 1" w:uiPriority="67"/>
+    <w:lsdException w:name="Medium Grid 2" w:uiPriority="68"/>
+    <w:lsdException w:name="Medium Grid 3" w:uiPriority="69"/>
+    <w:lsdException w:name="Dark List" w:uiPriority="70"/>
+    <w:lsdException w:name="Colorful Shading" w:uiPriority="71"/>
+    <w:lsdException w:name="Colorful List" w:uiPriority="72"/>
+    <w:lsdException w:name="Colorful Grid" w:uiPriority="73"/>
+    <w:lsdException w:name="Light Shading Accent 1" w:uiPriority="60"/>
+    <w:lsdException w:name="Light List Accent 1" w:uiPriority="61"/>
+    <w:lsdException w:name="Light Grid Accent 1" w:uiPriority="62"/>
+    <w:lsdException w:name="Medium Shading 1 Accent 1" w:uiPriority="63"/>
+    <w:lsdException w:name="Medium Shading 2 Accent 1" w:uiPriority="64"/>
+    <w:lsdException w:name="Medium List 1 Accent 1" w:uiPriority="65"/>
+    <w:lsdException w:name="Revision" w:semiHidden="1"/>
+    <w:lsdException w:name="List Paragraph" w:uiPriority="34" w:qFormat="1"/>
+    <w:lsdException w:name="Quote" w:uiPriority="29" w:qFormat="1"/>
+    <w:lsdException w:name="Intense Quote" w:uiPriority="30" w:qFormat="1"/>
+    <w:lsdException w:name="Medium List 2 Accent 1" w:uiPriority="66"/>
+    <w:lsdException w:name="Medium Grid 1 Accent 1" w:uiPriority="67"/>
+    <w:lsdException w:name="Medium Grid 2 Accent 1" w:uiPriority="68"/>
+    <w:lsdException w:name="Medium Grid 3 Accent 1" w:uiPriority="69"/>
+    <w:lsdException w:name="Dark List Accent 1" w:uiPriority="70"/>
+    <w:lsdException w:name="Colorful Shading Accent 1" w:uiPriority="71"/>
+    <w:lsdException w:name="Colorful List Accent 1" w:uiPriority="72"/>
+    <w:lsdException w:name="Colorful Grid Accent 1" w:uiPriority="73"/>
+    <w:lsdException w:name="Light Shading Accent 2" w:uiPriority="60"/>
+    <w:lsdException w:name="Light List Accent 2" w:uiPriority="61"/>
+    <w:lsdException w:name="Light Grid Accent 2" w:uiPriority="62"/>
+    <w:lsdException w:name="Medium Shading 1 Accent 2" w:uiPriority="63"/>
+    <w:lsdException w:name="Medium Shading 2 Accent 2" w:uiPriority="64"/>
+    <w:lsdException w:name="Medium List 1 Accent 2" w:uiPriority="65"/>
+    <w:lsdException w:name="Medium List 2 Accent 2" w:uiPriority="66"/>
+    <w:lsdException w:name="Medium Grid 1 Accent 2" w:uiPriority="67"/>
+    <w:lsdException w:name="Medium Grid 2 Accent 2" w:uiPriority="68"/>
+    <w:lsdException w:name="Medium Grid 3 Accent 2" w:uiPriority="69"/>
+    <w:lsdException w:name="Dark List Accent 2" w:uiPriority="70"/>
+    <w:lsdException w:name="Colorful Shading Accent 2" w:uiPriority="71"/>
+    <w:lsdException w:name="Colorful List Accent 2" w:uiPriority="72"/>
+    <w:lsdException w:name="Colorful Grid Accent 2" w:uiPriority="73"/>
+    <w:lsdException w:name="Light Shading Accent 3" w:uiPriority="60"/>
+    <w:lsdException w:name="Light List Accent 3" w:uiPriority="61"/>
+    <w:lsdException w:name="Light Grid Accent 3" w:uiPriority="62"/>
+    <w:lsdException w:name="Medium Shading 1 Accent 3" w:uiPriority="63"/>
+    <w:lsdException w:name="Medium Shading 2 Accent 3" w:uiPriority="64"/>
+    <w:lsdException w:name="Medium List 1 Accent 3" w:uiPriority="65"/>
+    <w:lsdException w:name="Medium List 2 Accent 3" w:uiPriority="66"/>
+    <w:lsdException w:name="Medium Grid 1 Accent 3" w:uiPriority="67"/>
+    <w:lsdException w:name="Medium Grid 2 Accent 3" w:uiPriority="68"/>
+    <w:lsdException w:name="Medium Grid 3 Accent 3" w:uiPriority="69"/>
+    <w:lsdException w:name="Dark List Accent 3" w:uiPriority="70"/>
+    <w:lsdException w:name="Colorful Shading Accent 3" w:uiPriority="71"/>
+    <w:lsdException w:name="Colorful List Accent 3" w:uiPriority="72"/>
+    <w:lsdException w:name="Colorful Grid Accent 3" w:uiPriority="73"/>
+    <w:lsdException w:name="Light Shading Accent 4" w:uiPriority="60"/>
+    <w:lsdException w:name="Light List Accent 4" w:uiPriority="61"/>
+    <w:lsdException w:name="Light Grid Accent 4" w:uiPriority="62"/>
+    <w:lsdException w:name="Medium Shading 1 Accent 4" w:uiPriority="63"/>
+    <w:lsdException w:name="Medium Shading 2 Accent 4" w:uiPriority="64"/>
+    <w:lsdException w:name="Medium List 1 Accent 4" w:uiPriority="65"/>
+    <w:lsdException w:name="Medium List 2 Accent 4" w:uiPriority="66"/>
+    <w:lsdException w:name="Medium Grid 1 Accent 4" w:uiPriority="67"/>
+    <w:lsdException w:name="Medium Grid 2 Accent 4" w:uiPriority="68"/>
+    <w:lsdException w:name="Medium Grid 3 Accent 4" w:uiPriority="69"/>
+    <w:lsdException w:name="Dark List Accent 4" w:uiPriority="70"/>
+    <w:lsdException w:name="Colorful Shading Accent 4" w:uiPriority="71"/>
+    <w:lsdException w:name="Colorful List Accent 4" w:uiPriority="72"/>
+    <w:lsdException w:name="Colorful Grid Accent 4" w:uiPriority="73"/>
+    <w:lsdException w:name="Light Shading Accent 5" w:uiPriority="60"/>
+    <w:lsdException w:name="Light List Accent 5" w:uiPriority="61"/>
+    <w:lsdException w:name="Light Grid Accent 5" w:uiPriority="62"/>
+    <w:lsdException w:name="Medium Shading 1 Accent 5" w:uiPriority="63"/>
+    <w:lsdException w:name="Medium Shading 2 Accent 5" w:uiPriority="64"/>
+    <w:lsdException w:name="Medium List 1 Accent 5" w:uiPriority="65"/>
+    <w:lsdException w:name="Medium List 2 Accent 5" w:uiPriority="66"/>
+    <w:lsdException w:name="Medium Grid 1 Accent 5" w:uiPriority="67"/>
+    <w:lsdException w:name="Medium Grid 2 Accent 5" w:uiPriority="68"/>
+    <w:lsdException w:name="Medium Grid 3 Accent 5" w:uiPriority="69"/>
+    <w:lsdException w:name="Dark List Accent 5" w:uiPriority="70"/>
+    <w:lsdException w:name="Colorful Shading Accent 5" w:uiPriority="71"/>
+    <w:lsdException w:name="Colorful List Accent 5" w:uiPriority="72"/>
+    <w:lsdException w:name="Colorful Grid Accent 5" w:uiPriority="73"/>
+    <w:lsdException w:name="Light Shading Accent 6" w:uiPriority="60"/>
+    <w:lsdException w:name="Light List Accent 6" w:uiPriority="61"/>
+    <w:lsdException w:name="Light Grid Accent 6" w:uiPriority="62"/>
+    <w:lsdException w:name="Medium Shading 1 Accent 6" w:uiPriority="63"/>
+    <w:lsdException w:name="Medium Shading 2 Accent 6" w:uiPriority="64"/>
+    <w:lsdException w:name="Medium List 1 Accent 6" w:uiPriority="65"/>
+    <w:lsdException w:name="Medium List 2 Accent 6" w:uiPriority="66"/>
+    <w:lsdException w:name="Medium Grid 1 Accent 6" w:uiPriority="67"/>
+    <w:lsdException w:name="Medium Grid 2 Accent 6" w:uiPriority="68"/>
+    <w:lsdException w:name="Medium Grid 3 Accent 6" w:uiPriority="69"/>
+    <w:lsdException w:name="Dark List Accent 6" w:uiPriority="70"/>
+    <w:lsdException w:name="Colorful Shading Accent 6" w:uiPriority="71"/>
+    <w:lsdException w:name="Colorful List Accent 6" w:uiPriority="72"/>
+    <w:lsdException w:name="Colorful Grid Accent 6" w:uiPriority="73"/>
+    <w:lsdException w:name="Subtle Emphasis" w:uiPriority="19" w:qFormat="1"/>
+    <w:lsdException w:name="Intense Emphasis" w:uiPriority="21" w:qFormat="1"/>
+    <w:lsdException w:name="Subtle Reference" w:uiPriority="31" w:qFormat="1"/>
+    <w:lsdException w:name="Intense Reference" w:uiPriority="32" w:qFormat="1"/>
+    <w:lsdException w:name="Book Title" w:uiPriority="33" w:qFormat="1"/>
+    <w:lsdException w:name="Bibliography" w:semiHidden="1" w:uiPriority="37" w:unhideWhenUsed="1"/>
+    <w:lsdException w:name="TOC Heading" w:semiHidden="1" w:uiPriority="39" w:unhideWhenUsed="1" w:qFormat="1"/>
+    <w:lsdException w:name="Plain Table 1" w:uiPriority="41"/>
+    <w:lsdException w:name="Plain Table 2" w:uiPriority="42"/>
+    <w:lsdException w:name="Plain Table 3" w:uiPriority="43"/>
+    <w:lsdException w:name="Plain Table 4" w:uiPriority="44"/>
+    <w:lsdException w:name="Plain Table 5" w:uiPriority="45"/>
+    <w:lsdException w:name="Grid Table Light" w:uiPriority="40"/>
+    <w:lsdException w:name="Grid Table 1 Light" w:uiPriority="46"/>
+    <w:lsdException w:name="Grid Table 2" w:uiPriority="47"/>
+    <w:lsdException w:name="Grid Table 3" w:uiPriority="48"/>
+    <w:lsdException w:name="Grid Table 4" w:uiPriority="49"/>
+    <w:lsdException w:name="Grid Table 5 Dark" w:uiPriority="50"/>
+    <w:lsdException w:name="Grid Table 6 Colorful" w:uiPriority="51"/>
+    <w:lsdException w:name="Grid Table 7 Colorful" w:uiPriority="52"/>
+    <w:lsdException w:name="Grid Table 1 Light Accent 1" w:uiPriority="46"/>
+    <w:lsdException w:name="Grid Table 2 Accent 1" w:uiPriority="47"/>
+    <w:lsdException w:name="Grid Table 3 Accent 1" w:uiPriority="48"/>
+    <w:lsdException w:name="Grid Table 4 Accent 1" w:uiPriority="49"/>
+    <w:lsdException w:name="Grid Table 5 Dark Accent 1" w:uiPriority="50"/>
+    <w:lsdException w:name="Grid Table 6 Colorful Accent 1" w:uiPriority="51"/>
+    <w:lsdException w:name="Grid Table 7 Colorful Accent 1" w:uiPriority="52"/>
+    <w:lsdException w:name="Grid Table 1 Light Accent 2" w:uiPriority="46"/>
+    <w:lsdException w:name="Grid Table 2 Accent 2" w:uiPriority="47"/>
+    <w:lsdException w:name="Grid Table 3 Accent 2" w:uiPriority="48"/>
+    <w:lsdException w:name="Grid Table 4 Accent 2" w:uiPriority="49"/>
+    <w:lsdException w:name="Grid Table 5 Dark Accent 2" w:uiPriority="50"/>
+    <w:lsdException w:name="Grid Table 6 Colorful Accent 2" w:uiPriority="51"/>
+    <w:lsdException w:name="Grid Table 7 Colorful Accent 2" w:uiPriority="52"/>
+    <w:lsdException w:name="Grid Table 1 Light Accent 3" w:uiPriority="46"/>
+    <w:lsdException w:name="Grid Table 2 Accent 3" w:uiPriority="47"/>
+    <w:lsdException w:name="Grid Table 3 Accent 3" w:uiPriority="48"/>
+    <w:lsdException w:name="Grid Table 4 Accent 3" w:uiPriority="49"/>
+    <w:lsdException w:name="Grid Table 5 Dark Accent 3" w:uiPriority="50"/>
+    <w:lsdException w:name="Grid Table 6 Colorful Accent 3" w:uiPriority="51"/>
+    <w:lsdException w:name="Grid Table 7 Colorful Accent 3" w:uiPriority="52"/>
+    <w:lsdException w:name="Grid Table 1 Light Accent 4" w:uiPriority="46"/>
+    <w:lsdException w:name="Grid Table 2 Accent 4" w:uiPriority="47"/>
+    <w:lsdException w:name="Grid Table 3 Accent 4" w:uiPriority="48"/>
+    <w:lsdException w:name="Grid Table 4 Accent 4" w:uiPriority="49"/>
+    <w:lsdException w:name="Grid Table 5 Dark Accent 4" w:uiPriority="50"/>
+    <w:lsdException w:name="Grid Table 6 Colorful Accent 4" w:uiPriority="51"/>
+    <w:lsdException w:name="Grid Table 7 Colorful Accent 4" w:uiPriority="52"/>
+    <w:lsdException w:name="Grid Table 1 Light Accent 5" w:uiPriority="46"/>
+    <w:lsdException w:name="Grid Table 2 Accent 5" w:uiPriority="47"/>
+    <w:lsdException w:name="Grid Table 3 Accent 5" w:uiPriority="48"/>
+    <w:lsdException w:name="Grid Table 4 Accent 5" w:uiPriority="49"/>
+    <w:lsdException w:name="Grid Table 5 Dark Accent 5" w:uiPriority="50"/>
+    <w:lsdException w:name="Grid Table 6 Colorful Accent 5" w:uiPriority="51"/>
+    <w:lsdException w:name="Grid Table 7 Colorful Accent 5" w:uiPriority="52"/>
+    <w:lsdException w:name="Grid Table 1 Light Accent 6" w:uiPriority="46"/>
+    <w:lsdException w:name="Grid Table 2 Accent 6" w:uiPriority="47"/>
+    <w:lsdException w:name="Grid Table 3 Accent 6" w:uiPriority="48"/>
+    <w:lsdException w:name="Grid Table 4 Accent 6" w:uiPriority="49"/>
+    <w:lsdException w:name="Grid Table 5 Dark Accent 6" w:uiPriority="50"/>
+    <w:lsdException w:name="Grid Table 6 Colorful Accent 6" w:uiPriority="51"/>
+    <w:lsdException w:name="Grid Table 7 Colorful Accent 6" w:uiPriority="52"/>
+    <w:lsdException w:name="List Table 1 Light" w:uiPriority="46"/>
+    <w:lsdException w:name="List Table 2" w:uiPriority="47"/>
+    <w:lsdException w:name="List Table 3" w:uiPriority="48"/>
+    <w:lsdException w:name="List Table 4" w:uiPriority="49"/>
+    <w:lsdException w:name="List Table 5 Dark" w:uiPriority="50"/>
+    <w:lsdException w:name="List Table 6 Colorful" w:uiPriority="51"/>
+    <w:lsdException w:name="List Table 7 Colorful" w:uiPriority="52"/>
+    <w:lsdException w:name="List Table 1 Light Accent 1" w:uiPriority="46"/>
+    <w:lsdException w:name="List Table 2 Accent 1" w:uiPriority="47"/>
+    <w:lsdException w:name="List Table 3 Accent 1" w:uiPriority="48"/>
+    <w:lsdException w:name="List Table 4 Accent 1" w:uiPriority="49"/>
+    <w:lsdException w:name="List Table 5 Dark Accent 1" w:uiPriority="50"/>
+    <w:lsdException w:name="List Table 6 Colorful Accent 1" w:uiPriority="51"/>
+    <w:lsdException w:name="List Table 7 Colorful Accent 1" w:uiPriority="52"/>
+    <w:lsdException w:name="List Table 1 Light Accent 2" w:uiPriority="46"/>
+    <w:lsdException w:name="List Table 2 Accent 2" w:uiPriority="47"/>
+    <w:lsdException w:name="List Table 3 Accent 2" w:uiPriority="48"/>
+    <w:lsdException w:name="List Table 4 Accent 2" w:uiPriority="49"/>
+    <w:lsdException w:name="List Table 5 Dark Accent 2" w:uiPriority="50"/>
+    <w:lsdException w:name="List Table 6 Colorful Accent 2" w:uiPriority="51"/>
+    <w:lsdException w:name="List Table 7 Colorful Accent 2" w:uiPriority="52"/>
+    <w:lsdException w:name="List Table 1 Light Accent 3" w:uiPriority="46"/>
+    <w:lsdException w:name="List Table 2 Accent 3" w:uiPriority="47"/>
+    <w:lsdException w:name="List Table 3 Accent 3" w:uiPriority="48"/>
+    <w:lsdException w:name="List Table 4 Accent 3" w:uiPriority="49"/>
+    <w:lsdException w:name="List Table 5 Dark Accent 3" w:uiPriority="50"/>
+    <w:lsdException w:name="List Table 6 Colorful Accent 3" w:uiPriority="51"/>
+    <w:lsdException w:name="List Table 7 Colorful Accent 3" w:uiPriority="52"/>
+    <w:lsdException w:name="List Table 1 Light Accent 4" w:uiPriority="46"/>
+    <w:lsdException w:name="List Table 2 Accent 4" w:uiPriority="47"/>
+    <w:lsdException w:name="List Table 3 Accent 4" w:uiPriority="48"/>
+    <w:lsdException w:name="List Table 4 Accent 4" w:uiPriority="49"/>
+    <w:lsdException w:name="List Table 5 Dark Accent 4" w:uiPriority="50"/>
+    <w:lsdException w:name="List Table 6 Colorful Accent 4" w:uiPriority="51"/>
+    <w:lsdException w:name="List Table 7 Colorful Accent 4" w:uiPriority="52"/>
+    <w:lsdException w:name="List Table 1 Light Accent 5" w:uiPriority="46"/>
+    <w:lsdException w:name="List Table 2 Accent 5" w:uiPriority="47"/>
+    <w:lsdException w:name="List Table 3 Accent 5" w:uiPriority="48"/>
+    <w:lsdException w:name="List Table 4 Accent 5" w:uiPriority="49"/>
+    <w:lsdException w:name="List Table 5 Dark Accent 5" w:uiPriority="50"/>
+    <w:lsdException w:name="List Table 6 Colorful Accent 5" w:uiPriority="51"/>
+    <w:lsdException w:name="List Table 7 Colorful Accent 5" w:uiPriority="52"/>
+    <w:lsdException w:name="List Table 1 Light Accent 6" w:uiPriority="46"/>
+    <w:lsdException w:name="List Table 2 Accent 6" w:uiPriority="47"/>
+    <w:lsdException w:name="List Table 3 Accent 6" w:uiPriority="48"/>
+    <w:lsdException w:name="List Table 4 Accent 6" w:uiPriority="49"/>
+    <w:lsdException w:name="List Table 5 Dark Accent 6" w:uiPriority="50"/>
+    <w:lsdException w:name="List Table 6 Colorful Accent 6" w:uiPriority="51"/>
+    <w:lsdException w:name="List Table 7 Colorful Accent 6" w:uiPriority="52"/>
+    <w:lsdException w:name="Mention" w:semiHidden="1" w:unhideWhenUsed="1"/>
+    <w:lsdException w:name="Smart Hyperlink" w:semiHidden="1" w:unhideWhenUsed="1"/>
+    <w:lsdException w:name="Hashtag" w:semiHidden="1" w:unhideWhenUsed="1"/>
+    <w:lsdException w:name="Unresolved Mention" w:semiHidden="1" w:unhideWhenUsed="1"/>
+    <w:lsdException w:name="Smart Link" w:semiHidden="1" w:unhideWhenUsed="1"/>
+  </w:latentStyles>
+  <w:style w:type="paragraph" w:default="1" w:styleId="Normal">
+    <w:name w:val="Normal"/>
+    <w:qFormat/>
   </w:style>
   <w:style w:type="paragraph" w:styleId="Heading1">
     <w:name w:val="heading 1"/>
     <w:basedOn w:val="Normal"/>
     <w:next w:val="Normal"/>
+    <w:uiPriority w:val="9"/>
+    <w:qFormat/>
     <w:pPr>
-      <w:keepNext w:val="1"/>
-      <w:keepLines w:val="1"/>
-      <w:pageBreakBefore w:val="0"/>
-      <w:spacing w:after="120" w:before="400" w:lineRule="auto"/>
+      <w:keepNext/>
+      <w:keepLines/>
+      <w:spacing w:before="400" w:after="120"/>
+      <w:outlineLvl w:val="0"/>
     </w:pPr>
     <w:rPr>
       <w:sz w:val="40"/>
@@ -4107,15 +4347,16 @@
     <w:name w:val="heading 2"/>
     <w:basedOn w:val="Normal"/>
     <w:next w:val="Normal"/>
+    <w:uiPriority w:val="9"/>
+    <w:unhideWhenUsed/>
+    <w:qFormat/>
     <w:pPr>
-      <w:keepNext w:val="1"/>
-      <w:keepLines w:val="1"/>
-      <w:pageBreakBefore w:val="0"/>
-      <w:spacing w:after="120" w:before="360" w:lineRule="auto"/>
+      <w:keepNext/>
+      <w:keepLines/>
+      <w:spacing w:before="360" w:after="120"/>
+      <w:outlineLvl w:val="1"/>
     </w:pPr>
     <w:rPr>
-      <w:b w:val="0"/>
-      <w:bCs w:val="0"/>
       <w:sz w:val="32"/>
       <w:szCs w:val="32"/>
     </w:rPr>
@@ -4124,15 +4365,16 @@
     <w:name w:val="heading 3"/>
     <w:basedOn w:val="Normal"/>
     <w:next w:val="Normal"/>
+    <w:uiPriority w:val="9"/>
+    <w:unhideWhenUsed/>
+    <w:qFormat/>
     <w:pPr>
-      <w:keepNext w:val="1"/>
-      <w:keepLines w:val="1"/>
-      <w:pageBreakBefore w:val="0"/>
-      <w:spacing w:after="80" w:before="320" w:lineRule="auto"/>
+      <w:keepNext/>
+      <w:keepLines/>
+      <w:spacing w:before="320" w:after="80"/>
+      <w:outlineLvl w:val="2"/>
     </w:pPr>
     <w:rPr>
-      <w:b w:val="0"/>
-      <w:bCs w:val="0"/>
       <w:color w:val="434343"/>
       <w:sz w:val="28"/>
       <w:szCs w:val="28"/>
@@ -4142,11 +4384,15 @@
     <w:name w:val="heading 4"/>
     <w:basedOn w:val="Normal"/>
     <w:next w:val="Normal"/>
+    <w:uiPriority w:val="9"/>
+    <w:semiHidden/>
+    <w:unhideWhenUsed/>
+    <w:qFormat/>
     <w:pPr>
-      <w:keepNext w:val="1"/>
-      <w:keepLines w:val="1"/>
-      <w:pageBreakBefore w:val="0"/>
-      <w:spacing w:after="80" w:before="280" w:lineRule="auto"/>
+      <w:keepNext/>
+      <w:keepLines/>
+      <w:spacing w:before="280" w:after="80"/>
+      <w:outlineLvl w:val="3"/>
     </w:pPr>
     <w:rPr>
       <w:color w:val="666666"/>
@@ -4158,45 +4404,88 @@
     <w:name w:val="heading 5"/>
     <w:basedOn w:val="Normal"/>
     <w:next w:val="Normal"/>
+    <w:uiPriority w:val="9"/>
+    <w:semiHidden/>
+    <w:unhideWhenUsed/>
+    <w:qFormat/>
     <w:pPr>
-      <w:keepNext w:val="1"/>
-      <w:keepLines w:val="1"/>
-      <w:pageBreakBefore w:val="0"/>
-      <w:spacing w:after="80" w:before="240" w:lineRule="auto"/>
+      <w:keepNext/>
+      <w:keepLines/>
+      <w:spacing w:before="240" w:after="80"/>
+      <w:outlineLvl w:val="4"/>
     </w:pPr>
     <w:rPr>
       <w:color w:val="666666"/>
-      <w:sz w:val="22"/>
-      <w:szCs w:val="22"/>
     </w:rPr>
   </w:style>
   <w:style w:type="paragraph" w:styleId="Heading6">
     <w:name w:val="heading 6"/>
     <w:basedOn w:val="Normal"/>
     <w:next w:val="Normal"/>
+    <w:uiPriority w:val="9"/>
+    <w:semiHidden/>
+    <w:unhideWhenUsed/>
+    <w:qFormat/>
     <w:pPr>
-      <w:keepNext w:val="1"/>
-      <w:keepLines w:val="1"/>
-      <w:pageBreakBefore w:val="0"/>
-      <w:spacing w:after="80" w:before="240" w:lineRule="auto"/>
+      <w:keepNext/>
+      <w:keepLines/>
+      <w:spacing w:before="240" w:after="80"/>
+      <w:outlineLvl w:val="5"/>
     </w:pPr>
     <w:rPr>
-      <w:i w:val="1"/>
-      <w:iCs w:val="1"/>
+      <w:i/>
+      <w:iCs/>
       <w:color w:val="666666"/>
-      <w:sz w:val="22"/>
-      <w:szCs w:val="22"/>
     </w:rPr>
+  </w:style>
+  <w:style w:type="character" w:default="1" w:styleId="DefaultParagraphFont">
+    <w:name w:val="Default Paragraph Font"/>
+    <w:uiPriority w:val="1"/>
+    <w:semiHidden/>
+    <w:unhideWhenUsed/>
+  </w:style>
+  <w:style w:type="table" w:default="1" w:styleId="TableNormal">
+    <w:name w:val="Normal Table"/>
+    <w:uiPriority w:val="99"/>
+    <w:semiHidden/>
+    <w:unhideWhenUsed/>
+    <w:tblPr>
+      <w:tblInd w:w="0" w:type="dxa"/>
+      <w:tblCellMar>
+        <w:top w:w="0" w:type="dxa"/>
+        <w:left w:w="108" w:type="dxa"/>
+        <w:bottom w:w="0" w:type="dxa"/>
+        <w:right w:w="108" w:type="dxa"/>
+      </w:tblCellMar>
+    </w:tblPr>
+  </w:style>
+  <w:style w:type="numbering" w:default="1" w:styleId="NoList">
+    <w:name w:val="No List"/>
+    <w:uiPriority w:val="99"/>
+    <w:semiHidden/>
+    <w:unhideWhenUsed/>
+  </w:style>
+  <w:style w:type="table" w:customStyle="1" w:styleId="TableNormal0">
+    <w:name w:val="TableNormal"/>
+    <w:tblPr>
+      <w:tblCellMar>
+        <w:top w:w="100" w:type="dxa"/>
+        <w:left w:w="100" w:type="dxa"/>
+        <w:bottom w:w="100" w:type="dxa"/>
+        <w:right w:w="100" w:type="dxa"/>
+      </w:tblCellMar>
+    </w:tblPr>
   </w:style>
   <w:style w:type="paragraph" w:styleId="Title">
     <w:name w:val="Title"/>
     <w:basedOn w:val="Normal"/>
     <w:next w:val="Normal"/>
+    <w:uiPriority w:val="10"/>
+    <w:qFormat/>
     <w:pPr>
-      <w:keepNext w:val="1"/>
-      <w:keepLines w:val="1"/>
-      <w:pageBreakBefore w:val="0"/>
-      <w:spacing w:after="60" w:before="0" w:lineRule="auto"/>
+      <w:keepNext/>
+      <w:keepLines/>
+      <w:spacing w:after="60"/>
     </w:pPr>
     <w:rPr>
       <w:sz w:val="52"/>
@@ -4207,16 +4496,14 @@
     <w:name w:val="Subtitle"/>
     <w:basedOn w:val="Normal"/>
     <w:next w:val="Normal"/>
+    <w:uiPriority w:val="11"/>
+    <w:qFormat/>
     <w:pPr>
-      <w:keepNext w:val="1"/>
-      <w:keepLines w:val="1"/>
-      <w:pageBreakBefore w:val="0"/>
-      <w:spacing w:after="320" w:before="0" w:lineRule="auto"/>
+      <w:keepNext/>
+      <w:keepLines/>
+      <w:spacing w:after="320"/>
     </w:pPr>
     <w:rPr>
-      <w:rFonts w:ascii="Arial" w:cs="Arial" w:eastAsia="Arial" w:hAnsi="Arial"/>
-      <w:i w:val="0"/>
-      <w:iCs w:val="0"/>
       <w:color w:val="666666"/>
       <w:sz w:val="30"/>
       <w:szCs w:val="30"/>
